--- a/docs/assets/docs/02_Udirdamj.docx
+++ b/docs/assets/docs/02_Udirdamj.docx
@@ -28,9 +28,8 @@
           <w:b w:val="0"/>
           <w:i w:val="0"/>
           <w:sz w:val="22"/>
-          <w:highlight w:val="yellow"/>
-        </w:rPr>
-        <w:t>[Сургуулийн нэр]</w:t>
+        </w:rPr>
+        <w:t>Octolearn London School</w:t>
       </w:r>
       <w:r>
         <w:rPr>
@@ -107,9 +106,8 @@
           <w:b/>
           <w:i w:val="0"/>
           <w:sz w:val="24"/>
-          <w:highlight w:val="yellow"/>
-        </w:rPr>
-        <w:t>[Сургуулийн нэр]</w:t>
+        </w:rPr>
+        <w:t>Octolearn London School</w:t>
       </w:r>
       <w:r>
         <w:rPr>
@@ -118,7 +116,7 @@
           <w:i w:val="0"/>
           <w:sz w:val="24"/>
         </w:rPr>
-        <w:t>-ИЙН 8–12 ДУГААР АНГИЙН СУРАГЧДЫН ДУНД ЗОХИОН БАЙГУУЛАХ “АНГИЙН АВАРГА – CS2 2026” ЦАХИМ СПОРТЫН ТЭМЦЭЭНИЙ УДИРДАМЖ</w:t>
+        <w:t>-ИЙН 8–12 ДУГААР АНГИЙН СУРАГЧДЫН ДУНД ЗОХИОН БАЙГУУЛАХ “СУРГУУЛИЙН АВАРГА – CS2 2026” ЦАХИМ СПОРТЫН ТЭМЦЭЭНИЙ УДИРДАМЖ</w:t>
       </w:r>
     </w:p>
     <w:tbl>
@@ -217,7 +215,7 @@
           <w:b w:val="0"/>
           <w:i w:val="0"/>
         </w:rPr>
-        <w:t xml:space="preserve"> Сурагчдын цахим спортын сонирхлыг эерэг, хяналттай, албан ёсны орчинд нийцүүлэн хөгжүүлж, багаар ажиллах, стратегийн сэтгэлгээ, шударга тоглолт, эрүүл цахим соёлыг төлөвшүүлэх, ангийн хамт олны эв нэгдлийг бэхжүүлж, “Ангийн аварга” шилжин явах цомын уламжлалыг сургуульдаа бий болгоход оршино.</w:t>
+        <w:t xml:space="preserve"> Сурагчдын цахим спортын сонирхлыг эерэг, хяналттай, албан ёсны орчинд нийцүүлэн хөгжүүлж, багаар ажиллах, стратегийн сэтгэлгээ, шударга өрсөлдөөн, эрүүл цахим соёлыг төлөвшүүлэх, ангийн хамт олны эв нэгдлийг бэхжүүлж, “Сургуулийн аварга” шилжин явах цомын уламжлалыг сургуульдаа бий болгоход оршино.</w:t>
       </w:r>
     </w:p>
     <w:p>
@@ -345,7 +343,7 @@
           <w:b w:val="0"/>
           <w:i w:val="0"/>
         </w:rPr>
-        <w:t xml:space="preserve"> Шударга тоглолт, эрүүл тоглоомын дадал (завсарлага, дэлгэцийн цагийн зохистой хэмжээ)-ыг сурталчлах;</w:t>
+        <w:t xml:space="preserve"> Шударга өрсөлдөөн, эрүүл тоглоомын дадал (завсарлага, дэлгэцийн цагийн зохистой хэмжээ)-ыг сурталчлах;</w:t>
       </w:r>
     </w:p>
     <w:p>
@@ -450,9 +448,8 @@
           <w:rFonts w:ascii="Arial" w:hAnsi="Arial" w:cs="Arial" w:eastAsia="Arial"/>
           <w:b w:val="0"/>
           <w:i w:val="0"/>
-          <w:highlight w:val="yellow"/>
-        </w:rPr>
-        <w:t>[Сургуулийн нэр]</w:t>
+        </w:rPr>
+        <w:t>Octolearn London School</w:t>
       </w:r>
       <w:r>
         <w:rPr>
@@ -550,7 +547,23 @@
           <w:b w:val="0"/>
           <w:i w:val="0"/>
         </w:rPr>
-        <w:t>-д проектороор 90 секундын хоцрогдолтой дамжуулалт (CSTV)-аар үзнэ. Мөн тоглолтыг энэхүү удирдамжийн 13 дугаар зүйлд заасан нөхцөлөөр сургуулийн Facebook хуудсанд шууд дамжуулна.</w:t>
+        <w:t>-д проектороор 90 секундын хоцрогдолтой дамжуулалт (CSTV)-аар үзнэ. Мөн тоглолтыг энэхүү удирдамжийн 13 дугаар зүйлд заасан нөхцөлөөр сургуулийн албан ёсны Facebook хуудас “</w:t>
+      </w:r>
+      <w:r>
+        <w:rPr>
+          <w:rFonts w:ascii="Arial" w:hAnsi="Arial" w:cs="Arial" w:eastAsia="Arial"/>
+          <w:b w:val="0"/>
+          <w:i w:val="0"/>
+        </w:rPr>
+        <w:t>Octolearn London School</w:t>
+      </w:r>
+      <w:r>
+        <w:rPr>
+          <w:rFonts w:ascii="Arial" w:hAnsi="Arial" w:cs="Arial" w:eastAsia="Arial"/>
+          <w:b w:val="0"/>
+          <w:i w:val="0"/>
+        </w:rPr>
+        <w:t>”-д шууд дамжуулна.</w:t>
       </w:r>
     </w:p>
     <w:p>
@@ -606,7 +619,7 @@
           <w:b w:val="0"/>
           <w:i w:val="0"/>
         </w:rPr>
-        <w:t>-д болно.</w:t>
+        <w:t>-д болно. Сугалаанд анги бүрээс багийн ахлагч эсвэл ангийн төлөөлөгч оролцоно. Хэсгийн сугалааг ангиар явуулах тул сугалаа багийн бүрэлдэхүүнийг царцаахгүй (6.5).</w:t>
       </w:r>
     </w:p>
     <w:p>
@@ -622,6 +635,450 @@
           <w:i w:val="0"/>
         </w:rPr>
         <w:t>3.5.</w:t>
+      </w:r>
+      <w:r>
+        <w:rPr>
+          <w:rFonts w:ascii="Arial" w:hAnsi="Arial" w:cs="Arial" w:eastAsia="Arial"/>
+          <w:b w:val="0"/>
+          <w:i w:val="0"/>
+        </w:rPr>
+        <w:t xml:space="preserve"> Бэлтгэл ажлын гол хугацаа:</w:t>
+      </w:r>
+    </w:p>
+    <w:tbl>
+      <w:tblPr>
+        <w:tblStyle w:val="TableGrid"/>
+        <w:tblW w:type="auto" w:w="0"/>
+        <w:jc w:val="center"/>
+        <w:tblLayout w:type="fixed"/>
+        <w:tblLook w:firstColumn="1" w:firstRow="1" w:lastColumn="0" w:lastRow="0" w:noHBand="0" w:noVBand="1" w:val="04A0"/>
+      </w:tblPr>
+      <w:tblGrid>
+        <w:gridCol w:w="4677"/>
+        <w:gridCol w:w="4677"/>
+      </w:tblGrid>
+      <w:tr>
+        <w:trPr>
+          <w:tblHeader w:val="true"/>
+        </w:trPr>
+        <w:tc>
+          <w:tcPr>
+            <w:tcW w:type="dxa" w:w="2268"/>
+            <w:vAlign w:val="center"/>
+            <w:shd w:val="clear" w:color="auto" w:fill="D9E2F3"/>
+          </w:tcPr>
+          <w:p>
+            <w:pPr>
+              <w:spacing w:after="20" w:line="240" w:lineRule="auto"/>
+              <w:jc w:val="center"/>
+            </w:pPr>
+            <w:r/>
+            <w:r>
+              <w:rPr>
+                <w:rFonts w:ascii="Arial" w:hAnsi="Arial" w:cs="Arial" w:eastAsia="Arial"/>
+                <w:b/>
+                <w:i w:val="0"/>
+                <w:sz w:val="20"/>
+              </w:rPr>
+              <w:t>Хугацаа</w:t>
+            </w:r>
+          </w:p>
+        </w:tc>
+        <w:tc>
+          <w:tcPr>
+            <w:tcW w:type="dxa" w:w="7087"/>
+            <w:vAlign w:val="center"/>
+            <w:shd w:val="clear" w:color="auto" w:fill="D9E2F3"/>
+          </w:tcPr>
+          <w:p>
+            <w:pPr>
+              <w:spacing w:after="20" w:line="240" w:lineRule="auto"/>
+              <w:jc w:val="center"/>
+            </w:pPr>
+            <w:r/>
+            <w:r>
+              <w:rPr>
+                <w:rFonts w:ascii="Arial" w:hAnsi="Arial" w:cs="Arial" w:eastAsia="Arial"/>
+                <w:b/>
+                <w:i w:val="0"/>
+                <w:sz w:val="20"/>
+              </w:rPr>
+              <w:t>Үйл ажиллагаа</w:t>
+            </w:r>
+          </w:p>
+        </w:tc>
+      </w:tr>
+      <w:tr>
+        <w:tc>
+          <w:tcPr>
+            <w:tcW w:type="dxa" w:w="2268"/>
+            <w:vAlign w:val="center"/>
+          </w:tcPr>
+          <w:p>
+            <w:pPr>
+              <w:spacing w:after="20" w:line="240" w:lineRule="auto"/>
+            </w:pPr>
+            <w:r/>
+            <w:r>
+              <w:rPr>
+                <w:rFonts w:ascii="Arial" w:hAnsi="Arial" w:cs="Arial" w:eastAsia="Arial"/>
+                <w:b w:val="0"/>
+                <w:i w:val="0"/>
+                <w:sz w:val="20"/>
+              </w:rPr>
+              <w:t>10.15–10.16</w:t>
+            </w:r>
+          </w:p>
+        </w:tc>
+        <w:tc>
+          <w:tcPr>
+            <w:tcW w:type="dxa" w:w="7087"/>
+            <w:vAlign w:val="center"/>
+          </w:tcPr>
+          <w:p>
+            <w:pPr>
+              <w:spacing w:after="20" w:line="240" w:lineRule="auto"/>
+            </w:pPr>
+            <w:r/>
+            <w:r>
+              <w:rPr>
+                <w:rFonts w:ascii="Arial" w:hAnsi="Arial" w:cs="Arial" w:eastAsia="Arial"/>
+                <w:b w:val="0"/>
+                <w:i w:val="0"/>
+                <w:sz w:val="20"/>
+              </w:rPr>
+              <w:t>Ангийн QR карт, битүүмжилсэн PIN хуудсыг анги удирдсан багш нарт (удирдлага, багш нарын багийнхыг — багийн ахлагчид) гардуулна</w:t>
+            </w:r>
+          </w:p>
+        </w:tc>
+      </w:tr>
+      <w:tr>
+        <w:tc>
+          <w:tcPr>
+            <w:tcW w:type="dxa" w:w="2268"/>
+            <w:vAlign w:val="center"/>
+          </w:tcPr>
+          <w:p>
+            <w:pPr>
+              <w:spacing w:after="20" w:line="240" w:lineRule="auto"/>
+            </w:pPr>
+            <w:r/>
+            <w:r>
+              <w:rPr>
+                <w:rFonts w:ascii="Arial" w:hAnsi="Arial" w:cs="Arial" w:eastAsia="Arial"/>
+                <w:b w:val="0"/>
+                <w:i w:val="0"/>
+                <w:sz w:val="20"/>
+              </w:rPr>
+              <w:t>10.19–10.23</w:t>
+            </w:r>
+          </w:p>
+        </w:tc>
+        <w:tc>
+          <w:tcPr>
+            <w:tcW w:type="dxa" w:w="7087"/>
+            <w:vAlign w:val="center"/>
+          </w:tcPr>
+          <w:p>
+            <w:pPr>
+              <w:spacing w:after="20" w:line="240" w:lineRule="auto"/>
+            </w:pPr>
+            <w:r/>
+            <w:r>
+              <w:rPr>
+                <w:rFonts w:ascii="Arial" w:hAnsi="Arial" w:cs="Arial" w:eastAsia="Arial"/>
+                <w:b w:val="0"/>
+                <w:i w:val="0"/>
+                <w:sz w:val="20"/>
+              </w:rPr>
+              <w:t>Анги бүрийн Steam нэвтрэлтийн дасгал (хичээлийн дараа)</w:t>
+            </w:r>
+          </w:p>
+        </w:tc>
+      </w:tr>
+      <w:tr>
+        <w:tc>
+          <w:tcPr>
+            <w:tcW w:type="dxa" w:w="2268"/>
+            <w:vAlign w:val="center"/>
+          </w:tcPr>
+          <w:p>
+            <w:pPr>
+              <w:spacing w:after="20" w:line="240" w:lineRule="auto"/>
+            </w:pPr>
+            <w:r/>
+            <w:r>
+              <w:rPr>
+                <w:rFonts w:ascii="Arial" w:hAnsi="Arial" w:cs="Arial" w:eastAsia="Arial"/>
+                <w:b w:val="0"/>
+                <w:i w:val="0"/>
+                <w:sz w:val="20"/>
+              </w:rPr>
+              <w:t>10.21 (Лхагва)</w:t>
+            </w:r>
+          </w:p>
+        </w:tc>
+        <w:tc>
+          <w:tcPr>
+            <w:tcW w:type="dxa" w:w="7087"/>
+            <w:vAlign w:val="center"/>
+          </w:tcPr>
+          <w:p>
+            <w:pPr>
+              <w:spacing w:after="20" w:line="240" w:lineRule="auto"/>
+            </w:pPr>
+            <w:r/>
+            <w:r>
+              <w:rPr>
+                <w:rFonts w:ascii="Arial" w:hAnsi="Arial" w:cs="Arial" w:eastAsia="Arial"/>
+                <w:b w:val="0"/>
+                <w:i w:val="0"/>
+                <w:sz w:val="20"/>
+              </w:rPr>
+              <w:t>Сугалааны нууц тооны хэш (commit)-ийг цахим хуудсанд нийтэлнэ</w:t>
+            </w:r>
+          </w:p>
+        </w:tc>
+      </w:tr>
+      <w:tr>
+        <w:tc>
+          <w:tcPr>
+            <w:tcW w:type="dxa" w:w="2268"/>
+            <w:vAlign w:val="center"/>
+          </w:tcPr>
+          <w:p>
+            <w:pPr>
+              <w:spacing w:after="20" w:line="240" w:lineRule="auto"/>
+            </w:pPr>
+            <w:r/>
+            <w:r>
+              <w:rPr>
+                <w:rFonts w:ascii="Arial" w:hAnsi="Arial" w:cs="Arial" w:eastAsia="Arial"/>
+                <w:b w:val="0"/>
+                <w:i w:val="0"/>
+                <w:sz w:val="20"/>
+              </w:rPr>
+              <w:t>10.22 (Пүрэв) 16:00</w:t>
+            </w:r>
+          </w:p>
+        </w:tc>
+        <w:tc>
+          <w:tcPr>
+            <w:tcW w:type="dxa" w:w="7087"/>
+            <w:vAlign w:val="center"/>
+          </w:tcPr>
+          <w:p>
+            <w:pPr>
+              <w:spacing w:after="20" w:line="240" w:lineRule="auto"/>
+            </w:pPr>
+            <w:r/>
+            <w:r>
+              <w:rPr>
+                <w:rFonts w:ascii="Arial" w:hAnsi="Arial" w:cs="Arial" w:eastAsia="Arial"/>
+                <w:b w:val="0"/>
+                <w:i w:val="0"/>
+                <w:sz w:val="20"/>
+              </w:rPr>
+              <w:t>Техникийн зөвлөгөөн, хэсгийн сугалаа</w:t>
+            </w:r>
+          </w:p>
+        </w:tc>
+      </w:tr>
+      <w:tr>
+        <w:tc>
+          <w:tcPr>
+            <w:tcW w:type="dxa" w:w="2268"/>
+            <w:vAlign w:val="center"/>
+          </w:tcPr>
+          <w:p>
+            <w:pPr>
+              <w:spacing w:after="20" w:line="240" w:lineRule="auto"/>
+            </w:pPr>
+            <w:r/>
+            <w:r>
+              <w:rPr>
+                <w:rFonts w:ascii="Arial" w:hAnsi="Arial" w:cs="Arial" w:eastAsia="Arial"/>
+                <w:b/>
+                <w:i w:val="0"/>
+                <w:sz w:val="20"/>
+              </w:rPr>
+              <w:t>10.23 (Баасан) 17:00</w:t>
+            </w:r>
+          </w:p>
+        </w:tc>
+        <w:tc>
+          <w:tcPr>
+            <w:tcW w:type="dxa" w:w="7087"/>
+            <w:vAlign w:val="center"/>
+          </w:tcPr>
+          <w:p>
+            <w:pPr>
+              <w:spacing w:after="20" w:line="240" w:lineRule="auto"/>
+            </w:pPr>
+            <w:r/>
+            <w:r>
+              <w:rPr>
+                <w:rFonts w:ascii="Arial" w:hAnsi="Arial" w:cs="Arial" w:eastAsia="Arial"/>
+                <w:b w:val="0"/>
+                <w:i w:val="0"/>
+                <w:sz w:val="20"/>
+              </w:rPr>
+              <w:t>Эцэг эх, асран хамгаалагчийн зөвшөөрөл (05, 05б) — анги удирдсан багшид; цаасан мэдүүлэг (04) — зохион байгуулагчид; тэмцээний хураамж 120 000 ₮ — нягтлан бодогчид</w:t>
+            </w:r>
+          </w:p>
+        </w:tc>
+      </w:tr>
+      <w:tr>
+        <w:tc>
+          <w:tcPr>
+            <w:tcW w:type="dxa" w:w="2268"/>
+            <w:vAlign w:val="center"/>
+          </w:tcPr>
+          <w:p>
+            <w:pPr>
+              <w:spacing w:after="20" w:line="240" w:lineRule="auto"/>
+            </w:pPr>
+            <w:r/>
+            <w:r>
+              <w:rPr>
+                <w:rFonts w:ascii="Arial" w:hAnsi="Arial" w:cs="Arial" w:eastAsia="Arial"/>
+                <w:b/>
+                <w:i w:val="0"/>
+                <w:sz w:val="20"/>
+              </w:rPr>
+              <w:t>10.23 (Баасан) 23:59</w:t>
+            </w:r>
+          </w:p>
+        </w:tc>
+        <w:tc>
+          <w:tcPr>
+            <w:tcW w:type="dxa" w:w="7087"/>
+            <w:vAlign w:val="center"/>
+          </w:tcPr>
+          <w:p>
+            <w:pPr>
+              <w:spacing w:after="20" w:line="240" w:lineRule="auto"/>
+            </w:pPr>
+            <w:r/>
+            <w:r>
+              <w:rPr>
+                <w:rFonts w:ascii="Arial" w:hAnsi="Arial" w:cs="Arial" w:eastAsia="Arial"/>
+                <w:b w:val="0"/>
+                <w:i w:val="0"/>
+                <w:sz w:val="20"/>
+              </w:rPr>
+              <w:t>Цахим бүртгэл хаагдаж, багийн бүрэлдэхүүн царцана</w:t>
+            </w:r>
+          </w:p>
+        </w:tc>
+      </w:tr>
+      <w:tr>
+        <w:tc>
+          <w:tcPr>
+            <w:tcW w:type="dxa" w:w="2268"/>
+            <w:vAlign w:val="center"/>
+          </w:tcPr>
+          <w:p>
+            <w:pPr>
+              <w:spacing w:after="20" w:line="240" w:lineRule="auto"/>
+            </w:pPr>
+            <w:r/>
+            <w:r>
+              <w:rPr>
+                <w:rFonts w:ascii="Arial" w:hAnsi="Arial" w:cs="Arial" w:eastAsia="Arial"/>
+                <w:b w:val="0"/>
+                <w:i w:val="0"/>
+                <w:sz w:val="20"/>
+              </w:rPr>
+              <w:t>10.24–10.25</w:t>
+            </w:r>
+          </w:p>
+        </w:tc>
+        <w:tc>
+          <w:tcPr>
+            <w:tcW w:type="dxa" w:w="7087"/>
+            <w:vAlign w:val="center"/>
+          </w:tcPr>
+          <w:p>
+            <w:pPr>
+              <w:spacing w:after="20" w:line="240" w:lineRule="auto"/>
+            </w:pPr>
+            <w:r/>
+            <w:r>
+              <w:rPr>
+                <w:rFonts w:ascii="Arial" w:hAnsi="Arial" w:cs="Arial" w:eastAsia="Arial"/>
+                <w:b w:val="0"/>
+                <w:i w:val="0"/>
+                <w:sz w:val="20"/>
+              </w:rPr>
+              <w:t>Тэмцээн (3.6)</w:t>
+            </w:r>
+          </w:p>
+        </w:tc>
+      </w:tr>
+      <w:tr>
+        <w:tc>
+          <w:tcPr>
+            <w:tcW w:type="dxa" w:w="2268"/>
+            <w:vAlign w:val="center"/>
+          </w:tcPr>
+          <w:p>
+            <w:pPr>
+              <w:spacing w:after="20" w:line="240" w:lineRule="auto"/>
+            </w:pPr>
+            <w:r/>
+            <w:r>
+              <w:rPr>
+                <w:rFonts w:ascii="Arial" w:hAnsi="Arial" w:cs="Arial" w:eastAsia="Arial"/>
+                <w:b w:val="0"/>
+                <w:i w:val="0"/>
+                <w:sz w:val="20"/>
+              </w:rPr>
+              <w:t>10.28 (Лхагва)</w:t>
+            </w:r>
+          </w:p>
+        </w:tc>
+        <w:tc>
+          <w:tcPr>
+            <w:tcW w:type="dxa" w:w="7087"/>
+            <w:vAlign w:val="center"/>
+          </w:tcPr>
+          <w:p>
+            <w:pPr>
+              <w:spacing w:after="20" w:line="240" w:lineRule="auto"/>
+            </w:pPr>
+            <w:r/>
+            <w:r>
+              <w:rPr>
+                <w:rFonts w:ascii="Arial" w:hAnsi="Arial" w:cs="Arial" w:eastAsia="Arial"/>
+                <w:b w:val="0"/>
+                <w:i w:val="0"/>
+                <w:sz w:val="20"/>
+              </w:rPr>
+              <w:t>Тэмцээний дүн, хураамжийн орлого, шагналын зарцуулалтын тайланг захиралд хүргэнэ</w:t>
+            </w:r>
+          </w:p>
+        </w:tc>
+      </w:tr>
+    </w:tbl>
+    <w:p>
+      <w:pPr>
+        <w:spacing w:after="40"/>
+      </w:pPr>
+    </w:p>
+    <w:p>
+      <w:pPr>
+        <w:spacing w:after="60"/>
+        <w:ind w:left="454" w:hanging="454"/>
+        <w:jc w:val="both"/>
+      </w:pPr>
+      <w:r>
+        <w:rPr>
+          <w:rFonts w:ascii="Arial" w:hAnsi="Arial" w:cs="Arial" w:eastAsia="Arial"/>
+          <w:b/>
+          <w:i w:val="0"/>
+        </w:rPr>
+        <w:t>3.6.</w:t>
       </w:r>
       <w:r>
         <w:rPr>
@@ -1292,7 +1749,7 @@
                 <w:i w:val="0"/>
                 <w:sz w:val="20"/>
               </w:rPr>
-              <w:t>Хаалтын ажиллагаа, шагнал гардуулах, шилжин явах цом гардуулах</w:t>
+              <w:t>Хаалтын ажиллагаа: шилжин явах цом, медаль, өргөмжлөл, мөнгөн шагнал гардуулах, шилдэг тоглогч (MVP)-ийг зарлах</w:t>
             </w:r>
           </w:p>
         </w:tc>
@@ -1354,9 +1811,25 @@
           <w:rFonts w:ascii="Arial" w:hAnsi="Arial" w:cs="Arial" w:eastAsia="Arial"/>
           <w:b w:val="0"/>
           <w:i w:val="0"/>
+        </w:rPr>
+        <w:t>Octolearn London School</w:t>
+      </w:r>
+      <w:r>
+        <w:rPr>
+          <w:rFonts w:ascii="Arial" w:hAnsi="Arial" w:cs="Arial" w:eastAsia="Arial"/>
+          <w:b w:val="0"/>
+          <w:i w:val="0"/>
+        </w:rPr>
+        <w:t xml:space="preserve"> зохион байгуулж, сургуулийн захирлын тушаалаар байгуулагдсан Зохион байгуулах хороо (цаашид “Хороо” гэх) удирдан явуулна. Хорооны дарга нь сургалтын менежер </w:t>
+      </w:r>
+      <w:r>
+        <w:rPr>
+          <w:rFonts w:ascii="Arial" w:hAnsi="Arial" w:cs="Arial" w:eastAsia="Arial"/>
+          <w:b w:val="0"/>
+          <w:i w:val="0"/>
           <w:highlight w:val="yellow"/>
         </w:rPr>
-        <w:t>[Сургуулийн нэр]</w:t>
+        <w:t>[Сургалтын менежерийн нэр]</w:t>
       </w:r>
       <w:r>
         <w:rPr>
@@ -1364,41 +1837,7 @@
           <w:b w:val="0"/>
           <w:i w:val="0"/>
         </w:rPr>
-        <w:t xml:space="preserve"> зохион байгуулж, сургуулийн захирлын тушаалаар байгуулагдсан Зохион байгуулах хороо (цаашид “Хороо” гэх) удирдан явуулна. Хорооны дарга нь сургалтын менежер </w:t>
-      </w:r>
-      <w:r>
-        <w:rPr>
-          <w:rFonts w:ascii="Arial" w:hAnsi="Arial" w:cs="Arial" w:eastAsia="Arial"/>
-          <w:b w:val="0"/>
-          <w:i w:val="0"/>
-          <w:highlight w:val="yellow"/>
-        </w:rPr>
-        <w:t>[Сургалтын менежерийн нэр]</w:t>
-      </w:r>
-      <w:r>
-        <w:rPr>
-          <w:rFonts w:ascii="Arial" w:hAnsi="Arial" w:cs="Arial" w:eastAsia="Arial"/>
-          <w:b w:val="0"/>
-          <w:i w:val="0"/>
-        </w:rPr>
-        <w:t xml:space="preserve">, нарийн бичиг, зохицуулагч нь </w:t>
-      </w:r>
-      <w:r>
-        <w:rPr>
-          <w:rFonts w:ascii="Arial" w:hAnsi="Arial" w:cs="Arial" w:eastAsia="Arial"/>
-          <w:b w:val="0"/>
-          <w:i w:val="0"/>
-          <w:highlight w:val="yellow"/>
-        </w:rPr>
-        <w:t>[Зохион байгуулагч багшийн нэр]</w:t>
-      </w:r>
-      <w:r>
-        <w:rPr>
-          <w:rFonts w:ascii="Arial" w:hAnsi="Arial" w:cs="Arial" w:eastAsia="Arial"/>
-          <w:b w:val="0"/>
-          <w:i w:val="0"/>
-        </w:rPr>
-        <w:t xml:space="preserve"> байна.</w:t>
+        <w:t>, нарийн бичиг, зохицуулагч нь зохион байгуулагч багш А.Мөнгөншагай (утас 60114971, 94741053) байна.</w:t>
       </w:r>
     </w:p>
     <w:p>
@@ -1547,7 +1986,7 @@
           <w:b w:val="0"/>
           <w:i w:val="0"/>
         </w:rPr>
-        <w:t xml:space="preserve"> Анги удирдсан багш нь өөрийн ангийн багийн менежер байж, бүртгэл, зөвшөөрөл, ирц, сахилга батыг хариуцна.</w:t>
+        <w:t xml:space="preserve"> Анги удирдсан багш нь өөрийн ангийн багийн менежер байж, бүртгэл, зөвшөөрөл, ирц, сахилга батыг хариуцна. Анги удирдсан багш тэмцээний хураамж хураахгүй (6.8).</w:t>
       </w:r>
     </w:p>
     <w:p>
@@ -1800,7 +2239,20 @@
           <w:b w:val="0"/>
           <w:i w:val="0"/>
         </w:rPr>
-        <w:t>Зургаа. Бүртгэл, бүрдүүлэх баримт бичиг</w:t>
+        <w:t>Зургаа. Бүртгэл, бүрдүүлэх баримт бичиг, тэмцээний хураамж</w:t>
+      </w:r>
+    </w:p>
+    <w:p>
+      <w:pPr>
+        <w:pStyle w:val="Heading3"/>
+      </w:pPr>
+      <w:r>
+        <w:rPr>
+          <w:rFonts w:ascii="Arial" w:hAnsi="Arial" w:cs="Arial" w:eastAsia="Arial"/>
+          <w:b w:val="0"/>
+          <w:i w:val="0"/>
+        </w:rPr>
+        <w:t>Бүртгэл, баримт бичиг</w:t>
       </w:r>
     </w:p>
     <w:p>
@@ -1831,7 +2283,7 @@
           <w:b/>
           <w:i w:val="0"/>
         </w:rPr>
-        <w:t>2026 оны 10 дугаар сарын 16-ны өдрийн (Баасан) 17:00 цаг</w:t>
+        <w:t>цахимаар (үндсэн арга) 2026 оны 10 дугаар сарын 23-ны өдрийн (Баасан) 23:59 цаг</w:t>
       </w:r>
       <w:r>
         <w:rPr>
@@ -1839,56 +2291,7 @@
           <w:b w:val="0"/>
           <w:i w:val="0"/>
         </w:rPr>
-        <w:t xml:space="preserve"> хүртэл дараах хоёр аргын аль нэгээр хийнэ: (а) </w:t>
-      </w:r>
-      <w:r>
-        <w:rPr>
-          <w:rFonts w:ascii="Arial" w:hAnsi="Arial" w:cs="Arial" w:eastAsia="Arial"/>
-          <w:b/>
-          <w:i w:val="0"/>
-        </w:rPr>
-        <w:t>цахимаар (үндсэн арга)</w:t>
-      </w:r>
-      <w:r>
-        <w:rPr>
-          <w:rFonts w:ascii="Arial" w:hAnsi="Arial" w:cs="Arial" w:eastAsia="Arial"/>
-          <w:b w:val="0"/>
-          <w:i w:val="0"/>
-        </w:rPr>
-        <w:t xml:space="preserve"> — анги бүрд олгосон QR холбоосоор тэмцээний цахим хуудсанд (https://shgge.github.io/cs2-2026/) сурагчид багийн бүрэлдэхүүнийг оруулж, анги удирдсан багш (удирдлага, багш нарын багийнхыг — багийн ахлагч) PIN кодоор баталгаажуулна; энэхүү цахим баталгаажуулалт нь гарын үсэг зурсан багийн мэдүүлэгтэй адил хүчинтэй; (б) </w:t>
-      </w:r>
-      <w:r>
-        <w:rPr>
-          <w:rFonts w:ascii="Arial" w:hAnsi="Arial" w:cs="Arial" w:eastAsia="Arial"/>
-          <w:b/>
-          <w:i w:val="0"/>
-        </w:rPr>
-        <w:t>цаасаар</w:t>
-      </w:r>
-      <w:r>
-        <w:rPr>
-          <w:rFonts w:ascii="Arial" w:hAnsi="Arial" w:cs="Arial" w:eastAsia="Arial"/>
-          <w:b w:val="0"/>
-          <w:i w:val="0"/>
-        </w:rPr>
-        <w:t xml:space="preserve"> — анги удирдсан багш багийн мэдүүлэг (1 дүгээр хавсралт)-ийг </w:t>
-      </w:r>
-      <w:r>
-        <w:rPr>
-          <w:rFonts w:ascii="Arial" w:hAnsi="Arial" w:cs="Arial" w:eastAsia="Arial"/>
-          <w:b w:val="0"/>
-          <w:i w:val="0"/>
-          <w:highlight w:val="yellow"/>
-        </w:rPr>
-        <w:t>[Зохион байгуулагч багшийн нэр]</w:t>
-      </w:r>
-      <w:r>
-        <w:rPr>
-          <w:rFonts w:ascii="Arial" w:hAnsi="Arial" w:cs="Arial" w:eastAsia="Arial"/>
-          <w:b w:val="0"/>
-          <w:i w:val="0"/>
-        </w:rPr>
-        <w:t>-д хүлээлгэн өгнө.</w:t>
+        <w:t xml:space="preserve"> хүртэл хийнэ. Анги бүрд олгосон QR холбоосоор тэмцээний цахим хуудсанд (https://shgge.github.io/cs2-2026/) сурагчид багийн бүрэлдэхүүнийг оруулж, анги удирдсан багш (удирдлага, багш нарын багийнхыг — багийн ахлагч) PIN кодоор баталгаажуулна. Энэхүү цахим баталгаажуулалт нь гарын үсэг зурсан багийн мэдүүлэгтэй адил хүчинтэй. Ангийн QR карт, битүүмжилсэн PIN хуудсыг анги удирдсан багш нарт 2026 оны 10 дугаар сарын 15–16-ны өдрүүдэд гардуулна.</w:t>
       </w:r>
     </w:p>
     <w:p>
@@ -1911,7 +2314,7 @@
           <w:b w:val="0"/>
           <w:i w:val="0"/>
         </w:rPr>
-        <w:t xml:space="preserve"> Тоглогч бүрийн эцэг эх, асран хамгаалагчийн зөвшөөрөл (2 дугаар хавсралт, түүний нэмэлт маягт 05б)-ийг </w:t>
+        <w:t xml:space="preserve"> Цахим систем ашиглах боломжгүй бол анги удирдсан багш багийн мэдүүлэг (1 дүгээр хавсралт)-ийг </w:t>
       </w:r>
       <w:r>
         <w:rPr>
@@ -1919,7 +2322,7 @@
           <w:b/>
           <w:i w:val="0"/>
         </w:rPr>
-        <w:t>2026 оны 10 дугаар сарын 21-ний өдрийн (Лхагва) 17:00 цаг</w:t>
+        <w:t>цаасаар</w:t>
       </w:r>
       <w:r>
         <w:rPr>
@@ -1927,7 +2330,7 @@
           <w:b w:val="0"/>
           <w:i w:val="0"/>
         </w:rPr>
-        <w:t xml:space="preserve"> хүртэл ирүүлнэ. </w:t>
+        <w:t xml:space="preserve"> зохион байгуулагч А.Мөнгөншагайд </w:t>
       </w:r>
       <w:r>
         <w:rPr>
@@ -1935,7 +2338,7 @@
           <w:b/>
           <w:i w:val="0"/>
         </w:rPr>
-        <w:t>Зөвшөөрөлгүй сурагч тоглохгүй.</w:t>
+        <w:t>2026 оны 10 дугаар сарын 23-ны өдрийн (Баасан) 17:00 цаг</w:t>
       </w:r>
       <w:r>
         <w:rPr>
@@ -1943,7 +2346,7 @@
           <w:b w:val="0"/>
           <w:i w:val="0"/>
         </w:rPr>
-        <w:t xml:space="preserve"> Зөвшөөрөл цаасаар хэвээр байх бөгөөд цахим системд зөвхөн ирсэн эсэхийг тэмдэглэнэ.</w:t>
+        <w:t xml:space="preserve"> хүртэл хүлээлгэн өгнө. Цахимаар бүртгүүлсэн бол цаасан мэдүүлэг бөглөхгүй.</w:t>
       </w:r>
     </w:p>
     <w:p>
@@ -1966,7 +2369,39 @@
           <w:b w:val="0"/>
           <w:i w:val="0"/>
         </w:rPr>
-        <w:t xml:space="preserve"> Тоглогч бүр тоглолтын дүрэм, ёс зүйн код (3 дугаар хавсралт)-той танилцсан баталгаанд гарын үсэг зурна.</w:t>
+        <w:t xml:space="preserve"> Тоглогч бүрийн эцэг эх, асран хамгаалагчийн зөвшөөрөл (2 дугаар хавсралт, түүний нэмэлт маягт 05б)-ийг анги удирдсан багшид </w:t>
+      </w:r>
+      <w:r>
+        <w:rPr>
+          <w:rFonts w:ascii="Arial" w:hAnsi="Arial" w:cs="Arial" w:eastAsia="Arial"/>
+          <w:b/>
+          <w:i w:val="0"/>
+        </w:rPr>
+        <w:t>2026 оны 10 дугаар сарын 23-ны өдрийн (Баасан) 17:00 цаг</w:t>
+      </w:r>
+      <w:r>
+        <w:rPr>
+          <w:rFonts w:ascii="Arial" w:hAnsi="Arial" w:cs="Arial" w:eastAsia="Arial"/>
+          <w:b w:val="0"/>
+          <w:i w:val="0"/>
+        </w:rPr>
+        <w:t xml:space="preserve"> хүртэл хүлээлгэн өгнө. </w:t>
+      </w:r>
+      <w:r>
+        <w:rPr>
+          <w:rFonts w:ascii="Arial" w:hAnsi="Arial" w:cs="Arial" w:eastAsia="Arial"/>
+          <w:b/>
+          <w:i w:val="0"/>
+        </w:rPr>
+        <w:t>Зөвшөөрөлгүй сурагч тоглохгүй.</w:t>
+      </w:r>
+      <w:r>
+        <w:rPr>
+          <w:rFonts w:ascii="Arial" w:hAnsi="Arial" w:cs="Arial" w:eastAsia="Arial"/>
+          <w:b w:val="0"/>
+          <w:i w:val="0"/>
+        </w:rPr>
+        <w:t xml:space="preserve"> Зөвшөөрөл цаасаар хэвээр байх бөгөөд цахим системд зөвхөн ирсэн эсэхийг тэмдэглэнэ.</w:t>
       </w:r>
     </w:p>
     <w:p>
@@ -1989,23 +2424,7 @@
           <w:b w:val="0"/>
           <w:i w:val="0"/>
         </w:rPr>
-        <w:t xml:space="preserve"> Тэмцээнд оролцох </w:t>
-      </w:r>
-      <w:r>
-        <w:rPr>
-          <w:rFonts w:ascii="Arial" w:hAnsi="Arial" w:cs="Arial" w:eastAsia="Arial"/>
-          <w:b/>
-          <w:i w:val="0"/>
-        </w:rPr>
-        <w:t>эрхийн төлбөргүй</w:t>
-      </w:r>
-      <w:r>
-        <w:rPr>
-          <w:rFonts w:ascii="Arial" w:hAnsi="Arial" w:cs="Arial" w:eastAsia="Arial"/>
-          <w:b w:val="0"/>
-          <w:i w:val="0"/>
-        </w:rPr>
-        <w:t>. Сурагчдаас ямар нэг хураамж, хандив авахгүй (Боловсролын ерөнхий хуулийн 37.2.1).</w:t>
+        <w:t xml:space="preserve"> Тоглогч бүр тоглолтын дүрэм, ёс зүйн код (3 дугаар хавсралт)-той танилцсан баталгаанд гарын үсэг зурна.</w:t>
       </w:r>
     </w:p>
     <w:p>
@@ -2028,7 +2447,420 @@
           <w:b w:val="0"/>
           <w:i w:val="0"/>
         </w:rPr>
-        <w:t xml:space="preserve"> Багийн бүрэлдэхүүнийг техникийн зөвлөгөөн (10.22) хүртэл өөрчилж болно. Түүнээс хойш зөвхөн бүртгэлтэй нөөц тоглогчоор солино. Анги баг бүрдүүлж чадаагүй бол Хороо тоглолтын хуваарийг техникийн зөвлөгөөнөөр шинэчилнэ.</w:t>
+        <w:t xml:space="preserve"> Багийн бүрэлдэхүүнийг цахим системээр </w:t>
+      </w:r>
+      <w:r>
+        <w:rPr>
+          <w:rFonts w:ascii="Arial" w:hAnsi="Arial" w:cs="Arial" w:eastAsia="Arial"/>
+          <w:b/>
+          <w:i w:val="0"/>
+        </w:rPr>
+        <w:t>2026 оны 10 дугаар сарын 23-ны өдрийн (Баасан) 23:59 цаг</w:t>
+      </w:r>
+      <w:r>
+        <w:rPr>
+          <w:rFonts w:ascii="Arial" w:hAnsi="Arial" w:cs="Arial" w:eastAsia="Arial"/>
+          <w:b w:val="0"/>
+          <w:i w:val="0"/>
+        </w:rPr>
+        <w:t xml:space="preserve"> хүртэл өөрчилж болно; энэ цагт бүрэлдэхүүн </w:t>
+      </w:r>
+      <w:r>
+        <w:rPr>
+          <w:rFonts w:ascii="Arial" w:hAnsi="Arial" w:cs="Arial" w:eastAsia="Arial"/>
+          <w:b/>
+          <w:i w:val="0"/>
+        </w:rPr>
+        <w:t>царцана</w:t>
+      </w:r>
+      <w:r>
+        <w:rPr>
+          <w:rFonts w:ascii="Arial" w:hAnsi="Arial" w:cs="Arial" w:eastAsia="Arial"/>
+          <w:b w:val="0"/>
+          <w:i w:val="0"/>
+        </w:rPr>
+        <w:t>. Түүнээс хойш тоглогчийг зөвхөн бүртгэлтэй нөөц тоглогчоор солино. Онцгой тохиолдолд зохион байгуулагч нэг ангийн бүртгэлийг түр нээж болно. Хэсгийн сугалаа (10.22) бүрэлдэхүүнийг царцаахгүй.</w:t>
+      </w:r>
+    </w:p>
+    <w:p>
+      <w:pPr>
+        <w:spacing w:after="60"/>
+        <w:ind w:left="454" w:hanging="454"/>
+        <w:jc w:val="both"/>
+      </w:pPr>
+      <w:r>
+        <w:rPr>
+          <w:rFonts w:ascii="Arial" w:hAnsi="Arial" w:cs="Arial" w:eastAsia="Arial"/>
+          <w:b/>
+          <w:i w:val="0"/>
+        </w:rPr>
+        <w:t>6.6.</w:t>
+      </w:r>
+      <w:r>
+        <w:rPr>
+          <w:rFonts w:ascii="Arial" w:hAnsi="Arial" w:cs="Arial" w:eastAsia="Arial"/>
+          <w:b w:val="0"/>
+          <w:i w:val="0"/>
+        </w:rPr>
+        <w:t xml:space="preserve"> Анги баг бүрдүүлж чадаагүй бол Хороо хуваарийн өөрчлөлтийг шийдвэрлэж, багийн менежерүүдэд мэдэгдэнэ.</w:t>
+      </w:r>
+    </w:p>
+    <w:p>
+      <w:pPr>
+        <w:pStyle w:val="Heading3"/>
+      </w:pPr>
+      <w:r>
+        <w:rPr>
+          <w:rFonts w:ascii="Arial" w:hAnsi="Arial" w:cs="Arial" w:eastAsia="Arial"/>
+          <w:b w:val="0"/>
+          <w:i w:val="0"/>
+        </w:rPr>
+        <w:t>Тэмцээний хураамж</w:t>
+      </w:r>
+    </w:p>
+    <w:p>
+      <w:pPr>
+        <w:spacing w:after="60"/>
+        <w:ind w:left="454" w:hanging="454"/>
+        <w:jc w:val="both"/>
+      </w:pPr>
+      <w:r>
+        <w:rPr>
+          <w:rFonts w:ascii="Arial" w:hAnsi="Arial" w:cs="Arial" w:eastAsia="Arial"/>
+          <w:b/>
+          <w:i w:val="0"/>
+        </w:rPr>
+        <w:t>6.7.</w:t>
+      </w:r>
+      <w:r>
+        <w:rPr>
+          <w:rFonts w:ascii="Arial" w:hAnsi="Arial" w:cs="Arial" w:eastAsia="Arial"/>
+          <w:b w:val="0"/>
+          <w:i w:val="0"/>
+        </w:rPr>
+        <w:t xml:space="preserve"> Ангийн баг бүр </w:t>
+      </w:r>
+      <w:r>
+        <w:rPr>
+          <w:rFonts w:ascii="Arial" w:hAnsi="Arial" w:cs="Arial" w:eastAsia="Arial"/>
+          <w:b/>
+          <w:i w:val="0"/>
+        </w:rPr>
+        <w:t>тэмцээний хураамж 120 000 ₮</w:t>
+      </w:r>
+      <w:r>
+        <w:rPr>
+          <w:rFonts w:ascii="Arial" w:hAnsi="Arial" w:cs="Arial" w:eastAsia="Arial"/>
+          <w:b w:val="0"/>
+          <w:i w:val="0"/>
+        </w:rPr>
+        <w:t xml:space="preserve"> төлнө (6 тоглогчтой багт нэг тоглогчид ойролцоогоор 20 000 ₮ ногдоно). </w:t>
+      </w:r>
+      <w:r>
+        <w:rPr>
+          <w:rFonts w:ascii="Arial" w:hAnsi="Arial" w:cs="Arial" w:eastAsia="Arial"/>
+          <w:b/>
+          <w:i w:val="0"/>
+        </w:rPr>
+        <w:t>Удирдлага, багш нарын баг хураамж төлөхгүй</w:t>
+      </w:r>
+      <w:r>
+        <w:rPr>
+          <w:rFonts w:ascii="Arial" w:hAnsi="Arial" w:cs="Arial" w:eastAsia="Arial"/>
+          <w:b w:val="0"/>
+          <w:i w:val="0"/>
+        </w:rPr>
+        <w:t xml:space="preserve"> бөгөөд мөнгөн шагнал авахгүй (11.4).</w:t>
+      </w:r>
+    </w:p>
+    <w:p>
+      <w:pPr>
+        <w:spacing w:after="60"/>
+        <w:ind w:left="454" w:hanging="454"/>
+        <w:jc w:val="both"/>
+      </w:pPr>
+      <w:r>
+        <w:rPr>
+          <w:rFonts w:ascii="Arial" w:hAnsi="Arial" w:cs="Arial" w:eastAsia="Arial"/>
+          <w:b/>
+          <w:i w:val="0"/>
+        </w:rPr>
+        <w:t>6.8.</w:t>
+      </w:r>
+      <w:r>
+        <w:rPr>
+          <w:rFonts w:ascii="Arial" w:hAnsi="Arial" w:cs="Arial" w:eastAsia="Arial"/>
+          <w:b w:val="0"/>
+          <w:i w:val="0"/>
+        </w:rPr>
+        <w:t xml:space="preserve"> Хураамжийг багийн ахлагч эсвэл ангийн төлөөлөгч сургуулийн нягтлан бодогч </w:t>
+      </w:r>
+      <w:r>
+        <w:rPr>
+          <w:rFonts w:ascii="Arial" w:hAnsi="Arial" w:cs="Arial" w:eastAsia="Arial"/>
+          <w:b w:val="0"/>
+          <w:i w:val="0"/>
+          <w:highlight w:val="yellow"/>
+        </w:rPr>
+        <w:t>[Нягтлан бодогчийн нэр]</w:t>
+      </w:r>
+      <w:r>
+        <w:rPr>
+          <w:rFonts w:ascii="Arial" w:hAnsi="Arial" w:cs="Arial" w:eastAsia="Arial"/>
+          <w:b w:val="0"/>
+          <w:i w:val="0"/>
+        </w:rPr>
+        <w:t xml:space="preserve">-д бэлнээр, эсхүл сургуулийн дансанд шилжүүлэн </w:t>
+      </w:r>
+      <w:r>
+        <w:rPr>
+          <w:rFonts w:ascii="Arial" w:hAnsi="Arial" w:cs="Arial" w:eastAsia="Arial"/>
+          <w:b/>
+          <w:i w:val="0"/>
+        </w:rPr>
+        <w:t>2026 оны 10 дугаар сарын 23-ны өдрийн (Баасан) 17:00 цаг</w:t>
+      </w:r>
+      <w:r>
+        <w:rPr>
+          <w:rFonts w:ascii="Arial" w:hAnsi="Arial" w:cs="Arial" w:eastAsia="Arial"/>
+          <w:b w:val="0"/>
+          <w:i w:val="0"/>
+        </w:rPr>
+        <w:t xml:space="preserve"> хүртэл төлж, </w:t>
+      </w:r>
+      <w:r>
+        <w:rPr>
+          <w:rFonts w:ascii="Arial" w:hAnsi="Arial" w:cs="Arial" w:eastAsia="Arial"/>
+          <w:b/>
+          <w:i w:val="0"/>
+        </w:rPr>
+        <w:t>төлбөрийн баримт</w:t>
+      </w:r>
+      <w:r>
+        <w:rPr>
+          <w:rFonts w:ascii="Arial" w:hAnsi="Arial" w:cs="Arial" w:eastAsia="Arial"/>
+          <w:b w:val="0"/>
+          <w:i w:val="0"/>
+        </w:rPr>
+        <w:t xml:space="preserve"> авна. Анги удирдсан багш болон бусад багш хураамж хураахгүй.</w:t>
+      </w:r>
+    </w:p>
+    <w:p>
+      <w:pPr>
+        <w:spacing w:after="60"/>
+        <w:ind w:left="454" w:hanging="454"/>
+        <w:jc w:val="both"/>
+      </w:pPr>
+      <w:r>
+        <w:rPr>
+          <w:rFonts w:ascii="Arial" w:hAnsi="Arial" w:cs="Arial" w:eastAsia="Arial"/>
+          <w:b/>
+          <w:i w:val="0"/>
+        </w:rPr>
+        <w:t>6.9.</w:t>
+      </w:r>
+      <w:r>
+        <w:rPr>
+          <w:rFonts w:ascii="Arial" w:hAnsi="Arial" w:cs="Arial" w:eastAsia="Arial"/>
+          <w:b w:val="0"/>
+          <w:i w:val="0"/>
+        </w:rPr>
+        <w:t xml:space="preserve"> Хураамжаа хугацаанд нь төлөөгүй ангийн баг тэмцээнд </w:t>
+      </w:r>
+      <w:r>
+        <w:rPr>
+          <w:rFonts w:ascii="Arial" w:hAnsi="Arial" w:cs="Arial" w:eastAsia="Arial"/>
+          <w:b/>
+          <w:i w:val="0"/>
+        </w:rPr>
+        <w:t>оролцохгүй</w:t>
+      </w:r>
+      <w:r>
+        <w:rPr>
+          <w:rFonts w:ascii="Arial" w:hAnsi="Arial" w:cs="Arial" w:eastAsia="Arial"/>
+          <w:b w:val="0"/>
+          <w:i w:val="0"/>
+        </w:rPr>
+        <w:t xml:space="preserve"> бөгөөд түүний тоглолтыг техникийн ялагдал (0:13) гэж тооцно.</w:t>
+      </w:r>
+    </w:p>
+    <w:p>
+      <w:pPr>
+        <w:spacing w:after="60"/>
+        <w:ind w:left="454" w:hanging="454"/>
+        <w:jc w:val="both"/>
+      </w:pPr>
+      <w:r>
+        <w:rPr>
+          <w:rFonts w:ascii="Arial" w:hAnsi="Arial" w:cs="Arial" w:eastAsia="Arial"/>
+          <w:b/>
+          <w:i w:val="0"/>
+        </w:rPr>
+        <w:t>6.10.</w:t>
+      </w:r>
+      <w:r>
+        <w:rPr>
+          <w:rFonts w:ascii="Arial" w:hAnsi="Arial" w:cs="Arial" w:eastAsia="Arial"/>
+          <w:b w:val="0"/>
+          <w:i w:val="0"/>
+        </w:rPr>
+        <w:t xml:space="preserve"> Тэмцээн цуцлагдвал хураамжийг бүрэн буцаан олгоно. Бусад тохиолдолд 2026 оны 10 дугаар сарын 23-ны өдрийн 17:00 цагаас хойш хураамжийг буцаахгүй.</w:t>
+      </w:r>
+    </w:p>
+    <w:p>
+      <w:pPr>
+        <w:spacing w:after="60"/>
+        <w:ind w:left="454" w:hanging="454"/>
+        <w:jc w:val="both"/>
+      </w:pPr>
+      <w:r>
+        <w:rPr>
+          <w:rFonts w:ascii="Arial" w:hAnsi="Arial" w:cs="Arial" w:eastAsia="Arial"/>
+          <w:b/>
+          <w:i w:val="0"/>
+        </w:rPr>
+        <w:t>6.11.</w:t>
+      </w:r>
+      <w:r>
+        <w:rPr>
+          <w:rFonts w:ascii="Arial" w:hAnsi="Arial" w:cs="Arial" w:eastAsia="Arial"/>
+          <w:b w:val="0"/>
+          <w:i w:val="0"/>
+        </w:rPr>
+        <w:t xml:space="preserve"> Хураамжийн нийт орлого </w:t>
+      </w:r>
+      <w:r>
+        <w:rPr>
+          <w:rFonts w:ascii="Arial" w:hAnsi="Arial" w:cs="Arial" w:eastAsia="Arial"/>
+          <w:b/>
+          <w:i w:val="0"/>
+        </w:rPr>
+        <w:t>1 320 000 ₮</w:t>
+      </w:r>
+      <w:r>
+        <w:rPr>
+          <w:rFonts w:ascii="Arial" w:hAnsi="Arial" w:cs="Arial" w:eastAsia="Arial"/>
+          <w:b w:val="0"/>
+          <w:i w:val="0"/>
+        </w:rPr>
+        <w:t xml:space="preserve"> (11 баг × 120 000 ₮) бөгөөд түүнийг </w:t>
+      </w:r>
+      <w:r>
+        <w:rPr>
+          <w:rFonts w:ascii="Arial" w:hAnsi="Arial" w:cs="Arial" w:eastAsia="Arial"/>
+          <w:b/>
+          <w:i w:val="0"/>
+        </w:rPr>
+        <w:t>бүхэлд нь шагналд</w:t>
+      </w:r>
+      <w:r>
+        <w:rPr>
+          <w:rFonts w:ascii="Arial" w:hAnsi="Arial" w:cs="Arial" w:eastAsia="Arial"/>
+          <w:b w:val="0"/>
+          <w:i w:val="0"/>
+        </w:rPr>
+        <w:t xml:space="preserve"> зарцуулна: 1–3 дугаар байрын мөнгөн шагнал 1 200 000 ₮, шилдэг тоглогч (MVP)-ийн мөнгөн шагнал 100 000 ₮, MVP-ийн жижиг цом 20 000 ₮ (11.1, 11.5). Зарим анги хураамж төлөөгүйгээс шагналын санд дутагдал гарвал сургуулийн төсвийн нөөц зардлаас нөхнө.</w:t>
+      </w:r>
+    </w:p>
+    <w:p>
+      <w:pPr>
+        <w:spacing w:after="60"/>
+        <w:ind w:left="454" w:hanging="454"/>
+        <w:jc w:val="both"/>
+      </w:pPr>
+      <w:r>
+        <w:rPr>
+          <w:rFonts w:ascii="Arial" w:hAnsi="Arial" w:cs="Arial" w:eastAsia="Arial"/>
+          <w:b/>
+          <w:i w:val="0"/>
+        </w:rPr>
+        <w:t>6.12.</w:t>
+      </w:r>
+      <w:r>
+        <w:rPr>
+          <w:rFonts w:ascii="Arial" w:hAnsi="Arial" w:cs="Arial" w:eastAsia="Arial"/>
+          <w:b w:val="0"/>
+          <w:i w:val="0"/>
+        </w:rPr>
+        <w:t xml:space="preserve"> Зохион байгуулагч А.Мөнгөншагай хураамжийн бүртгэлийг (08_Huvaari_ba_bracket.xlsx, «Багууд» хуудас: төлсөн огноо, баримтын дугаар) хөтөлнө. Хураамж төлсөн ангиудын жагсаалтыг тэмцээний цахим хуудасны зарлал болон багийн менежерүүдийн групп чатад зарлана.</w:t>
+      </w:r>
+    </w:p>
+    <w:p>
+      <w:pPr>
+        <w:spacing w:after="60"/>
+        <w:ind w:left="454" w:hanging="454"/>
+        <w:jc w:val="both"/>
+      </w:pPr>
+      <w:r>
+        <w:rPr>
+          <w:rFonts w:ascii="Arial" w:hAnsi="Arial" w:cs="Arial" w:eastAsia="Arial"/>
+          <w:b/>
+          <w:i w:val="0"/>
+        </w:rPr>
+        <w:t>6.13.</w:t>
+      </w:r>
+      <w:r>
+        <w:rPr>
+          <w:rFonts w:ascii="Arial" w:hAnsi="Arial" w:cs="Arial" w:eastAsia="Arial"/>
+          <w:b w:val="0"/>
+          <w:i w:val="0"/>
+        </w:rPr>
+        <w:t xml:space="preserve"> Хураамжийн орлого, шагналын зарцуулалтыг хаалтын ажиллагаанд, тэмцээний дараа цахим хуудсанд олон нийтэд ил тод мэдээлж, тайланг </w:t>
+      </w:r>
+      <w:r>
+        <w:rPr>
+          <w:rFonts w:ascii="Arial" w:hAnsi="Arial" w:cs="Arial" w:eastAsia="Arial"/>
+          <w:b/>
+          <w:i w:val="0"/>
+        </w:rPr>
+        <w:t>2026 оны 10 дугаар сарын 28-ны дотор</w:t>
+      </w:r>
+      <w:r>
+        <w:rPr>
+          <w:rFonts w:ascii="Arial" w:hAnsi="Arial" w:cs="Arial" w:eastAsia="Arial"/>
+          <w:b w:val="0"/>
+          <w:i w:val="0"/>
+        </w:rPr>
+        <w:t xml:space="preserve"> захиралд хүргэнэ.</w:t>
+      </w:r>
+    </w:p>
+    <w:p>
+      <w:pPr>
+        <w:spacing w:after="60"/>
+        <w:ind w:left="454" w:hanging="454"/>
+        <w:jc w:val="both"/>
+      </w:pPr>
+      <w:r>
+        <w:rPr>
+          <w:rFonts w:ascii="Arial" w:hAnsi="Arial" w:cs="Arial" w:eastAsia="Arial"/>
+          <w:b/>
+          <w:i w:val="0"/>
+        </w:rPr>
+        <w:t>6.14.</w:t>
+      </w:r>
+      <w:r>
+        <w:rPr>
+          <w:rFonts w:ascii="Arial" w:hAnsi="Arial" w:cs="Arial" w:eastAsia="Arial"/>
+          <w:b w:val="0"/>
+          <w:i w:val="0"/>
+        </w:rPr>
+        <w:t xml:space="preserve"> Боловсролын ерөнхий хуулийн (2023 он) 37.2.1-д заасан нэмэлт төлбөрийн хязгаарлалт нь төрийн болон орон нутгийн өмчийн сургуульд хамаарна. </w:t>
+      </w:r>
+      <w:r>
+        <w:rPr>
+          <w:rFonts w:ascii="Arial" w:hAnsi="Arial" w:cs="Arial" w:eastAsia="Arial"/>
+          <w:b w:val="0"/>
+          <w:i w:val="0"/>
+        </w:rPr>
+        <w:t>Octolearn London School</w:t>
+      </w:r>
+      <w:r>
+        <w:rPr>
+          <w:rFonts w:ascii="Arial" w:hAnsi="Arial" w:cs="Arial" w:eastAsia="Arial"/>
+          <w:b w:val="0"/>
+          <w:i w:val="0"/>
+        </w:rPr>
+        <w:t xml:space="preserve"> нь хувийн өмчийн сургууль (37.2.4) тул сайн дурын тэмцээний хураамжийг захирлын тушаал, энэхүү удирдамжаар тогтоож, нягтлан бодогч баримтаар хүлээн авч, 100 хувь шагналд олгож, олон нийтэд тайлагнана. Хураамж, мөнгөн шагналын талаар эцэг эх, асран хамгаалагчид зөвшөөрлийн хуудас (2 дугаар хавсралт)-аар мэдээлнэ.</w:t>
       </w:r>
     </w:p>
     <w:p>
@@ -3800,7 +4632,7 @@
           <w:b w:val="0"/>
           <w:i w:val="0"/>
         </w:rPr>
-        <w:t xml:space="preserve"> Тэмцээний өдөр хүчин төгөлдөр Valve-ын идэвхтэй газрын зургийн жагсаалт (2026 оны 10 дугаар сарын байдлаар: Ancient, Anubis, Cache, Dust II, Inferno, Mirage, Nuke)-ыг техникийн зөвлөгөөнөөр баталгаажуулна. Багууд ээлжлэн тус бүр 3 газрын зураг хасаж, үлдсэнд нь тоглоно. Хэсгийн шатанд хуваарьт эхэнд бичигдсэн баг, хасагдах шатанд зоос шидэлтээр ялсан баг эхэлж хасна. Талыг хутганы раундаар сонгоно.</w:t>
+        <w:t xml:space="preserve"> Тэмцээний өдөр хүчин төгөлдөр Valve-ийн идэвхтэй газрын зургийн жагсаалт (2026 оны 10 дугаар сарын байдлаар: Ancient, Anubis, Cache, Dust II, Inferno, Mirage, Nuke)-ыг техникийн зөвлөгөөнөөр баталгаажуулна. Багууд ээлжлэн тус бүр 3 газрын зураг хасаж, үлдсэнд нь тоглоно. Хэсгийн шатанд хуваарьт эхэнд бичигдсэн баг, хасагдах шатанд зоос шидэлтээр ялсан баг эхэлж хасна. Талыг хутганы раундаар сонгоно.</w:t>
       </w:r>
     </w:p>
     <w:p>
@@ -3960,7 +4792,7 @@
           <w:b w:val="0"/>
           <w:i w:val="0"/>
         </w:rPr>
-        <w:t>Найм. Ёс зүй, шударга тоглолт</w:t>
+        <w:t>Найм. Ёс зүй, шударга өрсөлдөөн</w:t>
       </w:r>
     </w:p>
     <w:p>
@@ -4006,7 +4838,7 @@
           <w:b w:val="0"/>
           <w:i w:val="0"/>
         </w:rPr>
-        <w:t xml:space="preserve"> Хууран мэхлэх программ, макро, скрипт, тоглоомын алдааг ашиглах, бусдын дэлгэц, проектор болон шууд дамжуулалтыг тоглолтын үеэр харах, бусдын бүртгэлээр тоглох, мөрий тавих, тоглоомын эд зүйл (skin) арилжаалахыг хориглоно. Тоглолтын үеэр тоглогчдын гар утсыг шүүгчид хадгалуулна.</w:t>
+        <w:t xml:space="preserve"> Хууран мэхлэх программ, макро, скрипт, тоглоомын алдааг ашиглах, бусдын дэлгэц, проектор болон шууд дамжуулалтыг тоглолтын үеэр харах, бусдын бүртгэлээр тоглох, мөрий, бооцоо тавих, тоглоомын эд зүйл (skin, item) арилжаалахыг хориглоно. Тоглолтын үеэр тоглогчдын гар утсыг шүүгчид хадгалуулна.</w:t>
       </w:r>
     </w:p>
     <w:p>
@@ -4034,29 +4866,6 @@
     </w:p>
     <w:p>
       <w:pPr>
-        <w:spacing w:after="60"/>
-        <w:ind w:left="454" w:hanging="454"/>
-        <w:jc w:val="both"/>
-      </w:pPr>
-      <w:r>
-        <w:rPr>
-          <w:rFonts w:ascii="Arial" w:hAnsi="Arial" w:cs="Arial" w:eastAsia="Arial"/>
-          <w:b/>
-          <w:i w:val="0"/>
-        </w:rPr>
-        <w:t>8.4.</w:t>
-      </w:r>
-      <w:r>
-        <w:rPr>
-          <w:rFonts w:ascii="Arial" w:hAnsi="Arial" w:cs="Arial" w:eastAsia="Arial"/>
-          <w:b w:val="0"/>
-          <w:i w:val="0"/>
-        </w:rPr>
-        <w:t xml:space="preserve"> Ёс зүйтэй, шударга оролцсон багт “Шударга тоглолтын шагнал” олгоно.</w:t>
-      </w:r>
-    </w:p>
-    <w:p>
-      <w:pPr>
         <w:pStyle w:val="Heading2"/>
       </w:pPr>
       <w:r>
@@ -4298,40 +5107,468 @@
           <w:b w:val="0"/>
           <w:i w:val="0"/>
         </w:rPr>
-        <w:t xml:space="preserve"> </w:t>
-      </w:r>
-      <w:r>
-        <w:rPr>
-          <w:rFonts w:ascii="Arial" w:hAnsi="Arial" w:cs="Arial" w:eastAsia="Arial"/>
-          <w:b/>
-          <w:i w:val="0"/>
-        </w:rPr>
-        <w:t>Аварга (1 дүгээр байр)</w:t>
-      </w:r>
-      <w:r>
-        <w:rPr>
-          <w:rFonts w:ascii="Arial" w:hAnsi="Arial" w:cs="Arial" w:eastAsia="Arial"/>
-          <w:b w:val="0"/>
-          <w:i w:val="0"/>
-        </w:rPr>
-        <w:t xml:space="preserve"> болсон багийн ангид </w:t>
-      </w:r>
-      <w:r>
-        <w:rPr>
-          <w:rFonts w:ascii="Arial" w:hAnsi="Arial" w:cs="Arial" w:eastAsia="Arial"/>
-          <w:b/>
-          <w:i w:val="0"/>
-        </w:rPr>
-        <w:t>“Ангийн аварга” шилжин явах цом</w:t>
-      </w:r>
-      <w:r>
-        <w:rPr>
-          <w:rFonts w:ascii="Arial" w:hAnsi="Arial" w:cs="Arial" w:eastAsia="Arial"/>
-          <w:b w:val="0"/>
-          <w:i w:val="0"/>
-        </w:rPr>
-        <w:t>, багийн тоглогчдод алтан медаль (6), өргөмжлөл олгоно. Цомыг зөвхөн нэг баг өргөнө. Цомын нэрийн хавтсанд он, ангийн нэрийг сийлнэ.</w:t>
-      </w:r>
+        <w:t xml:space="preserve"> Ангийн багуудын эцсийн байрыг 11.4-т заасны дагуу тогтоож, 1–3 дугаар байр эзэлсэн ангийн багт дараах шагнал олгоно:</w:t>
+      </w:r>
+    </w:p>
+    <w:tbl>
+      <w:tblPr>
+        <w:tblStyle w:val="TableGrid"/>
+        <w:tblW w:type="auto" w:w="0"/>
+        <w:jc w:val="center"/>
+        <w:tblLayout w:type="fixed"/>
+        <w:tblLook w:firstColumn="1" w:firstRow="1" w:lastColumn="0" w:lastRow="0" w:noHBand="0" w:noVBand="1" w:val="04A0"/>
+      </w:tblPr>
+      <w:tblGrid>
+        <w:gridCol w:w="2339"/>
+        <w:gridCol w:w="2339"/>
+        <w:gridCol w:w="2339"/>
+        <w:gridCol w:w="2339"/>
+      </w:tblGrid>
+      <w:tr>
+        <w:trPr>
+          <w:tblHeader w:val="true"/>
+        </w:trPr>
+        <w:tc>
+          <w:tcPr>
+            <w:tcW w:type="dxa" w:w="1814"/>
+            <w:vAlign w:val="center"/>
+            <w:shd w:val="clear" w:color="auto" w:fill="D9E2F3"/>
+          </w:tcPr>
+          <w:p>
+            <w:pPr>
+              <w:spacing w:after="20" w:line="240" w:lineRule="auto"/>
+              <w:jc w:val="center"/>
+            </w:pPr>
+            <w:r/>
+            <w:r>
+              <w:rPr>
+                <w:rFonts w:ascii="Arial" w:hAnsi="Arial" w:cs="Arial" w:eastAsia="Arial"/>
+                <w:b/>
+                <w:i w:val="0"/>
+                <w:sz w:val="20"/>
+              </w:rPr>
+              <w:t>Байр</w:t>
+            </w:r>
+          </w:p>
+        </w:tc>
+        <w:tc>
+          <w:tcPr>
+            <w:tcW w:type="dxa" w:w="4139"/>
+            <w:vAlign w:val="center"/>
+            <w:shd w:val="clear" w:color="auto" w:fill="D9E2F3"/>
+          </w:tcPr>
+          <w:p>
+            <w:pPr>
+              <w:spacing w:after="20" w:line="240" w:lineRule="auto"/>
+              <w:jc w:val="center"/>
+            </w:pPr>
+            <w:r/>
+            <w:r>
+              <w:rPr>
+                <w:rFonts w:ascii="Arial" w:hAnsi="Arial" w:cs="Arial" w:eastAsia="Arial"/>
+                <w:b/>
+                <w:i w:val="0"/>
+                <w:sz w:val="20"/>
+              </w:rPr>
+              <w:t>Шагнал</w:t>
+            </w:r>
+          </w:p>
+        </w:tc>
+        <w:tc>
+          <w:tcPr>
+            <w:tcW w:type="dxa" w:w="1701"/>
+            <w:vAlign w:val="center"/>
+            <w:shd w:val="clear" w:color="auto" w:fill="D9E2F3"/>
+          </w:tcPr>
+          <w:p>
+            <w:pPr>
+              <w:spacing w:after="20" w:line="240" w:lineRule="auto"/>
+              <w:jc w:val="center"/>
+            </w:pPr>
+            <w:r/>
+            <w:r>
+              <w:rPr>
+                <w:rFonts w:ascii="Arial" w:hAnsi="Arial" w:cs="Arial" w:eastAsia="Arial"/>
+                <w:b/>
+                <w:i w:val="0"/>
+                <w:sz w:val="20"/>
+              </w:rPr>
+              <w:t>Мөнгөн шагнал (багт)</w:t>
+            </w:r>
+          </w:p>
+        </w:tc>
+        <w:tc>
+          <w:tcPr>
+            <w:tcW w:type="dxa" w:w="1701"/>
+            <w:vAlign w:val="center"/>
+            <w:shd w:val="clear" w:color="auto" w:fill="D9E2F3"/>
+          </w:tcPr>
+          <w:p>
+            <w:pPr>
+              <w:spacing w:after="20" w:line="240" w:lineRule="auto"/>
+              <w:jc w:val="center"/>
+            </w:pPr>
+            <w:r/>
+            <w:r>
+              <w:rPr>
+                <w:rFonts w:ascii="Arial" w:hAnsi="Arial" w:cs="Arial" w:eastAsia="Arial"/>
+                <w:b/>
+                <w:i w:val="0"/>
+                <w:sz w:val="20"/>
+              </w:rPr>
+              <w:t>Тоглогч бүрт (6 тоглогч)</w:t>
+            </w:r>
+          </w:p>
+        </w:tc>
+      </w:tr>
+      <w:tr>
+        <w:tc>
+          <w:tcPr>
+            <w:tcW w:type="dxa" w:w="1814"/>
+            <w:vAlign w:val="center"/>
+          </w:tcPr>
+          <w:p>
+            <w:pPr>
+              <w:spacing w:after="20" w:line="240" w:lineRule="auto"/>
+            </w:pPr>
+            <w:r/>
+            <w:r>
+              <w:rPr>
+                <w:rFonts w:ascii="Arial" w:hAnsi="Arial" w:cs="Arial" w:eastAsia="Arial"/>
+                <w:b w:val="0"/>
+                <w:i w:val="0"/>
+                <w:sz w:val="20"/>
+              </w:rPr>
+              <w:t>1 дүгээр байр (аварга)</w:t>
+            </w:r>
+          </w:p>
+        </w:tc>
+        <w:tc>
+          <w:tcPr>
+            <w:tcW w:type="dxa" w:w="4139"/>
+            <w:vAlign w:val="center"/>
+          </w:tcPr>
+          <w:p>
+            <w:pPr>
+              <w:spacing w:after="20" w:line="240" w:lineRule="auto"/>
+            </w:pPr>
+            <w:r/>
+            <w:r>
+              <w:rPr>
+                <w:rFonts w:ascii="Arial" w:hAnsi="Arial" w:cs="Arial" w:eastAsia="Arial"/>
+                <w:b/>
+                <w:i w:val="0"/>
+                <w:sz w:val="20"/>
+              </w:rPr>
+              <w:t>“Сургуулийн аварга” шилжин явах цом</w:t>
+            </w:r>
+            <w:r>
+              <w:rPr>
+                <w:rFonts w:ascii="Arial" w:hAnsi="Arial" w:cs="Arial" w:eastAsia="Arial"/>
+                <w:b w:val="0"/>
+                <w:i w:val="0"/>
+                <w:sz w:val="20"/>
+              </w:rPr>
+              <w:t>, “Сургуулийн аварга анги” цол, алтан медаль (6), өргөмжлөл</w:t>
+            </w:r>
+          </w:p>
+        </w:tc>
+        <w:tc>
+          <w:tcPr>
+            <w:tcW w:type="dxa" w:w="1701"/>
+            <w:vAlign w:val="center"/>
+          </w:tcPr>
+          <w:p>
+            <w:pPr>
+              <w:spacing w:after="20" w:line="240" w:lineRule="auto"/>
+              <w:jc w:val="right"/>
+            </w:pPr>
+            <w:r/>
+            <w:r>
+              <w:rPr>
+                <w:rFonts w:ascii="Arial" w:hAnsi="Arial" w:cs="Arial" w:eastAsia="Arial"/>
+                <w:b/>
+                <w:i w:val="0"/>
+                <w:sz w:val="20"/>
+              </w:rPr>
+              <w:t>600 000 ₮</w:t>
+            </w:r>
+          </w:p>
+        </w:tc>
+        <w:tc>
+          <w:tcPr>
+            <w:tcW w:type="dxa" w:w="1701"/>
+            <w:vAlign w:val="center"/>
+          </w:tcPr>
+          <w:p>
+            <w:pPr>
+              <w:spacing w:after="20" w:line="240" w:lineRule="auto"/>
+              <w:jc w:val="right"/>
+            </w:pPr>
+            <w:r/>
+            <w:r>
+              <w:rPr>
+                <w:rFonts w:ascii="Arial" w:hAnsi="Arial" w:cs="Arial" w:eastAsia="Arial"/>
+                <w:b w:val="0"/>
+                <w:i w:val="0"/>
+                <w:sz w:val="20"/>
+              </w:rPr>
+              <w:t>100 000 ₮</w:t>
+            </w:r>
+          </w:p>
+        </w:tc>
+      </w:tr>
+      <w:tr>
+        <w:tc>
+          <w:tcPr>
+            <w:tcW w:type="dxa" w:w="1814"/>
+            <w:vAlign w:val="center"/>
+          </w:tcPr>
+          <w:p>
+            <w:pPr>
+              <w:spacing w:after="20" w:line="240" w:lineRule="auto"/>
+            </w:pPr>
+            <w:r/>
+            <w:r>
+              <w:rPr>
+                <w:rFonts w:ascii="Arial" w:hAnsi="Arial" w:cs="Arial" w:eastAsia="Arial"/>
+                <w:b w:val="0"/>
+                <w:i w:val="0"/>
+                <w:sz w:val="20"/>
+              </w:rPr>
+              <w:t>2 дугаар байр</w:t>
+            </w:r>
+          </w:p>
+        </w:tc>
+        <w:tc>
+          <w:tcPr>
+            <w:tcW w:type="dxa" w:w="4139"/>
+            <w:vAlign w:val="center"/>
+          </w:tcPr>
+          <w:p>
+            <w:pPr>
+              <w:spacing w:after="20" w:line="240" w:lineRule="auto"/>
+            </w:pPr>
+            <w:r/>
+            <w:r>
+              <w:rPr>
+                <w:rFonts w:ascii="Arial" w:hAnsi="Arial" w:cs="Arial" w:eastAsia="Arial"/>
+                <w:b w:val="0"/>
+                <w:i w:val="0"/>
+                <w:sz w:val="20"/>
+              </w:rPr>
+              <w:t>Мөнгөн медаль (6), өргөмжлөл</w:t>
+            </w:r>
+          </w:p>
+        </w:tc>
+        <w:tc>
+          <w:tcPr>
+            <w:tcW w:type="dxa" w:w="1701"/>
+            <w:vAlign w:val="center"/>
+          </w:tcPr>
+          <w:p>
+            <w:pPr>
+              <w:spacing w:after="20" w:line="240" w:lineRule="auto"/>
+              <w:jc w:val="right"/>
+            </w:pPr>
+            <w:r/>
+            <w:r>
+              <w:rPr>
+                <w:rFonts w:ascii="Arial" w:hAnsi="Arial" w:cs="Arial" w:eastAsia="Arial"/>
+                <w:b/>
+                <w:i w:val="0"/>
+                <w:sz w:val="20"/>
+              </w:rPr>
+              <w:t>360 000 ₮</w:t>
+            </w:r>
+          </w:p>
+        </w:tc>
+        <w:tc>
+          <w:tcPr>
+            <w:tcW w:type="dxa" w:w="1701"/>
+            <w:vAlign w:val="center"/>
+          </w:tcPr>
+          <w:p>
+            <w:pPr>
+              <w:spacing w:after="20" w:line="240" w:lineRule="auto"/>
+              <w:jc w:val="right"/>
+            </w:pPr>
+            <w:r/>
+            <w:r>
+              <w:rPr>
+                <w:rFonts w:ascii="Arial" w:hAnsi="Arial" w:cs="Arial" w:eastAsia="Arial"/>
+                <w:b w:val="0"/>
+                <w:i w:val="0"/>
+                <w:sz w:val="20"/>
+              </w:rPr>
+              <w:t>60 000 ₮</w:t>
+            </w:r>
+          </w:p>
+        </w:tc>
+      </w:tr>
+      <w:tr>
+        <w:tc>
+          <w:tcPr>
+            <w:tcW w:type="dxa" w:w="1814"/>
+            <w:vAlign w:val="center"/>
+          </w:tcPr>
+          <w:p>
+            <w:pPr>
+              <w:spacing w:after="20" w:line="240" w:lineRule="auto"/>
+            </w:pPr>
+            <w:r/>
+            <w:r>
+              <w:rPr>
+                <w:rFonts w:ascii="Arial" w:hAnsi="Arial" w:cs="Arial" w:eastAsia="Arial"/>
+                <w:b w:val="0"/>
+                <w:i w:val="0"/>
+                <w:sz w:val="20"/>
+              </w:rPr>
+              <w:t>3 дугаар байр</w:t>
+            </w:r>
+          </w:p>
+        </w:tc>
+        <w:tc>
+          <w:tcPr>
+            <w:tcW w:type="dxa" w:w="4139"/>
+            <w:vAlign w:val="center"/>
+          </w:tcPr>
+          <w:p>
+            <w:pPr>
+              <w:spacing w:after="20" w:line="240" w:lineRule="auto"/>
+            </w:pPr>
+            <w:r/>
+            <w:r>
+              <w:rPr>
+                <w:rFonts w:ascii="Arial" w:hAnsi="Arial" w:cs="Arial" w:eastAsia="Arial"/>
+                <w:b w:val="0"/>
+                <w:i w:val="0"/>
+                <w:sz w:val="20"/>
+              </w:rPr>
+              <w:t>Хүрэл медаль (6), өргөмжлөл</w:t>
+            </w:r>
+          </w:p>
+        </w:tc>
+        <w:tc>
+          <w:tcPr>
+            <w:tcW w:type="dxa" w:w="1701"/>
+            <w:vAlign w:val="center"/>
+          </w:tcPr>
+          <w:p>
+            <w:pPr>
+              <w:spacing w:after="20" w:line="240" w:lineRule="auto"/>
+              <w:jc w:val="right"/>
+            </w:pPr>
+            <w:r/>
+            <w:r>
+              <w:rPr>
+                <w:rFonts w:ascii="Arial" w:hAnsi="Arial" w:cs="Arial" w:eastAsia="Arial"/>
+                <w:b/>
+                <w:i w:val="0"/>
+                <w:sz w:val="20"/>
+              </w:rPr>
+              <w:t>240 000 ₮</w:t>
+            </w:r>
+          </w:p>
+        </w:tc>
+        <w:tc>
+          <w:tcPr>
+            <w:tcW w:type="dxa" w:w="1701"/>
+            <w:vAlign w:val="center"/>
+          </w:tcPr>
+          <w:p>
+            <w:pPr>
+              <w:spacing w:after="20" w:line="240" w:lineRule="auto"/>
+              <w:jc w:val="right"/>
+            </w:pPr>
+            <w:r/>
+            <w:r>
+              <w:rPr>
+                <w:rFonts w:ascii="Arial" w:hAnsi="Arial" w:cs="Arial" w:eastAsia="Arial"/>
+                <w:b w:val="0"/>
+                <w:i w:val="0"/>
+                <w:sz w:val="20"/>
+              </w:rPr>
+              <w:t>40 000 ₮</w:t>
+            </w:r>
+          </w:p>
+        </w:tc>
+      </w:tr>
+      <w:tr>
+        <w:tc>
+          <w:tcPr>
+            <w:tcW w:type="dxa" w:w="1814"/>
+            <w:vAlign w:val="center"/>
+          </w:tcPr>
+          <w:p>
+            <w:pPr>
+              <w:spacing w:after="20" w:line="240" w:lineRule="auto"/>
+            </w:pPr>
+            <w:r/>
+            <w:r>
+              <w:rPr>
+                <w:rFonts w:ascii="Arial" w:hAnsi="Arial" w:cs="Arial" w:eastAsia="Arial"/>
+                <w:b/>
+                <w:i w:val="0"/>
+                <w:sz w:val="20"/>
+              </w:rPr>
+              <w:t>Нийт</w:t>
+            </w:r>
+          </w:p>
+        </w:tc>
+        <w:tc>
+          <w:tcPr>
+            <w:tcW w:type="dxa" w:w="4139"/>
+            <w:vAlign w:val="center"/>
+          </w:tcPr>
+          <w:p>
+            <w:pPr>
+              <w:spacing w:after="20" w:line="240" w:lineRule="auto"/>
+            </w:pPr>
+            <w:r/>
+          </w:p>
+        </w:tc>
+        <w:tc>
+          <w:tcPr>
+            <w:tcW w:type="dxa" w:w="1701"/>
+            <w:vAlign w:val="center"/>
+          </w:tcPr>
+          <w:p>
+            <w:pPr>
+              <w:spacing w:after="20" w:line="240" w:lineRule="auto"/>
+              <w:jc w:val="right"/>
+            </w:pPr>
+            <w:r/>
+            <w:r>
+              <w:rPr>
+                <w:rFonts w:ascii="Arial" w:hAnsi="Arial" w:cs="Arial" w:eastAsia="Arial"/>
+                <w:b/>
+                <w:i w:val="0"/>
+                <w:sz w:val="20"/>
+              </w:rPr>
+              <w:t>1 200 000 ₮</w:t>
+            </w:r>
+          </w:p>
+        </w:tc>
+        <w:tc>
+          <w:tcPr>
+            <w:tcW w:type="dxa" w:w="1701"/>
+            <w:vAlign w:val="center"/>
+          </w:tcPr>
+          <w:p>
+            <w:pPr>
+              <w:spacing w:after="20" w:line="240" w:lineRule="auto"/>
+              <w:jc w:val="right"/>
+            </w:pPr>
+            <w:r/>
+          </w:p>
+        </w:tc>
+      </w:tr>
+    </w:tbl>
+    <w:p>
+      <w:pPr>
+        <w:spacing w:after="40"/>
+      </w:pPr>
     </w:p>
     <w:p>
       <w:pPr>
@@ -4353,7 +5590,7 @@
           <w:b w:val="0"/>
           <w:i w:val="0"/>
         </w:rPr>
-        <w:t xml:space="preserve"> </w:t>
+        <w:t xml:space="preserve"> Цомыг зөвхөн нэг баг өргөнө. Цомын нэрийн хавтсанд он, ангийн нэрийг сийлнэ. Мөнгөн шагналын сан (1 200 000 ₮) тэмцээний хураамжаас бүрдэнэ (6.11). Мөнгөн шагналыг хаалтын ажиллагаанд багт гардуулж, багийн ахлагч шагнал олголтын бүртгэлд гарын үсэг зурна. Мөнгөн шагналыг багийн 6 тоглогчид </w:t>
       </w:r>
       <w:r>
         <w:rPr>
@@ -4361,7 +5598,7 @@
           <w:b/>
           <w:i w:val="0"/>
         </w:rPr>
-        <w:t>2 дугаар байр</w:t>
+        <w:t>тэнцүү хуваана</w:t>
       </w:r>
       <w:r>
         <w:rPr>
@@ -4369,23 +5606,7 @@
           <w:b w:val="0"/>
           <w:i w:val="0"/>
         </w:rPr>
-        <w:t xml:space="preserve"> эзэлсэн багт мөнгөн медаль (6), өргөмжлөл; </w:t>
-      </w:r>
-      <w:r>
-        <w:rPr>
-          <w:rFonts w:ascii="Arial" w:hAnsi="Arial" w:cs="Arial" w:eastAsia="Arial"/>
-          <w:b/>
-          <w:i w:val="0"/>
-        </w:rPr>
-        <w:t>3 дугаар байр</w:t>
-      </w:r>
-      <w:r>
-        <w:rPr>
-          <w:rFonts w:ascii="Arial" w:hAnsi="Arial" w:cs="Arial" w:eastAsia="Arial"/>
-          <w:b w:val="0"/>
-          <w:i w:val="0"/>
-        </w:rPr>
-        <w:t xml:space="preserve"> эзэлсэн багт хүрэл медаль (6), өргөмжлөл олгоно.</w:t>
+        <w:t>.</w:t>
       </w:r>
     </w:p>
     <w:p>
@@ -4447,7 +5668,7 @@
           <w:b w:val="0"/>
           <w:i w:val="0"/>
         </w:rPr>
-        <w:t xml:space="preserve"> бүх шатанд бүрэн эрхтэй тоглох ба үр дүн нь ердийнхөөрөө тооцогдоно. Харин шилжин явах цом, “Сургуулийн аварга анги” цол, 1–3 дугаар байрын медаль, өргөмжлөлийг </w:t>
+        <w:t xml:space="preserve"> бүх шатанд бүрэн эрхтэй тоглох ба үр дүн нь ердийнхөөрөө тооцогдоно. Харин шилжин явах цом, “Сургуулийн аварга анги” цол, 1–3 дугаар байрын медаль, өргөмжлөл, мөнгөн шагналыг </w:t>
       </w:r>
       <w:r>
         <w:rPr>
@@ -4463,7 +5684,7 @@
           <w:b w:val="0"/>
           <w:i w:val="0"/>
         </w:rPr>
-        <w:t xml:space="preserve"> олгоно. Ангиудын эцсийн байрыг тэмцээний эцсийн эрэмбээс удирдлага, багш нарын багийг хассан дарааллаар тогтооно. Удирдлага, багш нарын баг финалд түрүүлбэл финалд шалгарсан анги аварга болж цом өргөнө; 3-р байрын тоглолтын ялагч 2-р, ялагдагч 3-р байр эзэлнэ. Удирдлага, багш нарын баг шөвгийн 4-т ялагдвал 3-р байрын тоглолтод түүнтэй тоглосон анги 3-р байр эзэлнэ. Удирдлага, багш нарын багт тусгай өргөмжлөл (эхний 4-д шалгарвал “Хүндэт байр” өргөмжлөл) олгоно.</w:t>
+        <w:t xml:space="preserve"> олгоно. Ангиудын эцсийн байрыг тэмцээний эцсийн эрэмбээс удирдлага, багш нарын багийг хассан дарааллаар тогтооно. Удирдлага, багш нарын баг финалд түрүүлбэл финалд шалгарсан анги аварга болж цом өргөнө; 3-р байрын тоглолтын ялагч 2-р, ялагдагч 3-р байр эзэлнэ. Удирдлага, багш нарын баг шөвгийн 4-т ялагдвал 3-р байрын тоглолтод түүнтэй тоглосон анги 3-р байр эзэлнэ. Удирдлага, багш нарын баг хураамж төлөхгүй, мөнгөн шагнал авахгүй бөгөөд түүнд тусгай өргөмжлөл (эхний 4-д шалгарвал “Хүндэт байр” өргөмжлөл) олгоно.</w:t>
       </w:r>
     </w:p>
     <w:p>
@@ -4486,7 +5707,39 @@
           <w:b w:val="0"/>
           <w:i w:val="0"/>
         </w:rPr>
-        <w:t xml:space="preserve"> Тусгай шагнал: “Тэмцээний шилдэг тоглогч (MVP)”, “Шударга тоглолтын шагнал” (баг), “Шилдэг тайлбарлагч”. Бүх оролцогчид оролцооны батламж олгоно.</w:t>
+        <w:t xml:space="preserve"> Хувийн шагнал зөвхөн </w:t>
+      </w:r>
+      <w:r>
+        <w:rPr>
+          <w:rFonts w:ascii="Arial" w:hAnsi="Arial" w:cs="Arial" w:eastAsia="Arial"/>
+          <w:b/>
+          <w:i w:val="0"/>
+        </w:rPr>
+        <w:t>“Тэмцээний шилдэг тоглогч (MVP)”</w:t>
+      </w:r>
+      <w:r>
+        <w:rPr>
+          <w:rFonts w:ascii="Arial" w:hAnsi="Arial" w:cs="Arial" w:eastAsia="Arial"/>
+          <w:b w:val="0"/>
+          <w:i w:val="0"/>
+        </w:rPr>
+        <w:t xml:space="preserve"> байна: жижиг цом, </w:t>
+      </w:r>
+      <w:r>
+        <w:rPr>
+          <w:rFonts w:ascii="Arial" w:hAnsi="Arial" w:cs="Arial" w:eastAsia="Arial"/>
+          <w:b/>
+          <w:i w:val="0"/>
+        </w:rPr>
+        <w:t>100 000 ₮</w:t>
+      </w:r>
+      <w:r>
+        <w:rPr>
+          <w:rFonts w:ascii="Arial" w:hAnsi="Arial" w:cs="Arial" w:eastAsia="Arial"/>
+          <w:b w:val="0"/>
+          <w:i w:val="0"/>
+        </w:rPr>
+        <w:t>, өргөмжлөл. MVP-г зөвхөн ангийн багийн тоглогчдоос ерөнхий шүүгч, Хороо бүх тоглолтын статистик (MatchZy: K/D, ADR, нөлөөллийн үзүүлэлт)-т үндэслэн сонгож, хаалтын ажиллагаанд зарлана. Үүнээс өөр хувийн болон багийн шагнал олгохгүй.</w:t>
       </w:r>
     </w:p>
     <w:p>
@@ -4509,7 +5762,23 @@
           <w:b w:val="0"/>
           <w:i w:val="0"/>
         </w:rPr>
-        <w:t xml:space="preserve"> Бэлэн мөнгө, тоглоомын эд зүйл (skin), мөрийтэй холбоотой шагнал олгохгүй. Ивээн тэтгэгч шагналыг зөвхөн эд зүйлээр (тоног төхөөрөмж гэх мэт) хүлээн авна.</w:t>
+        <w:t xml:space="preserve"> </w:t>
+      </w:r>
+      <w:r>
+        <w:rPr>
+          <w:rFonts w:ascii="Arial" w:hAnsi="Arial" w:cs="Arial" w:eastAsia="Arial"/>
+          <w:b/>
+          <w:i w:val="0"/>
+        </w:rPr>
+        <w:t>Skin, item, бооцоо байхгүй.</w:t>
+      </w:r>
+      <w:r>
+        <w:rPr>
+          <w:rFonts w:ascii="Arial" w:hAnsi="Arial" w:cs="Arial" w:eastAsia="Arial"/>
+          <w:b w:val="0"/>
+          <w:i w:val="0"/>
+        </w:rPr>
+        <w:t xml:space="preserve"> Тоглоомын эд зүйл (skin, item)-ээр шагнал олгохгүй; мөрий, бооцоотой холбоотой шагнал, үйл ажиллагаа явуулахгүй. Мөнгөн шагналыг зөвхөн 11.1, 11.5-д заасан хэмжээгээр олгоно. Ивээн тэтгэгчийн шагналыг зөвхөн эд зүйлээр (тоног төхөөрөмж гэх мэт) хүлээн авна.</w:t>
       </w:r>
     </w:p>
     <w:p>
@@ -4545,7 +5814,7 @@
           <w:b w:val="0"/>
           <w:i w:val="0"/>
         </w:rPr>
-        <w:t xml:space="preserve"> Тэмцээний зардлыг сургуулийн төсөв болон хууль тогтоомжид нийцсэн ивээн тэтгэлгээр санхүүжүүлнэ. Урьдчилсан төсөв </w:t>
+        <w:t xml:space="preserve"> Тэмцээн зохион байгуулах зардлыг сургуулийн төсөв болон хууль тогтоомжид нийцсэн ивээн тэтгэлгээр (эд зүйлээр) санхүүжүүлнэ. Урьдчилсан төсөв </w:t>
       </w:r>
       <w:r>
         <w:rPr>
@@ -4553,7 +5822,7 @@
           <w:b/>
           <w:i w:val="0"/>
         </w:rPr>
-        <w:t>2 333 100 ₮</w:t>
+        <w:t>2 206 600 ₮</w:t>
       </w:r>
       <w:r>
         <w:rPr>
@@ -4561,7 +5830,7 @@
           <w:b w:val="0"/>
           <w:i w:val="0"/>
         </w:rPr>
-        <w:t xml:space="preserve"> (5 дугаар хавсралт); сургуульд байгаа эсвэл зээлж болох тоног төхөөрөмжийг хасвал 1 838 100 ₮.</w:t>
+        <w:t xml:space="preserve"> (5 дугаар хавсралт); сургуульд байгаа эсвэл зээлж болох тоног төхөөрөмж (гадаад SSD, кабель, нэвтрүүлгийн тоног төхөөрөмж)-ийг хасвал 1 711 600 ₮.</w:t>
       </w:r>
     </w:p>
     <w:p>
@@ -4584,20 +5853,7 @@
           <w:b w:val="0"/>
           <w:i w:val="0"/>
         </w:rPr>
-        <w:t xml:space="preserve"> Эрчим хүчний ундаа, мөрийтэй тоглоом, бооцоо, тоглоомын эд зүйл (skin) худалдаалах, кейс нээх сайт, архи, тамхины үйлдвэрлэл, худалдааны байгууллагаас ивээн тэтгэлэг авахгүй.</w:t>
-      </w:r>
-    </w:p>
-    <w:p>
-      <w:pPr>
-        <w:pStyle w:val="Heading2"/>
-      </w:pPr>
-      <w:r>
-        <w:rPr>
-          <w:rFonts w:ascii="Arial" w:hAnsi="Arial" w:cs="Arial" w:eastAsia="Arial"/>
-          <w:b w:val="0"/>
-          <w:i w:val="0"/>
-        </w:rPr>
-        <w:t>Арван гурав. Мэдээлэл, зураг, бичлэг, шууд дамжуулалт</w:t>
+        <w:t xml:space="preserve"> Тэмцээний хураамжаас бүрдэх шагналын санг (6.7–6.14) сургуулийн төсвөөс тусад нь бүртгэж, зөвхөн шагналд зарцуулна: орлого 1 320 000 ₮, шагнал 1 320 000 ₮, үлдэгдэл 0 ₮.</w:t>
       </w:r>
     </w:p>
     <w:p>
@@ -4612,7 +5868,7 @@
           <w:b/>
           <w:i w:val="0"/>
         </w:rPr>
-        <w:t>13.1.</w:t>
+        <w:t>12.3.</w:t>
       </w:r>
       <w:r>
         <w:rPr>
@@ -4620,7 +5876,20 @@
           <w:b w:val="0"/>
           <w:i w:val="0"/>
         </w:rPr>
-        <w:t xml:space="preserve"> Тэмцээний дүнг (оролцогчийн нэр, анги) сургуулийн мэдээллийн самбар, албан ёсны хуудсанд нийтэлнэ. Нэр нийтлэхийг зөвшөөрөөгүй оролцогчийн нэрийг нийтлэхгүй.</w:t>
+        <w:t xml:space="preserve"> Эрчим хүчний ундаа, мөрийтэй тоглоом, бооцоо, тоглоомын эд зүйл (skin) худалдаалах, кейс нээх сайт, архи, тамхины үйлдвэрлэл, худалдааны байгууллагаас ивээн тэтгэлэг авахгүй.</w:t>
+      </w:r>
+    </w:p>
+    <w:p>
+      <w:pPr>
+        <w:pStyle w:val="Heading2"/>
+      </w:pPr>
+      <w:r>
+        <w:rPr>
+          <w:rFonts w:ascii="Arial" w:hAnsi="Arial" w:cs="Arial" w:eastAsia="Arial"/>
+          <w:b w:val="0"/>
+          <w:i w:val="0"/>
+        </w:rPr>
+        <w:t>Арван гурав. Мэдээлэл, зураг, бичлэг, шууд дамжуулалт</w:t>
       </w:r>
     </w:p>
     <w:p>
@@ -4635,7 +5904,7 @@
           <w:b/>
           <w:i w:val="0"/>
         </w:rPr>
-        <w:t>13.2.</w:t>
+        <w:t>13.1.</w:t>
       </w:r>
       <w:r>
         <w:rPr>
@@ -4643,7 +5912,7 @@
           <w:b w:val="0"/>
           <w:i w:val="0"/>
         </w:rPr>
-        <w:t xml:space="preserve"> Зураг, видео бичлэгийг зөвхөн эцэг эх, асран хамгаалагчийн зөвшөөрөлтэй сурагчдаас авна (Хүний хувийн мэдээлэл хамгаалах тухай хуулийн 8 дугаар зүйл, Хүүхэд хамгааллын тухай хуулийн 8.4).</w:t>
+        <w:t xml:space="preserve"> Тэмцээний дүнг (оролцогчийн нэр, анги) сургуулийн мэдээллийн самбар, албан ёсны хуудсанд нийтэлнэ. Нэр нийтлэхийг зөвшөөрөөгүй оролцогчийн нэрийг нийтлэхгүй.</w:t>
       </w:r>
     </w:p>
     <w:p>
@@ -4658,7 +5927,7 @@
           <w:b/>
           <w:i w:val="0"/>
         </w:rPr>
-        <w:t>13.3.</w:t>
+        <w:t>13.2.</w:t>
       </w:r>
       <w:r>
         <w:rPr>
@@ -4666,57 +5935,7 @@
           <w:b w:val="0"/>
           <w:i w:val="0"/>
         </w:rPr>
-        <w:t xml:space="preserve"> Тоглолтыг </w:t>
-      </w:r>
-      <w:r>
-        <w:rPr>
-          <w:rFonts w:ascii="Arial" w:hAnsi="Arial" w:cs="Arial" w:eastAsia="Arial"/>
-          <w:b w:val="0"/>
-          <w:i w:val="0"/>
-          <w:highlight w:val="yellow"/>
-        </w:rPr>
-        <w:t>[Танхимын нэр]</w:t>
-      </w:r>
-      <w:r>
-        <w:rPr>
-          <w:rFonts w:ascii="Arial" w:hAnsi="Arial" w:cs="Arial" w:eastAsia="Arial"/>
-          <w:b w:val="0"/>
-          <w:i w:val="0"/>
-        </w:rPr>
-        <w:t>-д проектороор үзүүлэхээс гадна сургуулийн албан ёсны Facebook хуудас “</w:t>
-      </w:r>
-      <w:r>
-        <w:rPr>
-          <w:rFonts w:ascii="Arial" w:hAnsi="Arial" w:cs="Arial" w:eastAsia="Arial"/>
-          <w:b w:val="0"/>
-          <w:i w:val="0"/>
-          <w:highlight w:val="yellow"/>
-        </w:rPr>
-        <w:t>[Facebook хуудасны нэр]</w:t>
-      </w:r>
-      <w:r>
-        <w:rPr>
-          <w:rFonts w:ascii="Arial" w:hAnsi="Arial" w:cs="Arial" w:eastAsia="Arial"/>
-          <w:b w:val="0"/>
-          <w:i w:val="0"/>
-        </w:rPr>
-        <w:t xml:space="preserve">”-нд 2026.10.24–25-нд </w:t>
-      </w:r>
-      <w:r>
-        <w:rPr>
-          <w:rFonts w:ascii="Arial" w:hAnsi="Arial" w:cs="Arial" w:eastAsia="Arial"/>
-          <w:b/>
-          <w:i w:val="0"/>
-        </w:rPr>
-        <w:t>нээлттэй шууд дамжуулна</w:t>
-      </w:r>
-      <w:r>
-        <w:rPr>
-          <w:rFonts w:ascii="Arial" w:hAnsi="Arial" w:cs="Arial" w:eastAsia="Arial"/>
-          <w:b w:val="0"/>
-          <w:i w:val="0"/>
-        </w:rPr>
-        <w:t>. Дамжуулалтад зөвхөн тоглоомын дүрс (90 секундын хоцрогдолтой) ба тайлбарлагчийн дуу гарна; тоглогчдын царай, дуу хоолой, жинхэнэ нэр гарахгүй; шагнал гардуулах ёслолыг дамжуулахгүй.</w:t>
+        <w:t xml:space="preserve"> Зураг, видео бичлэгийг зөвхөн эцэг эх, асран хамгаалагчийн зөвшөөрөлтэй сурагчдаас авна (Хүний хувийн мэдээлэл хамгаалах тухай хуулийн 8 дугаар зүйл, Хүүхэд хамгааллын тухай хуулийн 8.4).</w:t>
       </w:r>
     </w:p>
     <w:p>
@@ -4731,7 +5950,7 @@
           <w:b/>
           <w:i w:val="0"/>
         </w:rPr>
-        <w:t>13.4.</w:t>
+        <w:t>13.3.</w:t>
       </w:r>
       <w:r>
         <w:rPr>
@@ -4739,7 +5958,56 @@
           <w:b w:val="0"/>
           <w:i w:val="0"/>
         </w:rPr>
-        <w:t xml:space="preserve"> Онлайн дамжуулалтад харагдахыг зөвшөөрөөгүй (зөвшөөрлийн хуудасны 3б-д “Үгүй” гэсэн) тоглогч зөвхөн Хорооноос олгосон хоч нэрээр харагдана. Тайлбарлагч, хөтлөгч сурагчийн дуу хоолойг зөвхөн зөвшөөрлийн үндсэн дээр дамжуулна.</w:t>
+        <w:t xml:space="preserve"> Тоглолтыг </w:t>
+      </w:r>
+      <w:r>
+        <w:rPr>
+          <w:rFonts w:ascii="Arial" w:hAnsi="Arial" w:cs="Arial" w:eastAsia="Arial"/>
+          <w:b w:val="0"/>
+          <w:i w:val="0"/>
+          <w:highlight w:val="yellow"/>
+        </w:rPr>
+        <w:t>[Танхимын нэр]</w:t>
+      </w:r>
+      <w:r>
+        <w:rPr>
+          <w:rFonts w:ascii="Arial" w:hAnsi="Arial" w:cs="Arial" w:eastAsia="Arial"/>
+          <w:b w:val="0"/>
+          <w:i w:val="0"/>
+        </w:rPr>
+        <w:t>-д проектороор үзүүлэхээс гадна сургуулийн албан ёсны Facebook хуудас “</w:t>
+      </w:r>
+      <w:r>
+        <w:rPr>
+          <w:rFonts w:ascii="Arial" w:hAnsi="Arial" w:cs="Arial" w:eastAsia="Arial"/>
+          <w:b w:val="0"/>
+          <w:i w:val="0"/>
+        </w:rPr>
+        <w:t>Octolearn London School</w:t>
+      </w:r>
+      <w:r>
+        <w:rPr>
+          <w:rFonts w:ascii="Arial" w:hAnsi="Arial" w:cs="Arial" w:eastAsia="Arial"/>
+          <w:b w:val="0"/>
+          <w:i w:val="0"/>
+        </w:rPr>
+        <w:t xml:space="preserve">”-д 2026.10.24–25-нд </w:t>
+      </w:r>
+      <w:r>
+        <w:rPr>
+          <w:rFonts w:ascii="Arial" w:hAnsi="Arial" w:cs="Arial" w:eastAsia="Arial"/>
+          <w:b/>
+          <w:i w:val="0"/>
+        </w:rPr>
+        <w:t>нээлттэй шууд дамжуулна</w:t>
+      </w:r>
+      <w:r>
+        <w:rPr>
+          <w:rFonts w:ascii="Arial" w:hAnsi="Arial" w:cs="Arial" w:eastAsia="Arial"/>
+          <w:b w:val="0"/>
+          <w:i w:val="0"/>
+        </w:rPr>
+        <w:t>. Дамжуулалтад зөвхөн тоглоомын дүрс (90 секундын хоцрогдолтой) ба тайлбарлагчийн дуу гарна; тоглогчдын царай, дуу хоолой, жинхэнэ нэр гарахгүй; шагнал гардуулах ёслолыг дамжуулахгүй.</w:t>
       </w:r>
     </w:p>
     <w:p>
@@ -4754,7 +6022,7 @@
           <w:b/>
           <w:i w:val="0"/>
         </w:rPr>
-        <w:t>13.5.</w:t>
+        <w:t>13.4.</w:t>
       </w:r>
       <w:r>
         <w:rPr>
@@ -4762,7 +6030,7 @@
           <w:b w:val="0"/>
           <w:i w:val="0"/>
         </w:rPr>
-        <w:t xml:space="preserve"> Шууд дамжуулалтыг насанд хүрсэн хянагч (хуудасны админ) хянаж, сэтгэгдлийг шүүнэ. Хувийн мэдээлэл, царай, тоглогчийн дуу хоолой, доромжлол гарсан, эсхүл Хорооны даргын шийдвэрээр дамжуулалтыг нэн даруй зогсооно. Дамжуулалтыг сургуулийн интернэтээс тусдаа холболтоор хийнэ.</w:t>
+        <w:t xml:space="preserve"> Онлайн дамжуулалтад харагдахыг зөвшөөрөөгүй (зөвшөөрлийн хуудасны 3б-д “Үгүй” гэсэн) тоглогч зөвхөн Хорооноос олгосон хоч нэрээр харагдана. Тайлбарлагч, хөтлөгч сурагчийн дуу хоолойг зөвхөн зөвшөөрлийн үндсэн дээр дамжуулна.</w:t>
       </w:r>
     </w:p>
     <w:p>
@@ -4777,7 +6045,7 @@
           <w:b/>
           <w:i w:val="0"/>
         </w:rPr>
-        <w:t>13.6.</w:t>
+        <w:t>13.5.</w:t>
       </w:r>
       <w:r>
         <w:rPr>
@@ -4785,23 +6053,7 @@
           <w:b w:val="0"/>
           <w:i w:val="0"/>
         </w:rPr>
-        <w:t xml:space="preserve"> Шууд дамжуулалтын бичлэгийг </w:t>
-      </w:r>
-      <w:r>
-        <w:rPr>
-          <w:rFonts w:ascii="Arial" w:hAnsi="Arial" w:cs="Arial" w:eastAsia="Arial"/>
-          <w:b/>
-          <w:i w:val="0"/>
-        </w:rPr>
-        <w:t>2026 оны 11 дүгээр сарын 01-ний дотор</w:t>
-      </w:r>
-      <w:r>
-        <w:rPr>
-          <w:rFonts w:ascii="Arial" w:hAnsi="Arial" w:cs="Arial" w:eastAsia="Arial"/>
-          <w:b w:val="0"/>
-          <w:i w:val="0"/>
-        </w:rPr>
-        <w:t xml:space="preserve"> хуудаснаас устгана. Хорооны дотоод хэрэгцээний бичлэг, оролцогчдын хувийн мэдээллийг зөвхөн тэмцээний зорилгоор ашиглаж, 2026 оны 12 дугаар сарын 31-ний дотор устгана (дүн, өргөмжлөлийн бүртгэлээс бусад).</w:t>
+        <w:t xml:space="preserve"> Шууд дамжуулалтыг насанд хүрсэн хянагч (хуудасны админ) хянаж, сэтгэгдлийг шүүнэ. Хувийн мэдээлэл, царай, тоглогчийн дуу хоолой, доромжлол гарсан, эсхүл Хорооны даргын шийдвэрээр дамжуулалтыг нэн даруй зогсооно. Дамжуулалтыг сургуулийн интернэтээс тусдаа холболтоор хийнэ.</w:t>
       </w:r>
     </w:p>
     <w:p>
@@ -4816,7 +6068,7 @@
           <w:b/>
           <w:i w:val="0"/>
         </w:rPr>
-        <w:t>13.7.</w:t>
+        <w:t>13.6.</w:t>
       </w:r>
       <w:r>
         <w:rPr>
@@ -4824,7 +6076,7 @@
           <w:b w:val="0"/>
           <w:i w:val="0"/>
         </w:rPr>
-        <w:t xml:space="preserve"> Тэмцээний цахим хуудас (https://shgge.github.io/cs2-2026/)-нд бүртгэл, хуваарь, оноо, хэсгийн дүн, хасагдах шатны схемийг нийтэлнэ. Нийтэд </w:t>
+        <w:t xml:space="preserve"> Шууд дамжуулалтын бичлэгийг </w:t>
       </w:r>
       <w:r>
         <w:rPr>
@@ -4832,7 +6084,7 @@
           <w:b/>
           <w:i w:val="0"/>
         </w:rPr>
-        <w:t>зөвхөн ангийн (багийн) нэр, хуваарь, оноо</w:t>
+        <w:t>2026 оны 11 дүгээр сарын 01-ний дотор</w:t>
       </w:r>
       <w:r>
         <w:rPr>
@@ -4840,20 +6092,7 @@
           <w:b w:val="0"/>
           <w:i w:val="0"/>
         </w:rPr>
-        <w:t xml:space="preserve"> харагдах бөгөөд тоглогчийн нэр, Steam нэр, SteamID нийтлэгдэхгүй. Цахим системийн мэдээллийг Supabase Inc. (гадаад дахь үүлэн сервер) боловсруулж, шууд дамжуулалттай холбоотойг 2026.11.01-ний, бусдыг 2026.12.31-ний дотор устгана (2 дугаар хавсралтын нэмэлт маягт 05б). Цахим систем ажиллахгүй үед цаасан маягт, 4 дүгээр хавсралтын хүснэгтээр үргэлжлүүлнэ.</w:t>
-      </w:r>
-    </w:p>
-    <w:p>
-      <w:pPr>
-        <w:pStyle w:val="Heading2"/>
-      </w:pPr>
-      <w:r>
-        <w:rPr>
-          <w:rFonts w:ascii="Arial" w:hAnsi="Arial" w:cs="Arial" w:eastAsia="Arial"/>
-          <w:b w:val="0"/>
-          <w:i w:val="0"/>
-        </w:rPr>
-        <w:t>Арван дөрөв. Бусад</w:t>
+        <w:t xml:space="preserve"> хуудаснаас устгана. Хорооны дотоод хэрэгцээний бичлэг, оролцогчдын хувийн мэдээллийг зөвхөн тэмцээний зорилгоор ашиглаж, 2026 оны 12 дугаар сарын 31-ний дотор устгана (дүн, өргөмжлөлийн бүртгэлээс бусад).</w:t>
       </w:r>
     </w:p>
     <w:p>
@@ -4868,7 +6107,7 @@
           <w:b/>
           <w:i w:val="0"/>
         </w:rPr>
-        <w:t>14.1.</w:t>
+        <w:t>13.7.</w:t>
       </w:r>
       <w:r>
         <w:rPr>
@@ -4876,7 +6115,36 @@
           <w:b w:val="0"/>
           <w:i w:val="0"/>
         </w:rPr>
-        <w:t xml:space="preserve"> Тэмцээнийг Valve корпорацын үнэ төлбөргүй “Limited Game Tournament License”-ийн нөхцөлийн дагуу бүртгүүлж зохион байгуулна. Энэ нь Valve корпорацаас зохион байгуулсан, ивээн тэтгэсэн тэмцээн биш.</w:t>
+        <w:t xml:space="preserve"> Тэмцээний цахим хуудас (https://shgge.github.io/cs2-2026/)-нд бүртгэл, хуваарь, оноо, хэсгийн дүн, хасагдах шатны схемийг нийтэлнэ. Нийтэд </w:t>
+      </w:r>
+      <w:r>
+        <w:rPr>
+          <w:rFonts w:ascii="Arial" w:hAnsi="Arial" w:cs="Arial" w:eastAsia="Arial"/>
+          <w:b/>
+          <w:i w:val="0"/>
+        </w:rPr>
+        <w:t>зөвхөн ангийн (багийн) нэр, хуваарь, оноо</w:t>
+      </w:r>
+      <w:r>
+        <w:rPr>
+          <w:rFonts w:ascii="Arial" w:hAnsi="Arial" w:cs="Arial" w:eastAsia="Arial"/>
+          <w:b w:val="0"/>
+          <w:i w:val="0"/>
+        </w:rPr>
+        <w:t xml:space="preserve"> харагдах бөгөөд тоглогчийн нэр, Steam нэр, SteamID нийтлэгдэхгүй. Цахим системийн мэдээллийг Supabase Inc. (гадаад дахь үүлэн сервер) боловсруулж, шууд дамжуулалттай холбоотойг 2026.11.01-ний, бусдыг 2026.12.31-ний дотор устгана (2 дугаар хавсралтын нэмэлт маягт 05б). Цахим систем ажиллахгүй үед цаасан маягт, 4 дүгээр хавсралтын хүснэгтээр үргэлжлүүлнэ.</w:t>
+      </w:r>
+    </w:p>
+    <w:p>
+      <w:pPr>
+        <w:pStyle w:val="Heading2"/>
+      </w:pPr>
+      <w:r>
+        <w:rPr>
+          <w:rFonts w:ascii="Arial" w:hAnsi="Arial" w:cs="Arial" w:eastAsia="Arial"/>
+          <w:b w:val="0"/>
+          <w:i w:val="0"/>
+        </w:rPr>
+        <w:t>Арван дөрөв. Бусад</w:t>
       </w:r>
     </w:p>
     <w:p>
@@ -4891,7 +6159,7 @@
           <w:b/>
           <w:i w:val="0"/>
         </w:rPr>
-        <w:t>14.2.</w:t>
+        <w:t>14.1.</w:t>
       </w:r>
       <w:r>
         <w:rPr>
@@ -4899,7 +6167,7 @@
           <w:b w:val="0"/>
           <w:i w:val="0"/>
         </w:rPr>
-        <w:t xml:space="preserve"> Техникийн шалтгаанаар (интернэт, цахилгаан тасрах, тоглоомын шинэчлэлт гэх мэт) хуваарийг Хороо өөрчилж, багийн ахлагч, менежерт нэн даруй мэдэгдэнэ. Тэмцээн 10.24–25-ны хоёр өдөрт багтаж дуусна.</w:t>
+        <w:t xml:space="preserve"> Тэмцээнийг Valve корпорацын “Limited Game Tournament License”-ийн нөхцөлийн дагуу бүртгүүлж зохион байгуулна. Энэ нь Valve корпорацаас зохион байгуулсан, ивээн тэтгэсэн тэмцээн биш. Лицензийн нөхцөл тэмцээний хураамж авахыг хориглодоггүй бөгөөд шагналын сангийн хуваарилалт тодорхой (11.1, 11.5), санхүүгийн мэдээлэл ил тод (6.13) байхыг шаардана. Тоглогч, зохион байгуулагч, ажилтан бооцоо тавихыг хориглоно.</w:t>
       </w:r>
     </w:p>
     <w:p>
@@ -4914,7 +6182,7 @@
           <w:b/>
           <w:i w:val="0"/>
         </w:rPr>
-        <w:t>14.3.</w:t>
+        <w:t>14.2.</w:t>
       </w:r>
       <w:r>
         <w:rPr>
@@ -4922,7 +6190,7 @@
           <w:b w:val="0"/>
           <w:i w:val="0"/>
         </w:rPr>
-        <w:t xml:space="preserve"> Энэхүү удирдамжид тусгагдаагүй асуудлыг Хороо шийдвэрлэнэ.</w:t>
+        <w:t xml:space="preserve"> Техникийн шалтгаанаар (интернэт, цахилгаан тасрах, тоглоомын шинэчлэлт гэх мэт) хуваарийг Хороо өөрчилж, багийн ахлагч, менежерт нэн даруй мэдэгдэнэ. Тэмцээн 10.24–25-ны хоёр өдөрт багтаж дуусна.</w:t>
       </w:r>
     </w:p>
     <w:p>
@@ -4937,6 +6205,29 @@
           <w:b/>
           <w:i w:val="0"/>
         </w:rPr>
+        <w:t>14.3.</w:t>
+      </w:r>
+      <w:r>
+        <w:rPr>
+          <w:rFonts w:ascii="Arial" w:hAnsi="Arial" w:cs="Arial" w:eastAsia="Arial"/>
+          <w:b w:val="0"/>
+          <w:i w:val="0"/>
+        </w:rPr>
+        <w:t xml:space="preserve"> Энэхүү удирдамжид тусгагдаагүй асуудлыг Хороо шийдвэрлэнэ.</w:t>
+      </w:r>
+    </w:p>
+    <w:p>
+      <w:pPr>
+        <w:spacing w:after="60"/>
+        <w:ind w:left="454" w:hanging="454"/>
+        <w:jc w:val="both"/>
+      </w:pPr>
+      <w:r>
+        <w:rPr>
+          <w:rFonts w:ascii="Arial" w:hAnsi="Arial" w:cs="Arial" w:eastAsia="Arial"/>
+          <w:b/>
+          <w:i w:val="0"/>
+        </w:rPr>
         <w:t>14.4.</w:t>
       </w:r>
       <w:r>
@@ -4945,58 +6236,7 @@
           <w:b w:val="0"/>
           <w:i w:val="0"/>
         </w:rPr>
-        <w:t xml:space="preserve"> Холбоо барих: </w:t>
-      </w:r>
-      <w:r>
-        <w:rPr>
-          <w:rFonts w:ascii="Arial" w:hAnsi="Arial" w:cs="Arial" w:eastAsia="Arial"/>
-          <w:b w:val="0"/>
-          <w:i w:val="0"/>
-          <w:highlight w:val="yellow"/>
-        </w:rPr>
-        <w:t>[Зохион байгуулагч багшийн нэр]</w:t>
-      </w:r>
-      <w:r>
-        <w:rPr>
-          <w:rFonts w:ascii="Arial" w:hAnsi="Arial" w:cs="Arial" w:eastAsia="Arial"/>
-          <w:b w:val="0"/>
-          <w:i w:val="0"/>
-        </w:rPr>
-        <w:t xml:space="preserve">, утас: </w:t>
-      </w:r>
-      <w:r>
-        <w:rPr>
-          <w:rFonts w:ascii="Arial" w:hAnsi="Arial" w:cs="Arial" w:eastAsia="Arial"/>
-          <w:b w:val="0"/>
-          <w:i w:val="0"/>
-          <w:highlight w:val="yellow"/>
-        </w:rPr>
-        <w:t>[Утас]</w:t>
-      </w:r>
-      <w:r>
-        <w:rPr>
-          <w:rFonts w:ascii="Arial" w:hAnsi="Arial" w:cs="Arial" w:eastAsia="Arial"/>
-          <w:b w:val="0"/>
-          <w:i w:val="0"/>
-        </w:rPr>
-        <w:t xml:space="preserve">, и-мэйл: </w:t>
-      </w:r>
-      <w:r>
-        <w:rPr>
-          <w:rFonts w:ascii="Arial" w:hAnsi="Arial" w:cs="Arial" w:eastAsia="Arial"/>
-          <w:b w:val="0"/>
-          <w:i w:val="0"/>
-          <w:highlight w:val="yellow"/>
-        </w:rPr>
-        <w:t>[И-мэйл]</w:t>
-      </w:r>
-      <w:r>
-        <w:rPr>
-          <w:rFonts w:ascii="Arial" w:hAnsi="Arial" w:cs="Arial" w:eastAsia="Arial"/>
-          <w:b w:val="0"/>
-          <w:i w:val="0"/>
-        </w:rPr>
-        <w:t>.</w:t>
+        <w:t xml:space="preserve"> Хүсэлт, асуултаа зохион байгуулагч А.Мөнгөншагайд (утас 60114971, 94741053) гаргана.</w:t>
       </w:r>
     </w:p>
     <w:p/>
@@ -5150,13 +6390,14 @@
           <w:i w:val="0"/>
           <w:sz w:val="20"/>
         </w:rPr>
-        <w:t xml:space="preserve"> Төсөв (09_Tosov.xlsx)</w:t>
+        <w:t xml:space="preserve"> Төсөв, тэмцээний хураамжийн шагналын сан (09_Tosov.xlsx)</w:t>
       </w:r>
     </w:p>
     <w:sectPr>
       <w:footerReference w:type="default" r:id="rId9"/>
+      <w:headerReference w:type="default" r:id="rId10"/>
       <w:pgSz w:w="11906" w:h="16838"/>
-      <w:pgMar w:top="1134" w:right="850" w:bottom="1134" w:left="1701" w:header="720" w:footer="720" w:gutter="0"/>
+      <w:pgMar w:top="1134" w:right="850" w:bottom="1134" w:left="1701" w:header="340" w:footer="720" w:gutter="0"/>
       <w:cols w:space="720"/>
       <w:docGrid w:linePitch="360"/>
     </w:sectPr>
@@ -5182,6 +6423,60 @@
     </w:r>
   </w:p>
 </w:ftr>
+</file>
+
+<file path=word/header1.xml><?xml version="1.0" encoding="utf-8"?>
+<w:hdr xmlns:m="http://schemas.openxmlformats.org/officeDocument/2006/math" xmlns:mc="http://schemas.openxmlformats.org/markup-compatibility/2006" xmlns:mo="http://schemas.microsoft.com/office/mac/office/2008/main" xmlns:mv="urn:schemas-microsoft-com:mac:vml" xmlns:o="urn:schemas-microsoft-com:office:office" xmlns:r="http://schemas.openxmlformats.org/officeDocument/2006/relationships" xmlns:v="urn:schemas-microsoft-com:vml" xmlns:w10="urn:schemas-microsoft-com:office:word" xmlns:w14="http://schemas.microsoft.com/office/word/2010/wordml" xmlns:w="http://schemas.openxmlformats.org/wordprocessingml/2006/main" xmlns:wne="http://schemas.microsoft.com/office/word/2006/wordml" xmlns:wp14="http://schemas.microsoft.com/office/word/2010/wordprocessingDrawing" xmlns:wp="http://schemas.openxmlformats.org/drawingml/2006/wordprocessingDrawing" xmlns:wpc="http://schemas.microsoft.com/office/word/2010/wordprocessingCanvas" xmlns:wpg="http://schemas.microsoft.com/office/word/2010/wordprocessingGroup" xmlns:wpi="http://schemas.microsoft.com/office/word/2010/wordprocessingInk" xmlns:wps="http://schemas.microsoft.com/office/word/2010/wordprocessingShape" mc:Ignorable="w14 wp14">
+  <w:p>
+    <w:pPr>
+      <w:pStyle w:val="Header"/>
+      <w:spacing w:before="0" w:after="0" w:line="240" w:lineRule="auto"/>
+      <w:jc w:val="left"/>
+    </w:pPr>
+    <w:r>
+      <w:drawing>
+        <wp:inline xmlns:a="http://schemas.openxmlformats.org/drawingml/2006/main" xmlns:pic="http://schemas.openxmlformats.org/drawingml/2006/picture">
+          <wp:extent cx="360000" cy="360000"/>
+          <wp:docPr id="1" name="Picture 1"/>
+          <wp:cNvGraphicFramePr>
+            <a:graphicFrameLocks noChangeAspect="1"/>
+          </wp:cNvGraphicFramePr>
+          <a:graphic>
+            <a:graphicData uri="http://schemas.openxmlformats.org/drawingml/2006/picture">
+              <pic:pic>
+                <pic:nvPicPr>
+                  <pic:cNvPr id="0" name="logo.png"/>
+                  <pic:cNvPicPr/>
+                </pic:nvPicPr>
+                <pic:blipFill>
+                  <a:blip r:embed="rId1"/>
+                  <a:stretch>
+                    <a:fillRect/>
+                  </a:stretch>
+                </pic:blipFill>
+                <pic:spPr>
+                  <a:xfrm>
+                    <a:off x="0" y="0"/>
+                    <a:ext cx="360000" cy="360000"/>
+                  </a:xfrm>
+                  <a:prstGeom prst="rect"/>
+                </pic:spPr>
+              </pic:pic>
+            </a:graphicData>
+          </a:graphic>
+        </wp:inline>
+      </w:drawing>
+    </w:r>
+    <w:r>
+      <w:rPr>
+        <w:rFonts w:ascii="Arial" w:hAnsi="Arial" w:cs="Arial" w:eastAsia="Arial"/>
+        <w:color w:val="6B7280"/>
+        <w:sz w:val="16"/>
+      </w:rPr>
+      <w:t xml:space="preserve">   Octolearn London School  ·  Сургуулийн аварга – CS2 2026</w:t>
+    </w:r>
+  </w:p>
+</w:hdr>
 </file>
 
 <file path=word/numbering.xml><?xml version="1.0" encoding="utf-8"?>

--- a/docs/assets/docs/02_Udirdamj.docx
+++ b/docs/assets/docs/02_Udirdamj.docx
@@ -5,7 +5,7 @@
     <w:p>
       <w:pPr>
         <w:spacing w:after="20"/>
-        <w:ind w:left="5386"/>
+        <w:ind w:left="4989"/>
       </w:pPr>
       <w:r>
         <w:rPr>
@@ -20,7 +20,7 @@
     <w:p>
       <w:pPr>
         <w:spacing w:after="20"/>
-        <w:ind w:left="5386"/>
+        <w:ind w:left="4989"/>
       </w:pPr>
       <w:r>
         <w:rPr>
@@ -29,22 +29,13 @@
           <w:i w:val="0"/>
           <w:sz w:val="22"/>
         </w:rPr>
-        <w:t>Octolearn London School</w:t>
-      </w:r>
-      <w:r>
-        <w:rPr>
-          <w:rFonts w:ascii="Arial" w:hAnsi="Arial" w:cs="Arial" w:eastAsia="Arial"/>
-          <w:b w:val="0"/>
-          <w:i w:val="0"/>
-          <w:sz w:val="22"/>
-        </w:rPr>
-        <w:t>-ИЙН ЗАХИРАЛ</w:t>
+        <w:t>Octolearn London School-ИЙН ЗАХИРАЛ</w:t>
       </w:r>
     </w:p>
     <w:p>
       <w:pPr>
         <w:spacing w:after="20"/>
-        <w:ind w:left="5386"/>
+        <w:ind w:left="4989"/>
       </w:pPr>
       <w:r>
         <w:rPr>
@@ -53,32 +44,13 @@
           <w:i w:val="0"/>
           <w:sz w:val="22"/>
         </w:rPr>
-        <w:t>........................ /</w:t>
-      </w:r>
-      <w:r>
-        <w:rPr>
-          <w:rFonts w:ascii="Arial" w:hAnsi="Arial" w:cs="Arial" w:eastAsia="Arial"/>
-          <w:b w:val="0"/>
-          <w:i w:val="0"/>
-          <w:sz w:val="22"/>
-          <w:highlight w:val="yellow"/>
-        </w:rPr>
-        <w:t>[Захирлын овог нэр]</w:t>
-      </w:r>
-      <w:r>
-        <w:rPr>
-          <w:rFonts w:ascii="Arial" w:hAnsi="Arial" w:cs="Arial" w:eastAsia="Arial"/>
-          <w:b w:val="0"/>
-          <w:i w:val="0"/>
-          <w:sz w:val="22"/>
-        </w:rPr>
-        <w:t>/</w:t>
+        <w:t>........................ /Д.Бямбасамбуу/</w:t>
       </w:r>
     </w:p>
     <w:p>
       <w:pPr>
         <w:spacing w:after="20"/>
-        <w:ind w:left="5386"/>
+        <w:ind w:left="4989"/>
       </w:pPr>
       <w:r>
         <w:rPr>
@@ -107,16 +79,7 @@
           <w:i w:val="0"/>
           <w:sz w:val="24"/>
         </w:rPr>
-        <w:t>Octolearn London School</w:t>
-      </w:r>
-      <w:r>
-        <w:rPr>
-          <w:rFonts w:ascii="Arial" w:hAnsi="Arial" w:cs="Arial" w:eastAsia="Arial"/>
-          <w:b/>
-          <w:i w:val="0"/>
-          <w:sz w:val="24"/>
-        </w:rPr>
-        <w:t>-ИЙН 8–12 ДУГААР АНГИЙН СУРАГЧДЫН ДУНД ЗОХИОН БАЙГУУЛАХ “СУРГУУЛИЙН АВАРГА – CS2 2026” ЦАХИМ СПОРТЫН ТЭМЦЭЭНИЙ УДИРДАМЖ</w:t>
+        <w:t>Octolearn London School-ИЙН 8–12 ДУГААР АНГИЙН СУРАГЧДЫН ДУНД ЗОХИОН БАЙГУУЛАХ “СУРГУУЛИЙН АВАРГА – CS2 2026” COUNTER-STRIKE 2 ЦАХИМ СПОРТЫН ТЭМЦЭЭНИЙ УДИРДАМЖ</w:t>
       </w:r>
     </w:p>
     <w:tbl>
@@ -126,8 +89,8 @@
         <w:tblLook w:firstColumn="1" w:firstRow="1" w:lastColumn="0" w:lastRow="0" w:noHBand="0" w:noVBand="1" w:val="04A0"/>
       </w:tblPr>
       <w:tblGrid>
-        <w:gridCol w:w="4677"/>
-        <w:gridCol w:w="4677"/>
+        <w:gridCol w:w="4649"/>
+        <w:gridCol w:w="4706"/>
       </w:tblGrid>
       <w:tr>
         <w:tc>
@@ -169,9 +132,8 @@
                 <w:b w:val="0"/>
                 <w:i w:val="0"/>
                 <w:sz w:val="22"/>
-                <w:highlight w:val="yellow"/>
               </w:rPr>
-              <w:t>[Хот, дүүрэг]</w:t>
+              <w:t>Улаанбаатар хот</w:t>
             </w:r>
           </w:p>
         </w:tc>
@@ -189,7 +151,6 @@
       <w:r>
         <w:rPr>
           <w:rFonts w:ascii="Arial" w:hAnsi="Arial" w:cs="Arial" w:eastAsia="Arial"/>
-          <w:b w:val="0"/>
           <w:i w:val="0"/>
         </w:rPr>
         <w:t>Нэг. Зорилго</w:t>
@@ -225,7 +186,6 @@
       <w:r>
         <w:rPr>
           <w:rFonts w:ascii="Arial" w:hAnsi="Arial" w:cs="Arial" w:eastAsia="Arial"/>
-          <w:b w:val="0"/>
           <w:i w:val="0"/>
         </w:rPr>
         <w:t>Хоёр. Зорилт</w:t>
@@ -376,7 +336,6 @@
       <w:r>
         <w:rPr>
           <w:rFonts w:ascii="Arial" w:hAnsi="Arial" w:cs="Arial" w:eastAsia="Arial"/>
-          <w:b w:val="0"/>
           <w:i w:val="0"/>
         </w:rPr>
         <w:t>Гурав. Тэмцээн зохион байгуулах хугацаа, газар</w:t>
@@ -441,7 +400,15 @@
           <w:b w:val="0"/>
           <w:i w:val="0"/>
         </w:rPr>
-        <w:t xml:space="preserve"> Тоглолтууд </w:t>
+        <w:t xml:space="preserve"> Тоглолтууд Octolearn London School-ийн компьютерийн лаборатори (Windows lab)-д дотоод сүлжээ (LAN)-гээр явагдана. Лабораторид </w:t>
+      </w:r>
+      <w:r>
+        <w:rPr>
+          <w:rFonts w:ascii="Arial" w:hAnsi="Arial" w:cs="Arial" w:eastAsia="Arial"/>
+          <w:b/>
+          <w:i w:val="0"/>
+        </w:rPr>
+        <w:t>нэг зэрэг хоёр тоглолт</w:t>
       </w:r>
       <w:r>
         <w:rPr>
@@ -449,7 +416,15 @@
           <w:b w:val="0"/>
           <w:i w:val="0"/>
         </w:rPr>
-        <w:t>Octolearn London School</w:t>
+        <w:t xml:space="preserve"> (А, Б станц, 4 баг) явагдах бөгөөд зөвхөн тухайн ээлжийн тоглогч, шүүгч, техникийн ажилтан орно. Тоглох ээлжээ хүлээж буй багууд </w:t>
+      </w:r>
+      <w:r>
+        <w:rPr>
+          <w:rFonts w:ascii="Arial" w:hAnsi="Arial" w:cs="Arial" w:eastAsia="Arial"/>
+          <w:b/>
+          <w:i w:val="0"/>
+        </w:rPr>
+        <w:t>өөрсдийн ангийн танхимд</w:t>
       </w:r>
       <w:r>
         <w:rPr>
@@ -457,57 +432,7 @@
           <w:b w:val="0"/>
           <w:i w:val="0"/>
         </w:rPr>
-        <w:t>-ийн компьютерийн лаборатори (</w:t>
-      </w:r>
-      <w:r>
-        <w:rPr>
-          <w:rFonts w:ascii="Arial" w:hAnsi="Arial" w:cs="Arial" w:eastAsia="Arial"/>
-          <w:b w:val="0"/>
-          <w:i w:val="0"/>
-          <w:highlight w:val="yellow"/>
-        </w:rPr>
-        <w:t>[Лабын тоот]</w:t>
-      </w:r>
-      <w:r>
-        <w:rPr>
-          <w:rFonts w:ascii="Arial" w:hAnsi="Arial" w:cs="Arial" w:eastAsia="Arial"/>
-          <w:b w:val="0"/>
-          <w:i w:val="0"/>
-        </w:rPr>
-        <w:t xml:space="preserve">)-д дотоод сүлжээ (LAN)-гээр явагдана. Лабораторид </w:t>
-      </w:r>
-      <w:r>
-        <w:rPr>
-          <w:rFonts w:ascii="Arial" w:hAnsi="Arial" w:cs="Arial" w:eastAsia="Arial"/>
-          <w:b/>
-          <w:i w:val="0"/>
-        </w:rPr>
-        <w:t>нэг зэрэг хоёр тоглолт</w:t>
-      </w:r>
-      <w:r>
-        <w:rPr>
-          <w:rFonts w:ascii="Arial" w:hAnsi="Arial" w:cs="Arial" w:eastAsia="Arial"/>
-          <w:b w:val="0"/>
-          <w:i w:val="0"/>
-        </w:rPr>
-        <w:t xml:space="preserve"> (А, Б станц, 4 баг) явагдах бөгөөд зөвхөн тухайн цагийн тоглогч, шүүгч, техникийн ажилтан орно. Дараагийн тоглолтын багууд хүлээлгийн өрөө (</w:t>
-      </w:r>
-      <w:r>
-        <w:rPr>
-          <w:rFonts w:ascii="Arial" w:hAnsi="Arial" w:cs="Arial" w:eastAsia="Arial"/>
-          <w:b w:val="0"/>
-          <w:i w:val="0"/>
-          <w:highlight w:val="yellow"/>
-        </w:rPr>
-        <w:t>[Өрөөний тоот]</w:t>
-      </w:r>
-      <w:r>
-        <w:rPr>
-          <w:rFonts w:ascii="Arial" w:hAnsi="Arial" w:cs="Arial" w:eastAsia="Arial"/>
-          <w:b w:val="0"/>
-          <w:i w:val="0"/>
-        </w:rPr>
-        <w:t>)-нд хүлээнэ.</w:t>
+        <w:t xml:space="preserve"> хүлээнэ (7.10).</w:t>
       </w:r>
     </w:p>
     <w:p>
@@ -535,35 +460,18 @@
       <w:r>
         <w:rPr>
           <w:rFonts w:ascii="Arial" w:hAnsi="Arial" w:cs="Arial" w:eastAsia="Arial"/>
+          <w:b/>
+          <w:i w:val="0"/>
+        </w:rPr>
+        <w:t>Урлагийн заалын LED дэлгэцээр</w:t>
+      </w:r>
+      <w:r>
+        <w:rPr>
+          <w:rFonts w:ascii="Arial" w:hAnsi="Arial" w:cs="Arial" w:eastAsia="Arial"/>
           <w:b w:val="0"/>
           <w:i w:val="0"/>
-          <w:highlight w:val="yellow"/>
-        </w:rPr>
-        <w:t>[Танхимын нэр]</w:t>
-      </w:r>
-      <w:r>
-        <w:rPr>
-          <w:rFonts w:ascii="Arial" w:hAnsi="Arial" w:cs="Arial" w:eastAsia="Arial"/>
-          <w:b w:val="0"/>
-          <w:i w:val="0"/>
-        </w:rPr>
-        <w:t>-д проектороор 90 секундын хоцрогдолтой дамжуулалт (CSTV)-аар үзнэ. Мөн тоглолтыг энэхүү удирдамжийн 13 дугаар зүйлд заасан нөхцөлөөр сургуулийн албан ёсны Facebook хуудас “</w:t>
-      </w:r>
-      <w:r>
-        <w:rPr>
-          <w:rFonts w:ascii="Arial" w:hAnsi="Arial" w:cs="Arial" w:eastAsia="Arial"/>
-          <w:b w:val="0"/>
-          <w:i w:val="0"/>
-        </w:rPr>
-        <w:t>Octolearn London School</w:t>
-      </w:r>
-      <w:r>
-        <w:rPr>
-          <w:rFonts w:ascii="Arial" w:hAnsi="Arial" w:cs="Arial" w:eastAsia="Arial"/>
-          <w:b w:val="0"/>
-          <w:i w:val="0"/>
-        </w:rPr>
-        <w:t>”-д шууд дамжуулна.</w:t>
+        </w:rPr>
+        <w:t xml:space="preserve"> 90 секундын хоцрогдолтой (CSTV) үзнэ; үзэгчийг Windows lab-д оруулахгүй. Мөн тоглолтыг энэхүү удирдамжийн 13 дугаар зүйлд заасан нөхцөлөөр сургуулийн албан ёсны Facebook хуудас “Octolearn London School”-д шууд дамжуулна.</w:t>
       </w:r>
     </w:p>
     <w:p>
@@ -602,24 +510,7 @@
           <w:b w:val="0"/>
           <w:i w:val="0"/>
         </w:rPr>
-        <w:t xml:space="preserve"> </w:t>
-      </w:r>
-      <w:r>
-        <w:rPr>
-          <w:rFonts w:ascii="Arial" w:hAnsi="Arial" w:cs="Arial" w:eastAsia="Arial"/>
-          <w:b w:val="0"/>
-          <w:i w:val="0"/>
-          <w:highlight w:val="yellow"/>
-        </w:rPr>
-        <w:t>[Лабын тоот]</w:t>
-      </w:r>
-      <w:r>
-        <w:rPr>
-          <w:rFonts w:ascii="Arial" w:hAnsi="Arial" w:cs="Arial" w:eastAsia="Arial"/>
-          <w:b w:val="0"/>
-          <w:i w:val="0"/>
-        </w:rPr>
-        <w:t>-д болно. Сугалаанд анги бүрээс багийн ахлагч эсвэл ангийн төлөөлөгч оролцоно. Хэсгийн сугалааг ангиар явуулах тул сугалаа багийн бүрэлдэхүүнийг царцаахгүй (6.5).</w:t>
+        <w:t xml:space="preserve"> Windows lab-д болох бөгөөд сугалааг цахим хуудсаар дэлгэц дээр ил тод явуулна (7.2). Сугалаанд анги бүрээс багийн ахлагч эсвэл ангийн төлөөлөгч оролцоно. Хэсгийн сугалааг ангиар явуулах тул сугалаа багийн бүрэлдэхүүнийг царцаахгүй (6.5).</w:t>
       </w:r>
     </w:p>
     <w:p>
@@ -654,8 +545,8 @@
         <w:tblLook w:firstColumn="1" w:firstRow="1" w:lastColumn="0" w:lastRow="0" w:noHBand="0" w:noVBand="1" w:val="04A0"/>
       </w:tblPr>
       <w:tblGrid>
-        <w:gridCol w:w="4677"/>
-        <w:gridCol w:w="4677"/>
+        <w:gridCol w:w="2268"/>
+        <w:gridCol w:w="7087"/>
       </w:tblGrid>
       <w:tr>
         <w:trPr>
@@ -879,7 +770,7 @@
                 <w:i w:val="0"/>
                 <w:sz w:val="20"/>
               </w:rPr>
-              <w:t>Техникийн зөвлөгөөн, хэсгийн сугалаа</w:t>
+              <w:t>Техникийн зөвлөгөөн, хэсгийн сугалаа (Windows lab)</w:t>
             </w:r>
           </w:p>
         </w:tc>
@@ -923,7 +814,7 @@
                 <w:i w:val="0"/>
                 <w:sz w:val="20"/>
               </w:rPr>
-              <w:t>Эцэг эх, асран хамгаалагчийн зөвшөөрөл (05, 05б) — анги удирдсан багшид; цаасан мэдүүлэг (04) — зохион байгуулагчид; тэмцээний хураамж 120 000 ₮ — нягтлан бодогчид</w:t>
+              <w:t>Эцэг эх, асран хамгаалагчийн зөвшөөрөл (05, 05б) — анги удирдсан багшид; цаасан мэдүүлэг (04) болон тэмцээний хураамж 120 000 ₮ (баримттай) — Зохион байгуулагч А.Мөнгөншагайд</w:t>
             </w:r>
           </w:p>
         </w:tc>
@@ -1055,7 +946,7 @@
                 <w:i w:val="0"/>
                 <w:sz w:val="20"/>
               </w:rPr>
-              <w:t>Тэмцээний дүн, хураамжийн орлого, шагналын зарцуулалтын тайланг захиралд хүргэнэ</w:t>
+              <w:t>Тэмцээний дүн, хураамжийн орлого, шагналын сангийн зарцуулалтын тайланг захиралд хүргэнэ (11.11)</w:t>
             </w:r>
           </w:p>
         </w:tc>
@@ -1098,9 +989,9 @@
         <w:tblLook w:firstColumn="1" w:firstRow="1" w:lastColumn="0" w:lastRow="0" w:noHBand="0" w:noVBand="1" w:val="04A0"/>
       </w:tblPr>
       <w:tblGrid>
-        <w:gridCol w:w="3118"/>
-        <w:gridCol w:w="3118"/>
-        <w:gridCol w:w="3118"/>
+        <w:gridCol w:w="1587"/>
+        <w:gridCol w:w="1587"/>
+        <w:gridCol w:w="6180"/>
       </w:tblGrid>
       <w:tr>
         <w:trPr>
@@ -1180,6 +1071,7 @@
         <w:tc>
           <w:tcPr>
             <w:tcW w:type="dxa" w:w="1587"/>
+            <w:vMerge w:val="restart"/>
             <w:vAlign w:val="center"/>
           </w:tcPr>
           <w:p>
@@ -1245,14 +1137,10 @@
         <w:tc>
           <w:tcPr>
             <w:tcW w:type="dxa" w:w="1587"/>
+            <w:vMerge/>
             <w:vAlign w:val="center"/>
           </w:tcPr>
-          <w:p>
-            <w:pPr>
-              <w:spacing w:after="20" w:line="240" w:lineRule="auto"/>
-            </w:pPr>
-            <w:r/>
-          </w:p>
+          <w:p/>
         </w:tc>
         <w:tc>
           <w:tcPr>
@@ -1292,7 +1180,7 @@
                 <w:i w:val="0"/>
                 <w:sz w:val="20"/>
               </w:rPr>
-              <w:t>Нээлтийн ажиллагаа, дүрэм ба ёс зүйн танилцуулга</w:t>
+              <w:t>Нээлтийн ажиллагаа (Урлагийн заал), дүрэм ба ёс зүйн танилцуулга</w:t>
             </w:r>
           </w:p>
         </w:tc>
@@ -1301,14 +1189,10 @@
         <w:tc>
           <w:tcPr>
             <w:tcW w:type="dxa" w:w="1587"/>
+            <w:vMerge/>
             <w:vAlign w:val="center"/>
           </w:tcPr>
-          <w:p>
-            <w:pPr>
-              <w:spacing w:after="20" w:line="240" w:lineRule="auto"/>
-            </w:pPr>
-            <w:r/>
-          </w:p>
+          <w:p/>
         </w:tc>
         <w:tc>
           <w:tcPr>
@@ -1357,14 +1241,10 @@
         <w:tc>
           <w:tcPr>
             <w:tcW w:type="dxa" w:w="1587"/>
+            <w:vMerge/>
             <w:vAlign w:val="center"/>
           </w:tcPr>
-          <w:p>
-            <w:pPr>
-              <w:spacing w:after="20" w:line="240" w:lineRule="auto"/>
-            </w:pPr>
-            <w:r/>
-          </w:p>
+          <w:p/>
         </w:tc>
         <w:tc>
           <w:tcPr>
@@ -1413,14 +1293,10 @@
         <w:tc>
           <w:tcPr>
             <w:tcW w:type="dxa" w:w="1587"/>
+            <w:vMerge/>
             <w:vAlign w:val="center"/>
           </w:tcPr>
-          <w:p>
-            <w:pPr>
-              <w:spacing w:after="20" w:line="240" w:lineRule="auto"/>
-            </w:pPr>
-            <w:r/>
-          </w:p>
+          <w:p/>
         </w:tc>
         <w:tc>
           <w:tcPr>
@@ -1469,6 +1345,7 @@
         <w:tc>
           <w:tcPr>
             <w:tcW w:type="dxa" w:w="1587"/>
+            <w:vMerge w:val="restart"/>
             <w:vAlign w:val="center"/>
           </w:tcPr>
           <w:p>
@@ -1525,7 +1402,7 @@
                 <w:i w:val="0"/>
                 <w:sz w:val="20"/>
               </w:rPr>
-              <w:t>Нөөц ээлж (1-р өдрийн дуусаагүй тоглолт байгаа тохиолдолд л)</w:t>
+              <w:t>Нөөц ээлж (зөвхөн 1-р өдрийн дуусаагүй тоглолт байгаа тохиолдолд)</w:t>
             </w:r>
           </w:p>
         </w:tc>
@@ -1534,14 +1411,10 @@
         <w:tc>
           <w:tcPr>
             <w:tcW w:type="dxa" w:w="1587"/>
+            <w:vMerge/>
             <w:vAlign w:val="center"/>
           </w:tcPr>
-          <w:p>
-            <w:pPr>
-              <w:spacing w:after="20" w:line="240" w:lineRule="auto"/>
-            </w:pPr>
-            <w:r/>
-          </w:p>
+          <w:p/>
         </w:tc>
         <w:tc>
           <w:tcPr>
@@ -1590,14 +1463,10 @@
         <w:tc>
           <w:tcPr>
             <w:tcW w:type="dxa" w:w="1587"/>
+            <w:vMerge/>
             <w:vAlign w:val="center"/>
           </w:tcPr>
-          <w:p>
-            <w:pPr>
-              <w:spacing w:after="20" w:line="240" w:lineRule="auto"/>
-            </w:pPr>
-            <w:r/>
-          </w:p>
+          <w:p/>
         </w:tc>
         <w:tc>
           <w:tcPr>
@@ -1646,14 +1515,10 @@
         <w:tc>
           <w:tcPr>
             <w:tcW w:type="dxa" w:w="1587"/>
+            <w:vMerge/>
             <w:vAlign w:val="center"/>
           </w:tcPr>
-          <w:p>
-            <w:pPr>
-              <w:spacing w:after="20" w:line="240" w:lineRule="auto"/>
-            </w:pPr>
-            <w:r/>
-          </w:p>
+          <w:p/>
         </w:tc>
         <w:tc>
           <w:tcPr>
@@ -1702,14 +1567,10 @@
         <w:tc>
           <w:tcPr>
             <w:tcW w:type="dxa" w:w="1587"/>
+            <w:vMerge/>
             <w:vAlign w:val="center"/>
           </w:tcPr>
-          <w:p>
-            <w:pPr>
-              <w:spacing w:after="20" w:line="240" w:lineRule="auto"/>
-            </w:pPr>
-            <w:r/>
-          </w:p>
+          <w:p/>
         </w:tc>
         <w:tc>
           <w:tcPr>
@@ -1778,7 +1639,6 @@
       <w:r>
         <w:rPr>
           <w:rFonts w:ascii="Arial" w:hAnsi="Arial" w:cs="Arial" w:eastAsia="Arial"/>
-          <w:b w:val="0"/>
           <w:i w:val="0"/>
         </w:rPr>
         <w:t>Дөрөв. Зохион байгуулалт</w:t>
@@ -1804,7 +1664,15 @@
           <w:b w:val="0"/>
           <w:i w:val="0"/>
         </w:rPr>
-        <w:t xml:space="preserve"> Тэмцээнийг </w:t>
+        <w:t xml:space="preserve"> Тэмцээнийг Octolearn London School зохион байгуулна. Тэмцээний ерөнхий удирдлагыг сургалтын менежер </w:t>
+      </w:r>
+      <w:r>
+        <w:rPr>
+          <w:rFonts w:ascii="Arial" w:hAnsi="Arial" w:cs="Arial" w:eastAsia="Arial"/>
+          <w:b/>
+          <w:i w:val="0"/>
+        </w:rPr>
+        <w:t>Г.Жаргал</w:t>
       </w:r>
       <w:r>
         <w:rPr>
@@ -1812,32 +1680,7 @@
           <w:b w:val="0"/>
           <w:i w:val="0"/>
         </w:rPr>
-        <w:t>Octolearn London School</w:t>
-      </w:r>
-      <w:r>
-        <w:rPr>
-          <w:rFonts w:ascii="Arial" w:hAnsi="Arial" w:cs="Arial" w:eastAsia="Arial"/>
-          <w:b w:val="0"/>
-          <w:i w:val="0"/>
-        </w:rPr>
-        <w:t xml:space="preserve"> зохион байгуулж, сургуулийн захирлын тушаалаар байгуулагдсан Зохион байгуулах хороо (цаашид “Хороо” гэх) удирдан явуулна. Хорооны дарга нь сургалтын менежер </w:t>
-      </w:r>
-      <w:r>
-        <w:rPr>
-          <w:rFonts w:ascii="Arial" w:hAnsi="Arial" w:cs="Arial" w:eastAsia="Arial"/>
-          <w:b w:val="0"/>
-          <w:i w:val="0"/>
-          <w:highlight w:val="yellow"/>
-        </w:rPr>
-        <w:t>[Сургалтын менежерийн нэр]</w:t>
-      </w:r>
-      <w:r>
-        <w:rPr>
-          <w:rFonts w:ascii="Arial" w:hAnsi="Arial" w:cs="Arial" w:eastAsia="Arial"/>
-          <w:b w:val="0"/>
-          <w:i w:val="0"/>
-        </w:rPr>
-        <w:t>, нарийн бичиг, зохицуулагч нь зохион байгуулагч багш А.Мөнгөншагай (утас 60114971, 94741053) байна.</w:t>
+        <w:t xml:space="preserve"> хэрэгжүүлнэ.</w:t>
       </w:r>
     </w:p>
     <w:p>
@@ -1860,7 +1703,23 @@
           <w:b w:val="0"/>
           <w:i w:val="0"/>
         </w:rPr>
-        <w:t xml:space="preserve"> Тэмцээнийг ерөнхий шүүгч (1), станцын шүүгч (2) болон туслах шүүгч (2, ахлах ангийн сурагчид)-ээс бүрдсэн шүүгчдийн бүрэлдэхүүн шүүнэ. Туслах шүүгч өөрийн ангийн багийн тоглолтыг шүүхгүй.</w:t>
+        <w:t xml:space="preserve"> Тэмцээний зохион байгуулалтыг мэдээллийн технологийн багш </w:t>
+      </w:r>
+      <w:r>
+        <w:rPr>
+          <w:rFonts w:ascii="Arial" w:hAnsi="Arial" w:cs="Arial" w:eastAsia="Arial"/>
+          <w:b/>
+          <w:i w:val="0"/>
+        </w:rPr>
+        <w:t>А.Мөнгөншагай</w:t>
+      </w:r>
+      <w:r>
+        <w:rPr>
+          <w:rFonts w:ascii="Arial" w:hAnsi="Arial" w:cs="Arial" w:eastAsia="Arial"/>
+          <w:b w:val="0"/>
+          <w:i w:val="0"/>
+        </w:rPr>
+        <w:t xml:space="preserve"> (утас 60114971, 94741053; цаашид “Зохион байгуулагч” гэх) хариуцаж, дараах ажлыг гүйцэтгэнэ: (а) багийн бүртгэл, тэмцээний цахим хуудас (цахим системийн админ); (б) тэмцээний хураамжийг баримтаар хүлээн авах, хураамжийн бүртгэл хөтлөх (6.8, 6.12); (в) хэсгийн сугалаа, тоглолтын хуваарь; (г) тоглолтын дүн, хэсгийн дүн, хасагдах шатны схемийг нийтлэх; (д) зарлал, мэдээлэл түгээх, хүсэлт, асуулт хүлээн авах; (е) шагнал олголтыг баримтжуулж, тэмцээний тайланг 2026 оны 10 дугаар сарын 28-ны дотор захиралд хүргэх (11.9, 11.11).</w:t>
       </w:r>
     </w:p>
     <w:p>
@@ -1883,7 +1742,7 @@
           <w:b w:val="0"/>
           <w:i w:val="0"/>
         </w:rPr>
-        <w:t xml:space="preserve"> Тоглолтын цагийн хуваарийг хуваарийн хариуцагч (цаг баригч) хянаж, багуудыг тоглолтын өмнө дуудна. Хүлээлгийн өрөөний хариуцагч багуудыг бэлэн байлгана.</w:t>
+        <w:t xml:space="preserve"> Техникийн бэлтгэл (компьютер, сервер, сүлжээ, CSTV, Урлагийн заалын LED дэлгэцийн холболт), тэмцээний үеийн техникийн үйлчилгээг техникийн баг — мэдээллийн технологийн багш нар А.Мөнгөншагай, Б.Даваа, Д.Мажигсүрэн хариуцна. Урлагийн заалын LED дэлгэцийн дамжуулалт, шууд дамжуулалтыг ажиглагч (2), нэвтрүүлгийн оператор (1), насанд хүрсэн хянагч (хуудасны админ) хариуцна.</w:t>
       </w:r>
     </w:p>
     <w:p>
@@ -1906,24 +1765,23 @@
           <w:b w:val="0"/>
           <w:i w:val="0"/>
         </w:rPr>
-        <w:t xml:space="preserve"> Техникийн бэлтгэл (компьютер, сервер, сүлжээ)-ийг мэдээлэл зүйн багш </w:t>
+        <w:t xml:space="preserve"> Эцэг эх, асран хамгаалагчийн зөвшөөрөл (2 дугаар хавсралт, нэмэлт маягт 05б)-ийг хүлээн авч шалгах, цахим системд тэмдэглэх, хүүхэд хамгааллын асуудлыг нийгмийн ажилтан </w:t>
+      </w:r>
+      <w:r>
+        <w:rPr>
+          <w:rFonts w:ascii="Arial" w:hAnsi="Arial" w:cs="Arial" w:eastAsia="Arial"/>
+          <w:b/>
+          <w:i w:val="0"/>
+        </w:rPr>
+        <w:t>Г.Энхнаран</w:t>
       </w:r>
       <w:r>
         <w:rPr>
           <w:rFonts w:ascii="Arial" w:hAnsi="Arial" w:cs="Arial" w:eastAsia="Arial"/>
           <w:b w:val="0"/>
           <w:i w:val="0"/>
-          <w:highlight w:val="yellow"/>
-        </w:rPr>
-        <w:t>[Мэдээлэл зүйн багшийн нэр]</w:t>
-      </w:r>
-      <w:r>
-        <w:rPr>
-          <w:rFonts w:ascii="Arial" w:hAnsi="Arial" w:cs="Arial" w:eastAsia="Arial"/>
-          <w:b w:val="0"/>
-          <w:i w:val="0"/>
-        </w:rPr>
-        <w:t xml:space="preserve"> ахлагчтай техникийн баг хариуцна. Танхимын дамжуулалт, шууд дамжуулалтыг ажиглагч (2), нэвтрүүлгийн оператор (1), насанд хүрсэн хянагч (хуудасны админ) хариуцна.</w:t>
+        </w:rPr>
+        <w:t xml:space="preserve"> хариуцна.</w:t>
       </w:r>
     </w:p>
     <w:p>
@@ -1946,24 +1804,7 @@
           <w:b w:val="0"/>
           <w:i w:val="0"/>
         </w:rPr>
-        <w:t xml:space="preserve"> Эцэг эх, асран хамгаалагчийн зөвшөөрөл цуглуулах, хүүхэд хамгааллын асуудлыг нийгмийн ажилтан </w:t>
-      </w:r>
-      <w:r>
-        <w:rPr>
-          <w:rFonts w:ascii="Arial" w:hAnsi="Arial" w:cs="Arial" w:eastAsia="Arial"/>
-          <w:b w:val="0"/>
-          <w:i w:val="0"/>
-          <w:highlight w:val="yellow"/>
-        </w:rPr>
-        <w:t>[Нийгмийн ажилтны нэр]</w:t>
-      </w:r>
-      <w:r>
-        <w:rPr>
-          <w:rFonts w:ascii="Arial" w:hAnsi="Arial" w:cs="Arial" w:eastAsia="Arial"/>
-          <w:b w:val="0"/>
-          <w:i w:val="0"/>
-        </w:rPr>
-        <w:t xml:space="preserve"> хариуцна. Хорооны гишүүн эмэгтэй багш охидын оролцоог дэмжиж, дарамт, доромжлолын талаарх мэдээллийг хүлээн авна.</w:t>
+        <w:t xml:space="preserve"> Зохион байгуулагчийн томилсон эмэгтэй багш охидын оролцоог дэмжиж, дарамт, доромжлолын талаарх мэдээллийг хүлээн авна (9.6).</w:t>
       </w:r>
     </w:p>
     <w:p>
@@ -1986,7 +1827,7 @@
           <w:b w:val="0"/>
           <w:i w:val="0"/>
         </w:rPr>
-        <w:t xml:space="preserve"> Анги удирдсан багш нь өөрийн ангийн багийн менежер байж, бүртгэл, зөвшөөрөл, ирц, сахилга батыг хариуцна. Анги удирдсан багш тэмцээний хураамж хураахгүй (6.8).</w:t>
+        <w:t xml:space="preserve"> Тэмцээнийг ерөнхий шүүгч (1), станцын шүүгч (2) болон туслах шүүгч (2, ахлах ангийн сурагчид)-ээс бүрдсэн шүүгчдийн бүрэлдэхүүн шүүнэ. Туслах шүүгч өөрийн ангийн багийн тоглолтыг шүүхгүй.</w:t>
       </w:r>
     </w:p>
     <w:p>
@@ -2009,20 +1850,7 @@
           <w:b w:val="0"/>
           <w:i w:val="0"/>
         </w:rPr>
-        <w:t xml:space="preserve"> Тэмцээний өдрүүдэд эмч (сувилагч), жижүүр, үзэгчдийн танхимын хариуцсан багш нар ажиллана. Хорооны болон шүүгчдийн бүрэлдэхүүнийг захирлын тушаалын 2 дугаар хавсралтаар батална.</w:t>
-      </w:r>
-    </w:p>
-    <w:p>
-      <w:pPr>
-        <w:pStyle w:val="Heading2"/>
-      </w:pPr>
-      <w:r>
-        <w:rPr>
-          <w:rFonts w:ascii="Arial" w:hAnsi="Arial" w:cs="Arial" w:eastAsia="Arial"/>
-          <w:b w:val="0"/>
-          <w:i w:val="0"/>
-        </w:rPr>
-        <w:t>Тав. Оролцогчид, багийн бүрэлдэхүүн</w:t>
+        <w:t xml:space="preserve"> Тоглолтын цагийн хуваарийг хуваарийн хариуцагч (цаг баригч) хянаж, дараагийн ээлжийн багуудыг дуудна (7.10).</w:t>
       </w:r>
     </w:p>
     <w:p>
@@ -2037,7 +1865,7 @@
           <w:b/>
           <w:i w:val="0"/>
         </w:rPr>
-        <w:t>5.1.</w:t>
+        <w:t>4.8.</w:t>
       </w:r>
       <w:r>
         <w:rPr>
@@ -2045,55 +1873,7 @@
           <w:b w:val="0"/>
           <w:i w:val="0"/>
         </w:rPr>
-        <w:t xml:space="preserve"> Тэмцээнд 8–12 дугаар ангийн 11 бүлэг (8а, 8б, 8в, 9а, 9б, 10а, 10б, 10в, 11а, 11б, 12а) тус бүр </w:t>
-      </w:r>
-      <w:r>
-        <w:rPr>
-          <w:rFonts w:ascii="Arial" w:hAnsi="Arial" w:cs="Arial" w:eastAsia="Arial"/>
-          <w:b/>
-          <w:i w:val="0"/>
-        </w:rPr>
-        <w:t>зөвхөн нэг баг</w:t>
-      </w:r>
-      <w:r>
-        <w:rPr>
-          <w:rFonts w:ascii="Arial" w:hAnsi="Arial" w:cs="Arial" w:eastAsia="Arial"/>
-          <w:b w:val="0"/>
-          <w:i w:val="0"/>
-        </w:rPr>
-        <w:t xml:space="preserve">аар, мөн сургуулийн удирдлага, багш нараас </w:t>
-      </w:r>
-      <w:r>
-        <w:rPr>
-          <w:rFonts w:ascii="Arial" w:hAnsi="Arial" w:cs="Arial" w:eastAsia="Arial"/>
-          <w:b/>
-          <w:i w:val="0"/>
-        </w:rPr>
-        <w:t>нэг баг</w:t>
-      </w:r>
-      <w:r>
-        <w:rPr>
-          <w:rFonts w:ascii="Arial" w:hAnsi="Arial" w:cs="Arial" w:eastAsia="Arial"/>
-          <w:b w:val="0"/>
-          <w:i w:val="0"/>
-        </w:rPr>
-        <w:t xml:space="preserve"> (“Удирдлага, багш нарын баг”) оролцож, нийт </w:t>
-      </w:r>
-      <w:r>
-        <w:rPr>
-          <w:rFonts w:ascii="Arial" w:hAnsi="Arial" w:cs="Arial" w:eastAsia="Arial"/>
-          <w:b/>
-          <w:i w:val="0"/>
-        </w:rPr>
-        <w:t>12 баг</w:t>
-      </w:r>
-      <w:r>
-        <w:rPr>
-          <w:rFonts w:ascii="Arial" w:hAnsi="Arial" w:cs="Arial" w:eastAsia="Arial"/>
-          <w:b w:val="0"/>
-          <w:i w:val="0"/>
-        </w:rPr>
-        <w:t xml:space="preserve"> өрсөлдөнө. Ангийн багийн нэр нь тухайн бүлгийн нэр байна. (Бүлгийн нэрийг сургуулийн нэршлээр солино.)</w:t>
+        <w:t xml:space="preserve"> Анги удирдсан багш нь өөрийн ангийн багийн менежер байж, бүртгэл, зөвшөөрөл, ирц, сахилга батыг хариуцна. Тэмцээний өдрүүдэд багийн менежер багаа ангийн танхимд хүлээлгэж, тоглолт эхлэхээс 15 минутын өмнө Windows lab-ын үүдэнд авчирна (7.10). Анги удирдсан багш тэмцээний хураамж хураахгүй (6.8).</w:t>
       </w:r>
     </w:p>
     <w:p>
@@ -2108,7 +1888,7 @@
           <w:b/>
           <w:i w:val="0"/>
         </w:rPr>
-        <w:t>5.2.</w:t>
+        <w:t>4.9.</w:t>
       </w:r>
       <w:r>
         <w:rPr>
@@ -2116,23 +1896,19 @@
           <w:b w:val="0"/>
           <w:i w:val="0"/>
         </w:rPr>
-        <w:t xml:space="preserve"> Багийн бүрэлдэхүүн </w:t>
-      </w:r>
-      <w:r>
-        <w:rPr>
-          <w:rFonts w:ascii="Arial" w:hAnsi="Arial" w:cs="Arial" w:eastAsia="Arial"/>
-          <w:b/>
-          <w:i w:val="0"/>
-        </w:rPr>
-        <w:t>6 тоглогч</w:t>
-      </w:r>
-      <w:r>
-        <w:rPr>
-          <w:rFonts w:ascii="Arial" w:hAnsi="Arial" w:cs="Arial" w:eastAsia="Arial"/>
-          <w:b w:val="0"/>
-          <w:i w:val="0"/>
-        </w:rPr>
-        <w:t xml:space="preserve"> (5 үндсэн, 1 нөөц) байна. Ангийн багт зөвхөн тухайн бүлгийн сурагч, удирдлага, багш нарын багт зөвхөн тус сургуулийн ажилтан тоглоно. Тухайн өдөр шүүгч, техникийн болон зохион байгуулалтын үүрэгтэй ажилтан тоглохгүй. Баг ахлагчаа тоглогчдоос сонгоно.</w:t>
+        <w:t xml:space="preserve"> Тэмцээний өдрүүдэд эмч (сувилагч), жижүүр, Урлагийн заалыг хариуцсан багш нар ажиллана. Зохион байгуулагч, техникийн баг, шүүгчид болон ажилтнуудын бүрэлдэхүүнийг захирлын тушаалын 2 дугаар хавсралтаар батална.</w:t>
+      </w:r>
+    </w:p>
+    <w:p>
+      <w:pPr>
+        <w:pStyle w:val="Heading2"/>
+      </w:pPr>
+      <w:r>
+        <w:rPr>
+          <w:rFonts w:ascii="Arial" w:hAnsi="Arial" w:cs="Arial" w:eastAsia="Arial"/>
+          <w:i w:val="0"/>
+        </w:rPr>
+        <w:t>Тав. Оролцогчид, багийн бүрэлдэхүүн</w:t>
       </w:r>
     </w:p>
     <w:p>
@@ -2147,7 +1923,7 @@
           <w:b/>
           <w:i w:val="0"/>
         </w:rPr>
-        <w:t>5.3.</w:t>
+        <w:t>5.1.</w:t>
       </w:r>
       <w:r>
         <w:rPr>
@@ -2155,7 +1931,7 @@
           <w:b w:val="0"/>
           <w:i w:val="0"/>
         </w:rPr>
-        <w:t xml:space="preserve"> </w:t>
+        <w:t xml:space="preserve"> Тэмцээнд 8–12 дугаар ангийн 11 бүлэг (8а, 8б, 8в, 9а, 9б, 10а, 10б, 10в, 11а, 11б, 12а) тус бүр </w:t>
       </w:r>
       <w:r>
         <w:rPr>
@@ -2163,7 +1939,7 @@
           <w:b/>
           <w:i w:val="0"/>
         </w:rPr>
-        <w:t>Охид ангийнхаа багт хөвгүүдтэй хамт тоглоно.</w:t>
+        <w:t>зөвхөн нэг баг</w:t>
       </w:r>
       <w:r>
         <w:rPr>
@@ -2171,7 +1947,39 @@
           <w:b w:val="0"/>
           <w:i w:val="0"/>
         </w:rPr>
-        <w:t xml:space="preserve"> Охидын тусдаа тэмцээн явагдахгүй. Багийн бүрэлдэхүүнд хүйсээр ялгаварлахгүй.</w:t>
+        <w:t xml:space="preserve">аар, мөн сургуулийн удирдлага, багш нараас </w:t>
+      </w:r>
+      <w:r>
+        <w:rPr>
+          <w:rFonts w:ascii="Arial" w:hAnsi="Arial" w:cs="Arial" w:eastAsia="Arial"/>
+          <w:b/>
+          <w:i w:val="0"/>
+        </w:rPr>
+        <w:t>нэг баг</w:t>
+      </w:r>
+      <w:r>
+        <w:rPr>
+          <w:rFonts w:ascii="Arial" w:hAnsi="Arial" w:cs="Arial" w:eastAsia="Arial"/>
+          <w:b w:val="0"/>
+          <w:i w:val="0"/>
+        </w:rPr>
+        <w:t xml:space="preserve"> (“Удирдлага, багш нарын баг”) оролцож, нийт </w:t>
+      </w:r>
+      <w:r>
+        <w:rPr>
+          <w:rFonts w:ascii="Arial" w:hAnsi="Arial" w:cs="Arial" w:eastAsia="Arial"/>
+          <w:b/>
+          <w:i w:val="0"/>
+        </w:rPr>
+        <w:t>12 баг</w:t>
+      </w:r>
+      <w:r>
+        <w:rPr>
+          <w:rFonts w:ascii="Arial" w:hAnsi="Arial" w:cs="Arial" w:eastAsia="Arial"/>
+          <w:b w:val="0"/>
+          <w:i w:val="0"/>
+        </w:rPr>
+        <w:t xml:space="preserve"> өрсөлдөнө. Ангийн багийн нэр нь тухайн бүлгийн нэр байна. (Бүлгийн нэрийг сургуулийн нэршлээр солино.)</w:t>
       </w:r>
     </w:p>
     <w:p>
@@ -2186,7 +1994,7 @@
           <w:b/>
           <w:i w:val="0"/>
         </w:rPr>
-        <w:t>5.4.</w:t>
+        <w:t>5.2.</w:t>
       </w:r>
       <w:r>
         <w:rPr>
@@ -2194,7 +2002,7 @@
           <w:b w:val="0"/>
           <w:i w:val="0"/>
         </w:rPr>
-        <w:t xml:space="preserve"> Оролцогч дараах шаардлагыг хангана: (а) 13 нас хүрсэн байх (Steam-ийн үйлчилгээний нөхцөл); (б) </w:t>
+        <w:t xml:space="preserve"> Багийн бүрэлдэхүүн </w:t>
       </w:r>
       <w:r>
         <w:rPr>
@@ -2202,7 +2010,7 @@
           <w:b/>
           <w:i w:val="0"/>
         </w:rPr>
-        <w:t>өөрийн Steam бүртгэл</w:t>
+        <w:t>6 тоглогч</w:t>
       </w:r>
       <w:r>
         <w:rPr>
@@ -2210,49 +2018,7 @@
           <w:b w:val="0"/>
           <w:i w:val="0"/>
         </w:rPr>
-        <w:t xml:space="preserve">тэй байх, бусдын бүртгэл ашиглах, бүртгэлээ шилжүүлэхийг хориглоно; (в) эцэг эх, асран хамгаалагчийн </w:t>
-      </w:r>
-      <w:r>
-        <w:rPr>
-          <w:rFonts w:ascii="Arial" w:hAnsi="Arial" w:cs="Arial" w:eastAsia="Arial"/>
-          <w:b/>
-          <w:i w:val="0"/>
-        </w:rPr>
-        <w:t>бичгээр өгсөн зөвшөөрөл</w:t>
-      </w:r>
-      <w:r>
-        <w:rPr>
-          <w:rFonts w:ascii="Arial" w:hAnsi="Arial" w:cs="Arial" w:eastAsia="Arial"/>
-          <w:b w:val="0"/>
-          <w:i w:val="0"/>
-        </w:rPr>
-        <w:t>тэй байх (18 нас хүрсэн сурагч өөрөө гарын үсэг зурна); (г) тоглолтын дүрэм, ёс зүйн кодтой танилцаж гарын үсэг зурсан байх; (д) тэмцээний үеэр Steam дээрх нэрээ “8а | Нэр” хэлбэрт (онлайн дамжуулалтад зөвшөөрөөгүй бол Хорооноос олгосон хоч нэрээр) оруулсан байх; (е) QR кодоор нэвтрэхэд зориулж утсандаа Steam Mobile аппликейшн суулгасан байх.</w:t>
-      </w:r>
-    </w:p>
-    <w:p>
-      <w:pPr>
-        <w:pStyle w:val="Heading2"/>
-      </w:pPr>
-      <w:r>
-        <w:rPr>
-          <w:rFonts w:ascii="Arial" w:hAnsi="Arial" w:cs="Arial" w:eastAsia="Arial"/>
-          <w:b w:val="0"/>
-          <w:i w:val="0"/>
-        </w:rPr>
-        <w:t>Зургаа. Бүртгэл, бүрдүүлэх баримт бичиг, тэмцээний хураамж</w:t>
-      </w:r>
-    </w:p>
-    <w:p>
-      <w:pPr>
-        <w:pStyle w:val="Heading3"/>
-      </w:pPr>
-      <w:r>
-        <w:rPr>
-          <w:rFonts w:ascii="Arial" w:hAnsi="Arial" w:cs="Arial" w:eastAsia="Arial"/>
-          <w:b w:val="0"/>
-          <w:i w:val="0"/>
-        </w:rPr>
-        <w:t>Бүртгэл, баримт бичиг</w:t>
+        <w:t xml:space="preserve"> (5 үндсэн, 1 нөөц) байна. Ангийн багт зөвхөн тухайн бүлгийн сурагч, удирдлага, багш нарын багт зөвхөн тус сургуулийн ажилтан тоглоно. Тухайн өдөр шүүгч, техникийн болон зохион байгуулалтын үүрэгтэй ажилтан тоглохгүй. Баг ахлагчаа тоглогчдоос сонгоно.</w:t>
       </w:r>
     </w:p>
     <w:p>
@@ -2267,7 +2033,7 @@
           <w:b/>
           <w:i w:val="0"/>
         </w:rPr>
-        <w:t>6.1.</w:t>
+        <w:t>5.3.</w:t>
       </w:r>
       <w:r>
         <w:rPr>
@@ -2275,7 +2041,7 @@
           <w:b w:val="0"/>
           <w:i w:val="0"/>
         </w:rPr>
-        <w:t xml:space="preserve"> Багийн бүртгэлийг </w:t>
+        <w:t xml:space="preserve"> </w:t>
       </w:r>
       <w:r>
         <w:rPr>
@@ -2283,7 +2049,7 @@
           <w:b/>
           <w:i w:val="0"/>
         </w:rPr>
-        <w:t>цахимаар (үндсэн арга) 2026 оны 10 дугаар сарын 23-ны өдрийн (Баасан) 23:59 цаг</w:t>
+        <w:t>Охид ангийнхаа багт хөвгүүдтэй хамт тоглоно.</w:t>
       </w:r>
       <w:r>
         <w:rPr>
@@ -2291,7 +2057,7 @@
           <w:b w:val="0"/>
           <w:i w:val="0"/>
         </w:rPr>
-        <w:t xml:space="preserve"> хүртэл хийнэ. Анги бүрд олгосон QR холбоосоор тэмцээний цахим хуудсанд (https://shgge.github.io/cs2-2026/) сурагчид багийн бүрэлдэхүүнийг оруулж, анги удирдсан багш (удирдлага, багш нарын багийнхыг — багийн ахлагч) PIN кодоор баталгаажуулна. Энэхүү цахим баталгаажуулалт нь гарын үсэг зурсан багийн мэдүүлэгтэй адил хүчинтэй. Ангийн QR карт, битүүмжилсэн PIN хуудсыг анги удирдсан багш нарт 2026 оны 10 дугаар сарын 15–16-ны өдрүүдэд гардуулна.</w:t>
+        <w:t xml:space="preserve"> Охидын тусдаа тэмцээн явагдахгүй. Багийн бүрэлдэхүүнд хүйсээр ялгаварлахгүй.</w:t>
       </w:r>
     </w:p>
     <w:p>
@@ -2306,7 +2072,7 @@
           <w:b/>
           <w:i w:val="0"/>
         </w:rPr>
-        <w:t>6.2.</w:t>
+        <w:t>5.4.</w:t>
       </w:r>
       <w:r>
         <w:rPr>
@@ -2314,7 +2080,7 @@
           <w:b w:val="0"/>
           <w:i w:val="0"/>
         </w:rPr>
-        <w:t xml:space="preserve"> Цахим систем ашиглах боломжгүй бол анги удирдсан багш багийн мэдүүлэг (1 дүгээр хавсралт)-ийг </w:t>
+        <w:t xml:space="preserve"> Оролцогч дараах шаардлагыг хангана: (а) 13 нас хүрсэн байх (Steam-ийн үйлчилгээний нөхцөл); (б) </w:t>
       </w:r>
       <w:r>
         <w:rPr>
@@ -2322,7 +2088,7 @@
           <w:b/>
           <w:i w:val="0"/>
         </w:rPr>
-        <w:t>цаасаар</w:t>
+        <w:t>өөрийн Steam бүртгэл</w:t>
       </w:r>
       <w:r>
         <w:rPr>
@@ -2330,7 +2096,7 @@
           <w:b w:val="0"/>
           <w:i w:val="0"/>
         </w:rPr>
-        <w:t xml:space="preserve"> зохион байгуулагч А.Мөнгөншагайд </w:t>
+        <w:t xml:space="preserve">тэй байх, бусдын бүртгэл ашиглах, бүртгэлээ шилжүүлэхийг хориглоно; (в) эцэг эх, асран хамгаалагчийн </w:t>
       </w:r>
       <w:r>
         <w:rPr>
@@ -2338,7 +2104,7 @@
           <w:b/>
           <w:i w:val="0"/>
         </w:rPr>
-        <w:t>2026 оны 10 дугаар сарын 23-ны өдрийн (Баасан) 17:00 цаг</w:t>
+        <w:t>бичгээр өгсөн зөвшөөрөл</w:t>
       </w:r>
       <w:r>
         <w:rPr>
@@ -2346,7 +2112,31 @@
           <w:b w:val="0"/>
           <w:i w:val="0"/>
         </w:rPr>
-        <w:t xml:space="preserve"> хүртэл хүлээлгэн өгнө. Цахимаар бүртгүүлсэн бол цаасан мэдүүлэг бөглөхгүй.</w:t>
+        <w:t>тэй байх (18 нас хүрсэн сурагч өөрөө гарын үсэг зурна); (г) тоглолтын дүрэм, ёс зүйн кодтой танилцаж гарын үсэг зурсан байх; (д) тэмцээний үеэр Steam дээрх нэрээ “8а | Нэр” хэлбэрт (онлайн дамжуулалтад зөвшөөрөөгүй бол Зохион байгуулагчаас олгосон хоч нэрээр) оруулсан байх; (е) QR кодоор нэвтрэхэд зориулж утсандаа Steam Mobile аппликейшн суулгасан байх.</w:t>
+      </w:r>
+    </w:p>
+    <w:p>
+      <w:pPr>
+        <w:pStyle w:val="Heading2"/>
+      </w:pPr>
+      <w:r>
+        <w:rPr>
+          <w:rFonts w:ascii="Arial" w:hAnsi="Arial" w:cs="Arial" w:eastAsia="Arial"/>
+          <w:i w:val="0"/>
+        </w:rPr>
+        <w:t>Зургаа. Бүртгэл, бүрдүүлэх баримт бичиг, тэмцээний хураамж</w:t>
+      </w:r>
+    </w:p>
+    <w:p>
+      <w:pPr>
+        <w:pStyle w:val="Heading3"/>
+      </w:pPr>
+      <w:r>
+        <w:rPr>
+          <w:rFonts w:ascii="Arial" w:hAnsi="Arial" w:cs="Arial" w:eastAsia="Arial"/>
+          <w:i w:val="0"/>
+        </w:rPr>
+        <w:t>Бүртгэл, баримт бичиг</w:t>
       </w:r>
     </w:p>
     <w:p>
@@ -2361,7 +2151,7 @@
           <w:b/>
           <w:i w:val="0"/>
         </w:rPr>
-        <w:t>6.3.</w:t>
+        <w:t>6.1.</w:t>
       </w:r>
       <w:r>
         <w:rPr>
@@ -2369,7 +2159,7 @@
           <w:b w:val="0"/>
           <w:i w:val="0"/>
         </w:rPr>
-        <w:t xml:space="preserve"> Тоглогч бүрийн эцэг эх, асран хамгаалагчийн зөвшөөрөл (2 дугаар хавсралт, түүний нэмэлт маягт 05б)-ийг анги удирдсан багшид </w:t>
+        <w:t xml:space="preserve"> Багийн бүртгэлийг </w:t>
       </w:r>
       <w:r>
         <w:rPr>
@@ -2377,7 +2167,7 @@
           <w:b/>
           <w:i w:val="0"/>
         </w:rPr>
-        <w:t>2026 оны 10 дугаар сарын 23-ны өдрийн (Баасан) 17:00 цаг</w:t>
+        <w:t>цахимаар (үндсэн арга) 2026 оны 10 дугаар сарын 23-ны өдрийн (Баасан) 23:59 цаг</w:t>
       </w:r>
       <w:r>
         <w:rPr>
@@ -2385,23 +2175,7 @@
           <w:b w:val="0"/>
           <w:i w:val="0"/>
         </w:rPr>
-        <w:t xml:space="preserve"> хүртэл хүлээлгэн өгнө. </w:t>
-      </w:r>
-      <w:r>
-        <w:rPr>
-          <w:rFonts w:ascii="Arial" w:hAnsi="Arial" w:cs="Arial" w:eastAsia="Arial"/>
-          <w:b/>
-          <w:i w:val="0"/>
-        </w:rPr>
-        <w:t>Зөвшөөрөлгүй сурагч тоглохгүй.</w:t>
-      </w:r>
-      <w:r>
-        <w:rPr>
-          <w:rFonts w:ascii="Arial" w:hAnsi="Arial" w:cs="Arial" w:eastAsia="Arial"/>
-          <w:b w:val="0"/>
-          <w:i w:val="0"/>
-        </w:rPr>
-        <w:t xml:space="preserve"> Зөвшөөрөл цаасаар хэвээр байх бөгөөд цахим системд зөвхөн ирсэн эсэхийг тэмдэглэнэ.</w:t>
+        <w:t xml:space="preserve"> хүртэл хийнэ. Анги бүрд олгосон QR холбоосоор тэмцээний цахим хуудсанд (https://shgge.github.io/cs2-2026/) сурагчид багийн бүрэлдэхүүнийг оруулж, анги удирдсан багш (удирдлага, багш нарын багийнхыг — багийн ахлагч) PIN кодоор баталгаажуулна. Энэхүү цахим баталгаажуулалт нь гарын үсэг зурсан багийн мэдүүлэгтэй адил хүчинтэй. Ангийн QR карт, битүүмжилсэн PIN хуудсыг анги удирдсан багш нарт гардуулна (3.5).</w:t>
       </w:r>
     </w:p>
     <w:p>
@@ -2416,7 +2190,7 @@
           <w:b/>
           <w:i w:val="0"/>
         </w:rPr>
-        <w:t>6.4.</w:t>
+        <w:t>6.2.</w:t>
       </w:r>
       <w:r>
         <w:rPr>
@@ -2424,7 +2198,39 @@
           <w:b w:val="0"/>
           <w:i w:val="0"/>
         </w:rPr>
-        <w:t xml:space="preserve"> Тоглогч бүр тоглолтын дүрэм, ёс зүйн код (3 дугаар хавсралт)-той танилцсан баталгаанд гарын үсэг зурна.</w:t>
+        <w:t xml:space="preserve"> Цахим систем ашиглах боломжгүй бол анги удирдсан багш багийн мэдүүлэг (1 дүгээр хавсралт)-ийг </w:t>
+      </w:r>
+      <w:r>
+        <w:rPr>
+          <w:rFonts w:ascii="Arial" w:hAnsi="Arial" w:cs="Arial" w:eastAsia="Arial"/>
+          <w:b/>
+          <w:i w:val="0"/>
+        </w:rPr>
+        <w:t>цаасаар</w:t>
+      </w:r>
+      <w:r>
+        <w:rPr>
+          <w:rFonts w:ascii="Arial" w:hAnsi="Arial" w:cs="Arial" w:eastAsia="Arial"/>
+          <w:b w:val="0"/>
+          <w:i w:val="0"/>
+        </w:rPr>
+        <w:t xml:space="preserve"> Зохион байгуулагч А.Мөнгөншагайд </w:t>
+      </w:r>
+      <w:r>
+        <w:rPr>
+          <w:rFonts w:ascii="Arial" w:hAnsi="Arial" w:cs="Arial" w:eastAsia="Arial"/>
+          <w:b/>
+          <w:i w:val="0"/>
+        </w:rPr>
+        <w:t>2026 оны 10 дугаар сарын 23-ны өдрийн (Баасан) 17:00 цаг</w:t>
+      </w:r>
+      <w:r>
+        <w:rPr>
+          <w:rFonts w:ascii="Arial" w:hAnsi="Arial" w:cs="Arial" w:eastAsia="Arial"/>
+          <w:b w:val="0"/>
+          <w:i w:val="0"/>
+        </w:rPr>
+        <w:t xml:space="preserve"> хүртэл хүлээлгэн өгнө. Цахимаар бүртгүүлсэн бол цаасан мэдүүлэг бөглөхгүй.</w:t>
       </w:r>
     </w:p>
     <w:p>
@@ -2439,7 +2245,7 @@
           <w:b/>
           <w:i w:val="0"/>
         </w:rPr>
-        <w:t>6.5.</w:t>
+        <w:t>6.3.</w:t>
       </w:r>
       <w:r>
         <w:rPr>
@@ -2447,7 +2253,7 @@
           <w:b w:val="0"/>
           <w:i w:val="0"/>
         </w:rPr>
-        <w:t xml:space="preserve"> Багийн бүрэлдэхүүнийг цахим системээр </w:t>
+        <w:t xml:space="preserve"> Тоглогч бүрийн эцэг эх, асран хамгаалагчийн зөвшөөрөл (2 дугаар хавсралт, түүний нэмэлт маягт 05б)-ийг анги удирдсан багшид </w:t>
       </w:r>
       <w:r>
         <w:rPr>
@@ -2455,7 +2261,7 @@
           <w:b/>
           <w:i w:val="0"/>
         </w:rPr>
-        <w:t>2026 оны 10 дугаар сарын 23-ны өдрийн (Баасан) 23:59 цаг</w:t>
+        <w:t>2026 оны 10 дугаар сарын 23-ны өдрийн (Баасан) 17:00 цаг</w:t>
       </w:r>
       <w:r>
         <w:rPr>
@@ -2463,7 +2269,7 @@
           <w:b w:val="0"/>
           <w:i w:val="0"/>
         </w:rPr>
-        <w:t xml:space="preserve"> хүртэл өөрчилж болно; энэ цагт бүрэлдэхүүн </w:t>
+        <w:t xml:space="preserve"> хүртэл хүлээлгэн өгч, анги удирдсан багш түүнийг нийгмийн ажилтан Г.Энхнаранд шилжүүлнэ. Нийгмийн ажилтан цахим системд зөвхөн зөвшөөрөл ирсэн эсэхийг тэмдэглэх бөгөөд зөвшөөрөл цаасаар хадгалагдана. </w:t>
       </w:r>
       <w:r>
         <w:rPr>
@@ -2471,15 +2277,7 @@
           <w:b/>
           <w:i w:val="0"/>
         </w:rPr>
-        <w:t>царцана</w:t>
-      </w:r>
-      <w:r>
-        <w:rPr>
-          <w:rFonts w:ascii="Arial" w:hAnsi="Arial" w:cs="Arial" w:eastAsia="Arial"/>
-          <w:b w:val="0"/>
-          <w:i w:val="0"/>
-        </w:rPr>
-        <w:t>. Түүнээс хойш тоглогчийг зөвхөн бүртгэлтэй нөөц тоглогчоор солино. Онцгой тохиолдолд зохион байгуулагч нэг ангийн бүртгэлийг түр нээж болно. Хэсгийн сугалаа (10.22) бүрэлдэхүүнийг царцаахгүй.</w:t>
+        <w:t>Зөвшөөрөлгүй сурагч тоглохгүй.</w:t>
       </w:r>
     </w:p>
     <w:p>
@@ -2494,7 +2292,7 @@
           <w:b/>
           <w:i w:val="0"/>
         </w:rPr>
-        <w:t>6.6.</w:t>
+        <w:t>6.4.</w:t>
       </w:r>
       <w:r>
         <w:rPr>
@@ -2502,20 +2300,7 @@
           <w:b w:val="0"/>
           <w:i w:val="0"/>
         </w:rPr>
-        <w:t xml:space="preserve"> Анги баг бүрдүүлж чадаагүй бол Хороо хуваарийн өөрчлөлтийг шийдвэрлэж, багийн менежерүүдэд мэдэгдэнэ.</w:t>
-      </w:r>
-    </w:p>
-    <w:p>
-      <w:pPr>
-        <w:pStyle w:val="Heading3"/>
-      </w:pPr>
-      <w:r>
-        <w:rPr>
-          <w:rFonts w:ascii="Arial" w:hAnsi="Arial" w:cs="Arial" w:eastAsia="Arial"/>
-          <w:b w:val="0"/>
-          <w:i w:val="0"/>
-        </w:rPr>
-        <w:t>Тэмцээний хураамж</w:t>
+        <w:t xml:space="preserve"> Тоглогч бүр тоглолтын дүрэм, ёс зүйн код (3 дугаар хавсралт)-той танилцсан баталгаанд гарын үсэг зурна.</w:t>
       </w:r>
     </w:p>
     <w:p>
@@ -2530,7 +2315,7 @@
           <w:b/>
           <w:i w:val="0"/>
         </w:rPr>
-        <w:t>6.7.</w:t>
+        <w:t>6.5.</w:t>
       </w:r>
       <w:r>
         <w:rPr>
@@ -2538,7 +2323,7 @@
           <w:b w:val="0"/>
           <w:i w:val="0"/>
         </w:rPr>
-        <w:t xml:space="preserve"> Ангийн баг бүр </w:t>
+        <w:t xml:space="preserve"> Багийн бүрэлдэхүүнийг цахим системээр </w:t>
       </w:r>
       <w:r>
         <w:rPr>
@@ -2546,7 +2331,7 @@
           <w:b/>
           <w:i w:val="0"/>
         </w:rPr>
-        <w:t>тэмцээний хураамж 120 000 ₮</w:t>
+        <w:t>2026 оны 10 дугаар сарын 23-ны өдрийн (Баасан) 23:59 цаг</w:t>
       </w:r>
       <w:r>
         <w:rPr>
@@ -2554,7 +2339,7 @@
           <w:b w:val="0"/>
           <w:i w:val="0"/>
         </w:rPr>
-        <w:t xml:space="preserve"> төлнө (6 тоглогчтой багт нэг тоглогчид ойролцоогоор 20 000 ₮ ногдоно). </w:t>
+        <w:t xml:space="preserve"> хүртэл өөрчилж болно; энэ цагт бүрэлдэхүүн </w:t>
       </w:r>
       <w:r>
         <w:rPr>
@@ -2562,7 +2347,7 @@
           <w:b/>
           <w:i w:val="0"/>
         </w:rPr>
-        <w:t>Удирдлага, багш нарын баг хураамж төлөхгүй</w:t>
+        <w:t>царцана</w:t>
       </w:r>
       <w:r>
         <w:rPr>
@@ -2570,7 +2355,7 @@
           <w:b w:val="0"/>
           <w:i w:val="0"/>
         </w:rPr>
-        <w:t xml:space="preserve"> бөгөөд мөнгөн шагнал авахгүй (11.4).</w:t>
+        <w:t>. Түүнээс хойш тоглогчийг зөвхөн бүртгэлтэй нөөц тоглогчоор солино. Онцгой тохиолдолд Зохион байгуулагч нэг ангийн бүртгэлийг түр нээж болно. Хэсгийн сугалаа (10.22) бүрэлдэхүүнийг царцаахгүй.</w:t>
       </w:r>
     </w:p>
     <w:p>
@@ -2585,7 +2370,7 @@
           <w:b/>
           <w:i w:val="0"/>
         </w:rPr>
-        <w:t>6.8.</w:t>
+        <w:t>6.6.</w:t>
       </w:r>
       <w:r>
         <w:rPr>
@@ -2593,56 +2378,19 @@
           <w:b w:val="0"/>
           <w:i w:val="0"/>
         </w:rPr>
-        <w:t xml:space="preserve"> Хураамжийг багийн ахлагч эсвэл ангийн төлөөлөгч сургуулийн нягтлан бодогч </w:t>
-      </w:r>
-      <w:r>
-        <w:rPr>
-          <w:rFonts w:ascii="Arial" w:hAnsi="Arial" w:cs="Arial" w:eastAsia="Arial"/>
-          <w:b w:val="0"/>
-          <w:i w:val="0"/>
-          <w:highlight w:val="yellow"/>
-        </w:rPr>
-        <w:t>[Нягтлан бодогчийн нэр]</w:t>
-      </w:r>
-      <w:r>
-        <w:rPr>
-          <w:rFonts w:ascii="Arial" w:hAnsi="Arial" w:cs="Arial" w:eastAsia="Arial"/>
-          <w:b w:val="0"/>
-          <w:i w:val="0"/>
-        </w:rPr>
-        <w:t xml:space="preserve">-д бэлнээр, эсхүл сургуулийн дансанд шилжүүлэн </w:t>
-      </w:r>
-      <w:r>
-        <w:rPr>
-          <w:rFonts w:ascii="Arial" w:hAnsi="Arial" w:cs="Arial" w:eastAsia="Arial"/>
-          <w:b/>
-          <w:i w:val="0"/>
-        </w:rPr>
-        <w:t>2026 оны 10 дугаар сарын 23-ны өдрийн (Баасан) 17:00 цаг</w:t>
-      </w:r>
-      <w:r>
-        <w:rPr>
-          <w:rFonts w:ascii="Arial" w:hAnsi="Arial" w:cs="Arial" w:eastAsia="Arial"/>
-          <w:b w:val="0"/>
-          <w:i w:val="0"/>
-        </w:rPr>
-        <w:t xml:space="preserve"> хүртэл төлж, </w:t>
-      </w:r>
-      <w:r>
-        <w:rPr>
-          <w:rFonts w:ascii="Arial" w:hAnsi="Arial" w:cs="Arial" w:eastAsia="Arial"/>
-          <w:b/>
-          <w:i w:val="0"/>
-        </w:rPr>
-        <w:t>төлбөрийн баримт</w:t>
-      </w:r>
-      <w:r>
-        <w:rPr>
-          <w:rFonts w:ascii="Arial" w:hAnsi="Arial" w:cs="Arial" w:eastAsia="Arial"/>
-          <w:b w:val="0"/>
-          <w:i w:val="0"/>
-        </w:rPr>
-        <w:t xml:space="preserve"> авна. Анги удирдсан багш болон бусад багш хураамж хураахгүй.</w:t>
+        <w:t xml:space="preserve"> Анги баг бүрдүүлж чадаагүй бол хуваарийн өөрчлөлтийг Зохион байгуулагч шийдвэрлэж, багийн менежерүүдэд мэдэгдэнэ; шаардлагатай бол сургалтын менежер Г.Жаргалтай зөвшилцөнө.</w:t>
+      </w:r>
+    </w:p>
+    <w:p>
+      <w:pPr>
+        <w:pStyle w:val="Heading3"/>
+      </w:pPr>
+      <w:r>
+        <w:rPr>
+          <w:rFonts w:ascii="Arial" w:hAnsi="Arial" w:cs="Arial" w:eastAsia="Arial"/>
+          <w:i w:val="0"/>
+        </w:rPr>
+        <w:t>Тэмцээний хураамж</w:t>
       </w:r>
     </w:p>
     <w:p>
@@ -2657,7 +2405,7 @@
           <w:b/>
           <w:i w:val="0"/>
         </w:rPr>
-        <w:t>6.9.</w:t>
+        <w:t>6.7.</w:t>
       </w:r>
       <w:r>
         <w:rPr>
@@ -2665,7 +2413,7 @@
           <w:b w:val="0"/>
           <w:i w:val="0"/>
         </w:rPr>
-        <w:t xml:space="preserve"> Хураамжаа хугацаанд нь төлөөгүй ангийн баг тэмцээнд </w:t>
+        <w:t xml:space="preserve"> Ангийн баг бүр </w:t>
       </w:r>
       <w:r>
         <w:rPr>
@@ -2673,7 +2421,7 @@
           <w:b/>
           <w:i w:val="0"/>
         </w:rPr>
-        <w:t>оролцохгүй</w:t>
+        <w:t>тэмцээний хураамж 120 000 ₮</w:t>
       </w:r>
       <w:r>
         <w:rPr>
@@ -2681,7 +2429,23 @@
           <w:b w:val="0"/>
           <w:i w:val="0"/>
         </w:rPr>
-        <w:t xml:space="preserve"> бөгөөд түүний тоглолтыг техникийн ялагдал (0:13) гэж тооцно.</w:t>
+        <w:t xml:space="preserve"> төлнө (6 тоглогчтой багт нэг тоглогчид ойролцоогоор 20 000 ₮ ногдоно). </w:t>
+      </w:r>
+      <w:r>
+        <w:rPr>
+          <w:rFonts w:ascii="Arial" w:hAnsi="Arial" w:cs="Arial" w:eastAsia="Arial"/>
+          <w:b/>
+          <w:i w:val="0"/>
+        </w:rPr>
+        <w:t>Удирдлага, багш нарын баг хураамж төлөхгүй</w:t>
+      </w:r>
+      <w:r>
+        <w:rPr>
+          <w:rFonts w:ascii="Arial" w:hAnsi="Arial" w:cs="Arial" w:eastAsia="Arial"/>
+          <w:b w:val="0"/>
+          <w:i w:val="0"/>
+        </w:rPr>
+        <w:t xml:space="preserve"> бөгөөд мөнгөн шагнал авахгүй (11.4).</w:t>
       </w:r>
     </w:p>
     <w:p>
@@ -2696,7 +2460,7 @@
           <w:b/>
           <w:i w:val="0"/>
         </w:rPr>
-        <w:t>6.10.</w:t>
+        <w:t>6.8.</w:t>
       </w:r>
       <w:r>
         <w:rPr>
@@ -2704,7 +2468,55 @@
           <w:b w:val="0"/>
           <w:i w:val="0"/>
         </w:rPr>
-        <w:t xml:space="preserve"> Тэмцээн цуцлагдвал хураамжийг бүрэн буцаан олгоно. Бусад тохиолдолд 2026 оны 10 дугаар сарын 23-ны өдрийн 17:00 цагаас хойш хураамжийг буцаахгүй.</w:t>
+        <w:t xml:space="preserve"> Хураамжийг багийн ахлагч эсвэл ангийн төлөөлөгч </w:t>
+      </w:r>
+      <w:r>
+        <w:rPr>
+          <w:rFonts w:ascii="Arial" w:hAnsi="Arial" w:cs="Arial" w:eastAsia="Arial"/>
+          <w:b/>
+          <w:i w:val="0"/>
+        </w:rPr>
+        <w:t>Зохион байгуулагч А.Мөнгөншагайд</w:t>
+      </w:r>
+      <w:r>
+        <w:rPr>
+          <w:rFonts w:ascii="Arial" w:hAnsi="Arial" w:cs="Arial" w:eastAsia="Arial"/>
+          <w:b w:val="0"/>
+          <w:i w:val="0"/>
+        </w:rPr>
+        <w:t xml:space="preserve"> бэлнээр, эсхүл сургуулийн дансанд шилжүүлэн </w:t>
+      </w:r>
+      <w:r>
+        <w:rPr>
+          <w:rFonts w:ascii="Arial" w:hAnsi="Arial" w:cs="Arial" w:eastAsia="Arial"/>
+          <w:b/>
+          <w:i w:val="0"/>
+        </w:rPr>
+        <w:t>2026 оны 10 дугаар сарын 23-ны өдрийн (Баасан) 17:00 цаг</w:t>
+      </w:r>
+      <w:r>
+        <w:rPr>
+          <w:rFonts w:ascii="Arial" w:hAnsi="Arial" w:cs="Arial" w:eastAsia="Arial"/>
+          <w:b w:val="0"/>
+          <w:i w:val="0"/>
+        </w:rPr>
+        <w:t xml:space="preserve"> хүртэл төлж, Зохион байгуулагчаас </w:t>
+      </w:r>
+      <w:r>
+        <w:rPr>
+          <w:rFonts w:ascii="Arial" w:hAnsi="Arial" w:cs="Arial" w:eastAsia="Arial"/>
+          <w:b/>
+          <w:i w:val="0"/>
+        </w:rPr>
+        <w:t>төлбөрийн баримт</w:t>
+      </w:r>
+      <w:r>
+        <w:rPr>
+          <w:rFonts w:ascii="Arial" w:hAnsi="Arial" w:cs="Arial" w:eastAsia="Arial"/>
+          <w:b w:val="0"/>
+          <w:i w:val="0"/>
+        </w:rPr>
+        <w:t xml:space="preserve"> авна. Анги удирдсан багш болон бусад багш хураамж хураахгүй.</w:t>
       </w:r>
     </w:p>
     <w:p>
@@ -2719,7 +2531,7 @@
           <w:b/>
           <w:i w:val="0"/>
         </w:rPr>
-        <w:t>6.11.</w:t>
+        <w:t>6.9.</w:t>
       </w:r>
       <w:r>
         <w:rPr>
@@ -2727,7 +2539,7 @@
           <w:b w:val="0"/>
           <w:i w:val="0"/>
         </w:rPr>
-        <w:t xml:space="preserve"> Хураамжийн нийт орлого </w:t>
+        <w:t xml:space="preserve"> Хураамжаа хугацаанд нь төлөөгүй ангийн баг тэмцээнд </w:t>
       </w:r>
       <w:r>
         <w:rPr>
@@ -2735,7 +2547,7 @@
           <w:b/>
           <w:i w:val="0"/>
         </w:rPr>
-        <w:t>1 320 000 ₮</w:t>
+        <w:t>оролцохгүй</w:t>
       </w:r>
       <w:r>
         <w:rPr>
@@ -2743,23 +2555,7 @@
           <w:b w:val="0"/>
           <w:i w:val="0"/>
         </w:rPr>
-        <w:t xml:space="preserve"> (11 баг × 120 000 ₮) бөгөөд түүнийг </w:t>
-      </w:r>
-      <w:r>
-        <w:rPr>
-          <w:rFonts w:ascii="Arial" w:hAnsi="Arial" w:cs="Arial" w:eastAsia="Arial"/>
-          <w:b/>
-          <w:i w:val="0"/>
-        </w:rPr>
-        <w:t>бүхэлд нь шагналд</w:t>
-      </w:r>
-      <w:r>
-        <w:rPr>
-          <w:rFonts w:ascii="Arial" w:hAnsi="Arial" w:cs="Arial" w:eastAsia="Arial"/>
-          <w:b w:val="0"/>
-          <w:i w:val="0"/>
-        </w:rPr>
-        <w:t xml:space="preserve"> зарцуулна: 1–3 дугаар байрын мөнгөн шагнал 1 200 000 ₮, шилдэг тоглогч (MVP)-ийн мөнгөн шагнал 100 000 ₮, MVP-ийн жижиг цом 20 000 ₮ (11.1, 11.5). Зарим анги хураамж төлөөгүйгээс шагналын санд дутагдал гарвал сургуулийн төсвийн нөөц зардлаас нөхнө.</w:t>
+        <w:t xml:space="preserve"> бөгөөд түүний тоглолтыг техникийн ялагдал (0:13) гэж тооцно.</w:t>
       </w:r>
     </w:p>
     <w:p>
@@ -2774,7 +2570,7 @@
           <w:b/>
           <w:i w:val="0"/>
         </w:rPr>
-        <w:t>6.12.</w:t>
+        <w:t>6.10.</w:t>
       </w:r>
       <w:r>
         <w:rPr>
@@ -2782,7 +2578,7 @@
           <w:b w:val="0"/>
           <w:i w:val="0"/>
         </w:rPr>
-        <w:t xml:space="preserve"> Зохион байгуулагч А.Мөнгөншагай хураамжийн бүртгэлийг (08_Huvaari_ba_bracket.xlsx, «Багууд» хуудас: төлсөн огноо, баримтын дугаар) хөтөлнө. Хураамж төлсөн ангиудын жагсаалтыг тэмцээний цахим хуудасны зарлал болон багийн менежерүүдийн групп чатад зарлана.</w:t>
+        <w:t xml:space="preserve"> Тэмцээн цуцлагдвал хураамжийг бүрэн буцаан олгоно. Бусад тохиолдолд 2026 оны 10 дугаар сарын 23-ны өдрийн 17:00 цагаас хойш хураамжийг буцаахгүй.</w:t>
       </w:r>
     </w:p>
     <w:p>
@@ -2797,7 +2593,7 @@
           <w:b/>
           <w:i w:val="0"/>
         </w:rPr>
-        <w:t>6.13.</w:t>
+        <w:t>6.11.</w:t>
       </w:r>
       <w:r>
         <w:rPr>
@@ -2805,7 +2601,7 @@
           <w:b w:val="0"/>
           <w:i w:val="0"/>
         </w:rPr>
-        <w:t xml:space="preserve"> Хураамжийн орлого, шагналын зарцуулалтыг хаалтын ажиллагаанд, тэмцээний дараа цахим хуудсанд олон нийтэд ил тод мэдээлж, тайланг </w:t>
+        <w:t xml:space="preserve"> Хураамжийн нийт орлогыг шагналын санд төвлөрүүлж, </w:t>
       </w:r>
       <w:r>
         <w:rPr>
@@ -2813,7 +2609,7 @@
           <w:b/>
           <w:i w:val="0"/>
         </w:rPr>
-        <w:t>2026 оны 10 дугаар сарын 28-ны дотор</w:t>
+        <w:t>бүхэлд нь шагналд</w:t>
       </w:r>
       <w:r>
         <w:rPr>
@@ -2821,7 +2617,7 @@
           <w:b w:val="0"/>
           <w:i w:val="0"/>
         </w:rPr>
-        <w:t xml:space="preserve"> захиралд хүргэнэ.</w:t>
+        <w:t xml:space="preserve"> зарцуулна (11.7–11.11).</w:t>
       </w:r>
     </w:p>
     <w:p>
@@ -2836,7 +2632,7 @@
           <w:b/>
           <w:i w:val="0"/>
         </w:rPr>
-        <w:t>6.14.</w:t>
+        <w:t>6.12.</w:t>
       </w:r>
       <w:r>
         <w:rPr>
@@ -2844,36 +2640,7 @@
           <w:b w:val="0"/>
           <w:i w:val="0"/>
         </w:rPr>
-        <w:t xml:space="preserve"> Боловсролын ерөнхий хуулийн (2023 он) 37.2.1-д заасан нэмэлт төлбөрийн хязгаарлалт нь төрийн болон орон нутгийн өмчийн сургуульд хамаарна. </w:t>
-      </w:r>
-      <w:r>
-        <w:rPr>
-          <w:rFonts w:ascii="Arial" w:hAnsi="Arial" w:cs="Arial" w:eastAsia="Arial"/>
-          <w:b w:val="0"/>
-          <w:i w:val="0"/>
-        </w:rPr>
-        <w:t>Octolearn London School</w:t>
-      </w:r>
-      <w:r>
-        <w:rPr>
-          <w:rFonts w:ascii="Arial" w:hAnsi="Arial" w:cs="Arial" w:eastAsia="Arial"/>
-          <w:b w:val="0"/>
-          <w:i w:val="0"/>
-        </w:rPr>
-        <w:t xml:space="preserve"> нь хувийн өмчийн сургууль (37.2.4) тул сайн дурын тэмцээний хураамжийг захирлын тушаал, энэхүү удирдамжаар тогтоож, нягтлан бодогч баримтаар хүлээн авч, 100 хувь шагналд олгож, олон нийтэд тайлагнана. Хураамж, мөнгөн шагналын талаар эцэг эх, асран хамгаалагчид зөвшөөрлийн хуудас (2 дугаар хавсралт)-аар мэдээлнэ.</w:t>
-      </w:r>
-    </w:p>
-    <w:p>
-      <w:pPr>
-        <w:pStyle w:val="Heading2"/>
-      </w:pPr>
-      <w:r>
-        <w:rPr>
-          <w:rFonts w:ascii="Arial" w:hAnsi="Arial" w:cs="Arial" w:eastAsia="Arial"/>
-          <w:b w:val="0"/>
-          <w:i w:val="0"/>
-        </w:rPr>
-        <w:t>Долоо. Тэмцээн явуулах журам</w:t>
+        <w:t xml:space="preserve"> Зохион байгуулагч хураамжийн бүртгэлийг (08_Huvaari_ba_bracket.xlsx, “Багууд” хуудас: төлсөн огноо, баримтын дугаар) хөтөлж, хураамж төлсөн ангиудын жагсаалтыг тэмцээний цахим хуудасны зарлал болон багийн менежерүүдийн групп чатад зарлана.</w:t>
       </w:r>
     </w:p>
     <w:p>
@@ -2888,7 +2655,7 @@
           <w:b/>
           <w:i w:val="0"/>
         </w:rPr>
-        <w:t>7.1.</w:t>
+        <w:t>6.13.</w:t>
       </w:r>
       <w:r>
         <w:rPr>
@@ -2896,39 +2663,31 @@
           <w:b w:val="0"/>
           <w:i w:val="0"/>
         </w:rPr>
-        <w:t xml:space="preserve"> Тэмцээн Counter-Strike 2 тоглоомын 5х5 өрсөлдөөний (competitive) горимоор, сургуулийн дотоод сүлжээнд суулгасан тусгай сервер дээр </w:t>
-      </w:r>
-      <w:r>
-        <w:rPr>
-          <w:rFonts w:ascii="Arial" w:hAnsi="Arial" w:cs="Arial" w:eastAsia="Arial"/>
-          <w:b/>
-          <w:i w:val="0"/>
-        </w:rPr>
-        <w:t>хэсгийн шат</w:t>
-      </w:r>
-      <w:r>
-        <w:rPr>
-          <w:rFonts w:ascii="Arial" w:hAnsi="Arial" w:cs="Arial" w:eastAsia="Arial"/>
-          <w:b w:val="0"/>
-          <w:i w:val="0"/>
-        </w:rPr>
-        <w:t xml:space="preserve"> (1-р өдөр) болон </w:t>
-      </w:r>
-      <w:r>
-        <w:rPr>
-          <w:rFonts w:ascii="Arial" w:hAnsi="Arial" w:cs="Arial" w:eastAsia="Arial"/>
-          <w:b/>
-          <w:i w:val="0"/>
-        </w:rPr>
-        <w:t>хасагдах шат</w:t>
-      </w:r>
-      <w:r>
-        <w:rPr>
-          <w:rFonts w:ascii="Arial" w:hAnsi="Arial" w:cs="Arial" w:eastAsia="Arial"/>
-          <w:b w:val="0"/>
-          <w:i w:val="0"/>
-        </w:rPr>
-        <w:t xml:space="preserve"> (2-р өдөр) гэсэн хоёр шаттай явагдана. Тоглолт бүр нэг газрын зураг (BO1). Нийт 20 тоглолт.</w:t>
+        <w:t xml:space="preserve"> Боловсролын ерөнхий хуулийн (2023 он) 37.2.1-д заасан нэмэлт төлбөрийн хязгаарлалт нь төрийн болон орон нутгийн өмчийн сургуульд хамаарна. Octolearn London School нь хувийн өмчийн сургууль (37.2.4) тул сайн дурын тэмцээний хураамжийг захирлын тушаал, энэхүү удирдамжаар тогтоож, Зохион байгуулагч сургуулийн нэрийн өмнөөс баримтаар хүлээн авч бүртгэлжүүлэн, 100 хувь шагналд олгоно (11.7–11.11). Хураамж, мөнгөн шагналын талаар эцэг эх, асран хамгаалагчид зөвшөөрлийн хуудас (2 дугаар хавсралт)-аар мэдээлнэ.</w:t>
+      </w:r>
+    </w:p>
+    <w:p>
+      <w:pPr>
+        <w:pStyle w:val="Heading2"/>
+      </w:pPr>
+      <w:r>
+        <w:rPr>
+          <w:rFonts w:ascii="Arial" w:hAnsi="Arial" w:cs="Arial" w:eastAsia="Arial"/>
+          <w:i w:val="0"/>
+        </w:rPr>
+        <w:t>Долоо. Тэмцээн явуулах журам</w:t>
+      </w:r>
+    </w:p>
+    <w:p>
+      <w:pPr>
+        <w:pStyle w:val="Heading3"/>
+      </w:pPr>
+      <w:r>
+        <w:rPr>
+          <w:rFonts w:ascii="Arial" w:hAnsi="Arial" w:cs="Arial" w:eastAsia="Arial"/>
+          <w:i w:val="0"/>
+        </w:rPr>
+        <w:t>Тэмцээний систем, тоглолтын журам</w:t>
       </w:r>
     </w:p>
     <w:p>
@@ -2943,7 +2702,7 @@
           <w:b/>
           <w:i w:val="0"/>
         </w:rPr>
-        <w:t>7.2.</w:t>
+        <w:t>7.1.</w:t>
       </w:r>
       <w:r>
         <w:rPr>
@@ -2951,7 +2710,7 @@
           <w:b w:val="0"/>
           <w:i w:val="0"/>
         </w:rPr>
-        <w:t xml:space="preserve"> </w:t>
+        <w:t xml:space="preserve"> Тэмцээн Counter-Strike 2 тоглоомын 5х5 өрсөлдөөний (competitive) горимоор, сургуулийн дотоод сүлжээнд суулгасан тусгай сервер дээр </w:t>
       </w:r>
       <w:r>
         <w:rPr>
@@ -2959,7 +2718,7 @@
           <w:b/>
           <w:i w:val="0"/>
         </w:rPr>
-        <w:t>Сугалаа.</w:t>
+        <w:t>хэсгийн шат</w:t>
       </w:r>
       <w:r>
         <w:rPr>
@@ -2967,7 +2726,23 @@
           <w:b w:val="0"/>
           <w:i w:val="0"/>
         </w:rPr>
-        <w:t xml:space="preserve"> Багуудыг 3 сагсанд хувааж, хэсэг бүрт сагс тус бүрээс нэг баг орохоор нээлттэйгээр сугална: 1-р сагс — 12а, 11а, 11б, Удирдлага, багш нарын баг; 2-р сагс — 10а, 10б, 10в, 9а; 3-р сагс — 9б, 8а, 8б, 8в. Хэсгүүд: А, Б, В, Г. Багийн хэсэг доторх дугаар нь сагсны дугаартай ижил (А1 — 1-р сагс, А2 — 2-р сагс, А3 — 3-р сагс). Сугалааг цахим хуудсаар проектор дээр ил тод явуулж (Хорооны урьдчилан нийтэлсэн нууц тоо ба багуудын хэлсэн тоогоор), дүнг хэн ч шалгах боломжтой байна; систем ажиллахгүй бол хайрцгаас сугална.</w:t>
+        <w:t xml:space="preserve"> (1-р өдөр) болон </w:t>
+      </w:r>
+      <w:r>
+        <w:rPr>
+          <w:rFonts w:ascii="Arial" w:hAnsi="Arial" w:cs="Arial" w:eastAsia="Arial"/>
+          <w:b/>
+          <w:i w:val="0"/>
+        </w:rPr>
+        <w:t>хасагдах шат</w:t>
+      </w:r>
+      <w:r>
+        <w:rPr>
+          <w:rFonts w:ascii="Arial" w:hAnsi="Arial" w:cs="Arial" w:eastAsia="Arial"/>
+          <w:b w:val="0"/>
+          <w:i w:val="0"/>
+        </w:rPr>
+        <w:t xml:space="preserve"> (2-р өдөр) гэсэн хоёр шаттай явагдана. Тоглолт бүр нэг газрын зураг (BO1). Нийт 20 тоглолт.</w:t>
       </w:r>
     </w:p>
     <w:p>
@@ -2982,7 +2757,7 @@
           <w:b/>
           <w:i w:val="0"/>
         </w:rPr>
-        <w:t>7.3.</w:t>
+        <w:t>7.2.</w:t>
       </w:r>
       <w:r>
         <w:rPr>
@@ -2998,7 +2773,7 @@
           <w:b/>
           <w:i w:val="0"/>
         </w:rPr>
-        <w:t>Хэсгийн шат.</w:t>
+        <w:t>Сугалаа.</w:t>
       </w:r>
       <w:r>
         <w:rPr>
@@ -3006,7 +2781,7 @@
           <w:b w:val="0"/>
           <w:i w:val="0"/>
         </w:rPr>
-        <w:t xml:space="preserve"> Хэсэг бүрийн 3 баг бүгд хоорондоо нэг удаа тоглоно (12 тоглолт, баг бүр 2 тоглолт). Тоглолт MR12 (дээд тал нь 24 раунд), нэмэлт цаггүй; 12:12 бол тэнцээ. Хожил 3, тэнцээ 1, хожигдол 0 оноо.</w:t>
+        <w:t xml:space="preserve"> Багуудыг 3 сагсанд хувааж, хэсэг бүрт сагс тус бүрээс нэг баг орохоор нээлттэйгээр сугална: 1-р сагс — 12а, 11а, 11б, Удирдлага, багш нарын баг; 2-р сагс — 10а, 10б, 10в, 9а; 3-р сагс — 9б, 8а, 8б, 8в. Хэсгүүд: А, Б, В, Г. Багийн хэсэг доторх дугаар нь сагсны дугаартай ижил (А1 — 1-р сагс, А2 — 2-р сагс, А3 — 3-р сагс). Сугалааг техникийн зөвлөгөөний үеэр (3.4) Windows lab-д цахим хуудсаар дэлгэц дээр ил тод явуулж (Зохион байгуулагчийн 10.21-нд урьдчилан нийтэлсэн нууц тооны хэш ба багуудын хэлсэн тоогоор), дүнг хэн ч шалгах боломжтой байна; систем ажиллахгүй бол хайрцгаас сугална.</w:t>
       </w:r>
     </w:p>
     <w:p>
@@ -3021,7 +2796,7 @@
           <w:b/>
           <w:i w:val="0"/>
         </w:rPr>
-        <w:t>7.4.</w:t>
+        <w:t>7.3.</w:t>
       </w:r>
       <w:r>
         <w:rPr>
@@ -3037,7 +2812,7 @@
           <w:b/>
           <w:i w:val="0"/>
         </w:rPr>
-        <w:t>Хэсгийн байр тогтоох.</w:t>
+        <w:t>Хэсгийн шат.</w:t>
       </w:r>
       <w:r>
         <w:rPr>
@@ -3045,7 +2820,7 @@
           <w:b w:val="0"/>
           <w:i w:val="0"/>
         </w:rPr>
-        <w:t xml:space="preserve"> (1) оноо; (2) тэнцсэн багуудын хоорондын тоглолтын үр дүн; (3) хэсэг доторх раундын зөрүү; (4) хэсэг доторх хожсон раундын тоо; (5) ерөнхий шүүгч хоёр багийн ахлагчийн дэргэд сугалаа.</w:t>
+        <w:t xml:space="preserve"> Хэсэг бүрийн 3 баг бүгд хоорондоо нэг удаа тоглоно (12 тоглолт, баг бүр 2 тоглолт). Тоглолт MR12 (дээд тал нь 24 раунд), нэмэлт цаггүй; 12:12 бол тэнцээ. Хожил 3, тэнцээ 1, хожигдол 0 оноо.</w:t>
       </w:r>
     </w:p>
     <w:p>
@@ -3060,7 +2835,7 @@
           <w:b/>
           <w:i w:val="0"/>
         </w:rPr>
-        <w:t>7.5.</w:t>
+        <w:t>7.4.</w:t>
       </w:r>
       <w:r>
         <w:rPr>
@@ -3076,7 +2851,7 @@
           <w:b/>
           <w:i w:val="0"/>
         </w:rPr>
-        <w:t>Хасагдах шат.</w:t>
+        <w:t>Хэсгийн байр тогтоох.</w:t>
       </w:r>
       <w:r>
         <w:rPr>
@@ -3084,23 +2859,7 @@
           <w:b w:val="0"/>
           <w:i w:val="0"/>
         </w:rPr>
-        <w:t xml:space="preserve"> Хэсэг бүрийн эхний 2 баг (8 баг) шөвгийн 8-д шалгарна: 1/4-1: А1–Б2; 1/4-2: В1–Г2; 1/4-3: Б1–А2; 1/4-4: Г1–В2 (энд А1 — А хэсгийн 1-р байр, Б2 — Б хэсгийн 2-р байр). Шөвгийн 4: 1/2-1 = (1/4-1)–(1/4-2)-ын ялагчид; 1/2-2 = (1/4-3)–(1/4-4)-ийн ялагчид. Финалд шөвгийн 4-ийн ялагчид, 3-р байрын тоглолтод ялагдагчид тоглоно. Нэг хэсгийн хоёр баг шөвгийн 8, шөвгийн 4-т таарахгүй; дахин таарвал </w:t>
-      </w:r>
-      <w:r>
-        <w:rPr>
-          <w:rFonts w:ascii="Arial" w:hAnsi="Arial" w:cs="Arial" w:eastAsia="Arial"/>
-          <w:b/>
-          <w:i w:val="0"/>
-        </w:rPr>
-        <w:t>зөвхөн финал эсвэл 3-р байрын тоглолтод</w:t>
-      </w:r>
-      <w:r>
-        <w:rPr>
-          <w:rFonts w:ascii="Arial" w:hAnsi="Arial" w:cs="Arial" w:eastAsia="Arial"/>
-          <w:b w:val="0"/>
-          <w:i w:val="0"/>
-        </w:rPr>
-        <w:t xml:space="preserve"> таарна.</w:t>
+        <w:t xml:space="preserve"> (1) оноо; (2) тэнцсэн багуудын хоорондын тоглолтын үр дүн; (3) хэсэг доторх раундын зөрүү; (4) хэсэг доторх хожсон раундын тоо; (5) ерөнхий шүүгч хоёр багийн ахлагчийн дэргэд сугалаа.</w:t>
       </w:r>
     </w:p>
     <w:p>
@@ -3115,6 +2874,61 @@
           <w:b/>
           <w:i w:val="0"/>
         </w:rPr>
+        <w:t>7.5.</w:t>
+      </w:r>
+      <w:r>
+        <w:rPr>
+          <w:rFonts w:ascii="Arial" w:hAnsi="Arial" w:cs="Arial" w:eastAsia="Arial"/>
+          <w:b w:val="0"/>
+          <w:i w:val="0"/>
+        </w:rPr>
+        <w:t xml:space="preserve"> </w:t>
+      </w:r>
+      <w:r>
+        <w:rPr>
+          <w:rFonts w:ascii="Arial" w:hAnsi="Arial" w:cs="Arial" w:eastAsia="Arial"/>
+          <w:b/>
+          <w:i w:val="0"/>
+        </w:rPr>
+        <w:t>Хасагдах шат.</w:t>
+      </w:r>
+      <w:r>
+        <w:rPr>
+          <w:rFonts w:ascii="Arial" w:hAnsi="Arial" w:cs="Arial" w:eastAsia="Arial"/>
+          <w:b w:val="0"/>
+          <w:i w:val="0"/>
+        </w:rPr>
+        <w:t xml:space="preserve"> Хэсэг бүрийн эхний 2 баг (8 баг) шөвгийн 8-д шалгарна: 1/4-1: А1–Б2; 1/4-2: В1–Г2; 1/4-3: Б1–А2; 1/4-4: Г1–В2 (энд А1 — А хэсгийн 1-р байр, Б2 — Б хэсгийн 2-р байр). Шөвгийн 4: 1/2-1 = (1/4-1)–(1/4-2)-ын ялагчид; 1/2-2 = (1/4-3)–(1/4-4)-ийн ялагчид. Финалд шөвгийн 4-ийн ялагчид, 3-р байрын тоглолтод ялагдагчид тоглоно. Нэг хэсгийн хоёр баг шөвгийн 8, шөвгийн 4-т таарахгүй; дахин таарвал </w:t>
+      </w:r>
+      <w:r>
+        <w:rPr>
+          <w:rFonts w:ascii="Arial" w:hAnsi="Arial" w:cs="Arial" w:eastAsia="Arial"/>
+          <w:b/>
+          <w:i w:val="0"/>
+        </w:rPr>
+        <w:t>зөвхөн финал эсвэл 3-р байрын тоглолтод</w:t>
+      </w:r>
+      <w:r>
+        <w:rPr>
+          <w:rFonts w:ascii="Arial" w:hAnsi="Arial" w:cs="Arial" w:eastAsia="Arial"/>
+          <w:b w:val="0"/>
+          <w:i w:val="0"/>
+        </w:rPr>
+        <w:t xml:space="preserve"> таарна.</w:t>
+      </w:r>
+    </w:p>
+    <w:p>
+      <w:pPr>
+        <w:spacing w:after="60"/>
+        <w:ind w:left="454" w:hanging="454"/>
+        <w:jc w:val="both"/>
+      </w:pPr>
+      <w:r>
+        <w:rPr>
+          <w:rFonts w:ascii="Arial" w:hAnsi="Arial" w:cs="Arial" w:eastAsia="Arial"/>
+          <w:b/>
+          <w:i w:val="0"/>
+        </w:rPr>
         <w:t>7.6.</w:t>
       </w:r>
       <w:r>
@@ -3123,7 +2937,7 @@
           <w:b w:val="0"/>
           <w:i w:val="0"/>
         </w:rPr>
-        <w:t xml:space="preserve"> Хасагдах шатны тоглолт MR12; оноо тэнцвэл MR3 нэмэлт цаг (6 раунд, эхлэх мөнгө 10 000) ялагч тодортол үргэлжилнэ.</w:t>
+        <w:t xml:space="preserve"> Хасагдах шатны тоглолт MR12; оноо тэнцвэл MR3 нэмэлт цаг (6 раунд, эхлэх мөнгө 10 000) ялагч тодортол үргэлжилнэ.</w:t>
       </w:r>
     </w:p>
     <w:p>
@@ -3203,10 +3017,10 @@
         <w:tblLook w:firstColumn="1" w:firstRow="1" w:lastColumn="0" w:lastRow="0" w:noHBand="0" w:noVBand="1" w:val="04A0"/>
       </w:tblPr>
       <w:tblGrid>
-        <w:gridCol w:w="2339"/>
-        <w:gridCol w:w="2339"/>
-        <w:gridCol w:w="2339"/>
-        <w:gridCol w:w="2339"/>
+        <w:gridCol w:w="907"/>
+        <w:gridCol w:w="1701"/>
+        <w:gridCol w:w="3402"/>
+        <w:gridCol w:w="3345"/>
       </w:tblGrid>
       <w:tr>
         <w:trPr>
@@ -4036,9 +3850,9 @@
         <w:tblLook w:firstColumn="1" w:firstRow="1" w:lastColumn="0" w:lastRow="0" w:noHBand="0" w:noVBand="1" w:val="04A0"/>
       </w:tblPr>
       <w:tblGrid>
-        <w:gridCol w:w="3118"/>
-        <w:gridCol w:w="3118"/>
-        <w:gridCol w:w="3118"/>
+        <w:gridCol w:w="1701"/>
+        <w:gridCol w:w="3855"/>
+        <w:gridCol w:w="3798"/>
       </w:tblGrid>
       <w:tr>
         <w:trPr>
@@ -4655,7 +4469,7 @@
           <w:b w:val="0"/>
           <w:i w:val="0"/>
         </w:rPr>
-        <w:t xml:space="preserve"> Баг тоглолт эхлэхээс 15 минутын өмнө хүлээлгийн өрөөнд ирж, дуудагдмагц станцдаа орно. Тоглолт эхлэх цагаас </w:t>
+        <w:t xml:space="preserve"> Тоглох ээлжээ хүлээж буй баг өөрийн ангийн танхимд хүлээнэ. Хуваарийн хариуцагч дараагийн ээлжийн багуудыг тоглолт эхлэхээс 15 минутын өмнө дуудаж, багийн менежер (анги удирдсан багш) багаа Windows lab-ын үүдэнд авчирна; станц чөлөөлөгдмөгц баг 3 минутын дотор станцдаа орно. Тоглолт эхлэх цагаас </w:t>
       </w:r>
       <w:r>
         <w:rPr>
@@ -4761,38 +4575,14 @@
     </w:p>
     <w:p>
       <w:pPr>
-        <w:spacing w:after="60"/>
-        <w:ind w:left="454" w:hanging="454"/>
-        <w:jc w:val="both"/>
+        <w:pStyle w:val="Heading3"/>
       </w:pPr>
       <w:r>
         <w:rPr>
           <w:rFonts w:ascii="Arial" w:hAnsi="Arial" w:cs="Arial" w:eastAsia="Arial"/>
-          <w:b/>
-          <w:i w:val="0"/>
-        </w:rPr>
-        <w:t>7.14.</w:t>
-      </w:r>
-      <w:r>
-        <w:rPr>
-          <w:rFonts w:ascii="Arial" w:hAnsi="Arial" w:cs="Arial" w:eastAsia="Arial"/>
-          <w:b w:val="0"/>
-          <w:i w:val="0"/>
-        </w:rPr>
-        <w:t xml:space="preserve"> Тоглолтын дэлгэрэнгүй дүрэм, хориглох зүйл, шийтгэлийг 3 дугаар хавсралтаар зохицуулна.</w:t>
-      </w:r>
-    </w:p>
-    <w:p>
-      <w:pPr>
-        <w:pStyle w:val="Heading2"/>
-      </w:pPr>
-      <w:r>
-        <w:rPr>
-          <w:rFonts w:ascii="Arial" w:hAnsi="Arial" w:cs="Arial" w:eastAsia="Arial"/>
-          <w:b w:val="0"/>
-          <w:i w:val="0"/>
-        </w:rPr>
-        <w:t>Найм. Ёс зүй, шударга өрсөлдөөн</w:t>
+          <w:i w:val="0"/>
+        </w:rPr>
+        <w:t>Тоглогчийн өөрийн тоног төхөөрөмж</w:t>
       </w:r>
     </w:p>
     <w:p>
@@ -4807,7 +4597,7 @@
           <w:b/>
           <w:i w:val="0"/>
         </w:rPr>
-        <w:t>8.1.</w:t>
+        <w:t>7.14.</w:t>
       </w:r>
       <w:r>
         <w:rPr>
@@ -4815,7 +4605,23 @@
           <w:b w:val="0"/>
           <w:i w:val="0"/>
         </w:rPr>
-        <w:t xml:space="preserve"> Оролцогчид өрсөлдөгч, шүүгч, үзэгч, бие биеэ хүндэтгэнэ. Бүдүүлэг үг хэллэг, доромжлол, хүйс, гадаад төрх, ангиар ялгаварласан үг хэллэгийг хатуу хориглоно.</w:t>
+        <w:t xml:space="preserve"> Сургуулийн компьютерийн хулгана, гар, чихэвч тэмцээний шаардлагыг бүрэн хангахгүй байж болох тул тоглогч </w:t>
+      </w:r>
+      <w:r>
+        <w:rPr>
+          <w:rFonts w:ascii="Arial" w:hAnsi="Arial" w:cs="Arial" w:eastAsia="Arial"/>
+          <w:b/>
+          <w:i w:val="0"/>
+        </w:rPr>
+        <w:t>өөрийн хулгана, гар, чихэвч (микрофонтой байхыг зөвлөнө), хулганы дэвсгэрээ</w:t>
+      </w:r>
+      <w:r>
+        <w:rPr>
+          <w:rFonts w:ascii="Arial" w:hAnsi="Arial" w:cs="Arial" w:eastAsia="Arial"/>
+          <w:b w:val="0"/>
+          <w:i w:val="0"/>
+        </w:rPr>
+        <w:t xml:space="preserve"> авчирч ашиглаж болно. Энэ нь сайн дурын бөгөөд станц бүрт сургуулийн тоног төхөөрөмж бэлэн байна.</w:t>
       </w:r>
     </w:p>
     <w:p>
@@ -4830,7 +4636,7 @@
           <w:b/>
           <w:i w:val="0"/>
         </w:rPr>
-        <w:t>8.2.</w:t>
+        <w:t>7.15.</w:t>
       </w:r>
       <w:r>
         <w:rPr>
@@ -4838,7 +4644,7 @@
           <w:b w:val="0"/>
           <w:i w:val="0"/>
         </w:rPr>
-        <w:t xml:space="preserve"> Хууран мэхлэх программ, макро, скрипт, тоглоомын алдааг ашиглах, бусдын дэлгэц, проектор болон шууд дамжуулалтыг тоглолтын үеэр харах, бусдын бүртгэлээр тоглох, мөрий, бооцоо тавих, тоглоомын эд зүйл (skin, item) арилжаалахыг хориглоно. Тоглолтын үеэр тоглогчдын гар утсыг шүүгчид хадгалуулна.</w:t>
+        <w:t xml:space="preserve"> Зөвхөн USB холболттой, нэмэлт программгүйгээр шууд ажилладаг (plug-and-play) төхөөрөмж ашиглана. Лабораторийн компьютерт программ, драйвер суулгахыг хориглох тул хулганы мэдрэмж (DPI), гэрэлтүүлэг зэрэг тохиргоог тэмцээнээс өмнө төхөөрөмжийн өөрийн санах ойд хадгалж ирнэ.</w:t>
       </w:r>
     </w:p>
     <w:p>
@@ -4853,7 +4659,7 @@
           <w:b/>
           <w:i w:val="0"/>
         </w:rPr>
-        <w:t>8.3.</w:t>
+        <w:t>7.16.</w:t>
       </w:r>
       <w:r>
         <w:rPr>
@@ -4861,20 +4667,7 @@
           <w:b w:val="0"/>
           <w:i w:val="0"/>
         </w:rPr>
-        <w:t xml:space="preserve"> Зөрчилд дараах шат дараалсан шийтгэл ногдуулна: сануулга → тухайн тоглолтоос хасах (нөөцөөр солих) → тэмцээнээс хасах. Хууран мэхлэх программ ашигласан бол багийг тэмцээнээс хасна.</w:t>
-      </w:r>
-    </w:p>
-    <w:p>
-      <w:pPr>
-        <w:pStyle w:val="Heading2"/>
-      </w:pPr>
-      <w:r>
-        <w:rPr>
-          <w:rFonts w:ascii="Arial" w:hAnsi="Arial" w:cs="Arial" w:eastAsia="Arial"/>
-          <w:b w:val="0"/>
-          <w:i w:val="0"/>
-        </w:rPr>
-        <w:t>Ес. Аюулгүй байдал, хүүхэд хамгаалал, эрүүл мэнд</w:t>
+        <w:t xml:space="preserve"> Макро, скрипт, турбо (rapid-fire) зэрэг автомат үйлдлийн функцийг хориглоно. Шүүгч тоглогчийн төхөөрөмжийг шалгах эрхтэй бөгөөд шаардлага хангаагүй төхөөрөмжийг ашиглуулахгүй; зөрчлийг 8.2, 8.3-т заасны дагуу шийдвэрлэнэ.</w:t>
       </w:r>
     </w:p>
     <w:p>
@@ -4889,7 +4682,7 @@
           <w:b/>
           <w:i w:val="0"/>
         </w:rPr>
-        <w:t>9.1.</w:t>
+        <w:t>7.17.</w:t>
       </w:r>
       <w:r>
         <w:rPr>
@@ -4897,7 +4690,7 @@
           <w:b w:val="0"/>
           <w:i w:val="0"/>
         </w:rPr>
-        <w:t xml:space="preserve"> Тэмцээний бүх хугацаанд сурагчид багш нарын хяналтад байна. Станц бүрт шүүгч, хүлээлгийн өрөө, үзэгчдийн танхимд хариуцсан багш байнга ажиллана. Гадны хүнийг сургуульд оруулахгүй.</w:t>
+        <w:t xml:space="preserve"> Өөрийн төхөөрөмжийг зөвхөн тоглолтын өмнөх нэвтрэлт, халаалтын хугацаанд залгаж туршина; үүнд нэмэлт хугацаа олгохгүй.</w:t>
       </w:r>
     </w:p>
     <w:p>
@@ -4912,7 +4705,7 @@
           <w:b/>
           <w:i w:val="0"/>
         </w:rPr>
-        <w:t>9.2.</w:t>
+        <w:t>7.18.</w:t>
       </w:r>
       <w:r>
         <w:rPr>
@@ -4920,7 +4713,7 @@
           <w:b w:val="0"/>
           <w:i w:val="0"/>
         </w:rPr>
-        <w:t xml:space="preserve"> Counter-Strike 2 тоглоом бодит буудлага, цусны дүрслэл агуулдаг (USK 16, ESRB M17+) бөгөөд цусны дүрслэлийг унтраах тохиргоогүй. Энэ талаар эцэг эх, асран хамгаалагчид зөвшөөрлийн хуудсаар урьдчилан мэдээлнэ.</w:t>
+        <w:t xml:space="preserve"> Утасгүй төхөөрөмжийг бүрэн цэнэглэсэн нөхцөлд ашиглаж болно. Холболт тасрах, саатах тохиолдолд утастай эсвэл сургуулийн төхөөрөмжөөр нэн даруй солино. Bluetooth чихэвч дуу хоцруулдаг тул ашиглахыг зөвлөхгүй.</w:t>
       </w:r>
     </w:p>
     <w:p>
@@ -4935,7 +4728,7 @@
           <w:b/>
           <w:i w:val="0"/>
         </w:rPr>
-        <w:t>9.3.</w:t>
+        <w:t>7.19.</w:t>
       </w:r>
       <w:r>
         <w:rPr>
@@ -4943,7 +4736,19 @@
           <w:b w:val="0"/>
           <w:i w:val="0"/>
         </w:rPr>
-        <w:t xml:space="preserve"> Тоглолтын хооронд 15-аас доошгүй минут амарч, ус уух нөхцөлийг бүрдүүлнэ. Лабораторид хоол, ундаа оруулахгүй; эрчим хүчний ундаа хэрэглэхийг хориглоно.</w:t>
+        <w:t xml:space="preserve"> Өөрийн төхөөрөмжийг тоглогч өөрөө хариуцна: нэр, ангиа бичсэн шошго наах бөгөөд тоглолт бүрийн дараа авч явна. Төхөөрөмж гээгдсэн, гэмтсэн тохиолдолд сургууль хариуцлага хүлээхгүй.</w:t>
+      </w:r>
+    </w:p>
+    <w:p>
+      <w:pPr>
+        <w:pStyle w:val="Heading2"/>
+      </w:pPr>
+      <w:r>
+        <w:rPr>
+          <w:rFonts w:ascii="Arial" w:hAnsi="Arial" w:cs="Arial" w:eastAsia="Arial"/>
+          <w:i w:val="0"/>
+        </w:rPr>
+        <w:t>Найм. Ёс зүй, шударга өрсөлдөөн</w:t>
       </w:r>
     </w:p>
     <w:p>
@@ -4958,7 +4763,7 @@
           <w:b/>
           <w:i w:val="0"/>
         </w:rPr>
-        <w:t>9.4.</w:t>
+        <w:t>8.1.</w:t>
       </w:r>
       <w:r>
         <w:rPr>
@@ -4966,7 +4771,7 @@
           <w:b w:val="0"/>
           <w:i w:val="0"/>
         </w:rPr>
-        <w:t xml:space="preserve"> Тэмцээний өдрүүдэд эмч (сувилагч) ажиллаж, анхны тусламжийн хэрэгсэл бэлэн байна. Гэрэлд мэдрэмтгий таталт (эпилепси) болон бусад эрүүл мэндийн онцлогийг зөвшөөрлийн хуудсанд урьдчилан мэдээлнэ.</w:t>
+        <w:t xml:space="preserve"> Оролцогчид өрсөлдөгч, шүүгч, үзэгч, бие биеэ хүндэтгэнэ. Бүдүүлэг үг хэллэг, доромжлол, хүйс, гадаад төрх, ангиар ялгаварласан үг хэллэгийг хатуу хориглоно.</w:t>
       </w:r>
     </w:p>
     <w:p>
@@ -4981,7 +4786,7 @@
           <w:b/>
           <w:i w:val="0"/>
         </w:rPr>
-        <w:t>9.5.</w:t>
+        <w:t>8.2.</w:t>
       </w:r>
       <w:r>
         <w:rPr>
@@ -4989,7 +4794,7 @@
           <w:b w:val="0"/>
           <w:i w:val="0"/>
         </w:rPr>
-        <w:t xml:space="preserve"> Цахилгааны ачааллыг хэд хэдэн шугамд хуваарилж, агааржуулалтыг хангана. Тэмцээний өмнө оролцогчдод аюулгүй ажиллагааны зааварчилгаа өгч, танилцсан тухай гарын үсэг зуруулна.</w:t>
+        <w:t xml:space="preserve"> Хууран мэхлэх программ, макро, скрипт, тоглоомын алдааг ашиглах, бусдын дэлгэц, Урлагийн заалын LED дэлгэц болон шууд дамжуулалтыг тоглолтын үеэр харах, бусдын бүртгэлээр тоглох, мөрий, бооцоо тавих, тоглоомын эд зүйл (skin, item) арилжаалахыг хориглоно. Тоглолтын үеэр тоглогчдын гар утсыг шүүгчид хадгалуулна.</w:t>
       </w:r>
     </w:p>
     <w:p>
@@ -5004,7 +4809,7 @@
           <w:b/>
           <w:i w:val="0"/>
         </w:rPr>
-        <w:t>9.6.</w:t>
+        <w:t>8.3.</w:t>
       </w:r>
       <w:r>
         <w:rPr>
@@ -5012,20 +4817,7 @@
           <w:b w:val="0"/>
           <w:i w:val="0"/>
         </w:rPr>
-        <w:t xml:space="preserve"> Дарамт, доромжлол, аюулгүй байдлын асуудлыг Хорооны гишүүн эмэгтэй багш болон нийгмийн ажилтанд шууд мэдэгдэнэ. Хүүхдийн амь нас, эрүүл мэнд, аюулгүй байдалд эрсдэл учруулах аливаа үйл ажиллагааг зохион байгуулахгүй (Хүүхэд хамгааллын тухай хуулийн 6.3.4).</w:t>
-      </w:r>
-    </w:p>
-    <w:p>
-      <w:pPr>
-        <w:pStyle w:val="Heading2"/>
-      </w:pPr>
-      <w:r>
-        <w:rPr>
-          <w:rFonts w:ascii="Arial" w:hAnsi="Arial" w:cs="Arial" w:eastAsia="Arial"/>
-          <w:b w:val="0"/>
-          <w:i w:val="0"/>
-        </w:rPr>
-        <w:t>Арав. Гомдол, маргаан шийдвэрлэх</w:t>
+        <w:t xml:space="preserve"> Зөрчилд дараах шат дараалсан шийтгэл ногдуулна: сануулга → тухайн тоглолтоос хасах (нөөцөөр солих) → тэмцээнээс хасах. Хууран мэхлэх программ ашигласан бол багийг тэмцээнээс хасна.</w:t>
       </w:r>
     </w:p>
     <w:p>
@@ -5040,7 +4832,7 @@
           <w:b/>
           <w:i w:val="0"/>
         </w:rPr>
-        <w:t>10.1.</w:t>
+        <w:t>8.4.</w:t>
       </w:r>
       <w:r>
         <w:rPr>
@@ -5048,7 +4840,19 @@
           <w:b w:val="0"/>
           <w:i w:val="0"/>
         </w:rPr>
-        <w:t xml:space="preserve"> Тоглолтын явцад гарсан асуудлыг зөвхөн багийн ахлагч станцын шүүгчид мэдэгдэнэ.</w:t>
+        <w:t xml:space="preserve"> Тоглолтын дэлгэрэнгүй дүрэм, хориглох зүйл, шийтгэлийг 3 дугаар хавсралтаар зохицуулна.</w:t>
+      </w:r>
+    </w:p>
+    <w:p>
+      <w:pPr>
+        <w:pStyle w:val="Heading2"/>
+      </w:pPr>
+      <w:r>
+        <w:rPr>
+          <w:rFonts w:ascii="Arial" w:hAnsi="Arial" w:cs="Arial" w:eastAsia="Arial"/>
+          <w:i w:val="0"/>
+        </w:rPr>
+        <w:t>Ес. Аюулгүй байдал, хүүхэд хамгаалал, эрүүл мэнд</w:t>
       </w:r>
     </w:p>
     <w:p>
@@ -5063,7 +4867,7 @@
           <w:b/>
           <w:i w:val="0"/>
         </w:rPr>
-        <w:t>10.2.</w:t>
+        <w:t>9.1.</w:t>
       </w:r>
       <w:r>
         <w:rPr>
@@ -5071,20 +4875,7 @@
           <w:b w:val="0"/>
           <w:i w:val="0"/>
         </w:rPr>
-        <w:t xml:space="preserve"> Тоглолтын үр дүнгийн талаарх гомдлыг тоглолт дууснаас хойш 10 минутын дотор багийн ахлагч ерөнхий шүүгчид гаргана. Ерөнхий шүүгчийн шийдвэрийг Хорооны даргад давж заалдаж болох бөгөөд Хорооны шийдвэр эцсийнх байна. Гомдол шийдвэрлэгдэх хүртэл хуваарийг зогсоохгүй.</w:t>
-      </w:r>
-    </w:p>
-    <w:p>
-      <w:pPr>
-        <w:pStyle w:val="Heading2"/>
-      </w:pPr>
-      <w:r>
-        <w:rPr>
-          <w:rFonts w:ascii="Arial" w:hAnsi="Arial" w:cs="Arial" w:eastAsia="Arial"/>
-          <w:b w:val="0"/>
-          <w:i w:val="0"/>
-        </w:rPr>
-        <w:t>Арван нэг. Шагнал урамшуулал</w:t>
+        <w:t xml:space="preserve"> Тэмцээний бүх хугацаанд сурагчид багш нарын хяналтад байна. Станц бүрт шүүгч, Урлагийн заалд хариуцсан багш байнга ажиллаж, ээлжээ хүлээж буй багууд ангийн танхимдаа багийн менежерийн хяналтад байна. Гадны хүнийг сургуульд оруулахгүй.</w:t>
       </w:r>
     </w:p>
     <w:p>
@@ -5099,6 +4890,203 @@
           <w:b/>
           <w:i w:val="0"/>
         </w:rPr>
+        <w:t>9.2.</w:t>
+      </w:r>
+      <w:r>
+        <w:rPr>
+          <w:rFonts w:ascii="Arial" w:hAnsi="Arial" w:cs="Arial" w:eastAsia="Arial"/>
+          <w:b w:val="0"/>
+          <w:i w:val="0"/>
+        </w:rPr>
+        <w:t xml:space="preserve"> Counter-Strike 2 тоглоом бодит буудлага, цусны дүрслэл агуулдаг (USK 16, ESRB M17+) бөгөөд цусны дүрслэлийг унтраах тохиргоогүй. Энэ талаар эцэг эх, асран хамгаалагчид зөвшөөрлийн хуудсаар урьдчилан мэдээлнэ.</w:t>
+      </w:r>
+    </w:p>
+    <w:p>
+      <w:pPr>
+        <w:spacing w:after="60"/>
+        <w:ind w:left="454" w:hanging="454"/>
+        <w:jc w:val="both"/>
+      </w:pPr>
+      <w:r>
+        <w:rPr>
+          <w:rFonts w:ascii="Arial" w:hAnsi="Arial" w:cs="Arial" w:eastAsia="Arial"/>
+          <w:b/>
+          <w:i w:val="0"/>
+        </w:rPr>
+        <w:t>9.3.</w:t>
+      </w:r>
+      <w:r>
+        <w:rPr>
+          <w:rFonts w:ascii="Arial" w:hAnsi="Arial" w:cs="Arial" w:eastAsia="Arial"/>
+          <w:b w:val="0"/>
+          <w:i w:val="0"/>
+        </w:rPr>
+        <w:t xml:space="preserve"> Тоглолтын хооронд 15-аас доошгүй минут амарч, ус уух нөхцөлийг бүрдүүлнэ. Лабораторид хоол, ундаа оруулахгүй; эрчим хүчний ундаа хэрэглэхийг хориглоно.</w:t>
+      </w:r>
+    </w:p>
+    <w:p>
+      <w:pPr>
+        <w:spacing w:after="60"/>
+        <w:ind w:left="454" w:hanging="454"/>
+        <w:jc w:val="both"/>
+      </w:pPr>
+      <w:r>
+        <w:rPr>
+          <w:rFonts w:ascii="Arial" w:hAnsi="Arial" w:cs="Arial" w:eastAsia="Arial"/>
+          <w:b/>
+          <w:i w:val="0"/>
+        </w:rPr>
+        <w:t>9.4.</w:t>
+      </w:r>
+      <w:r>
+        <w:rPr>
+          <w:rFonts w:ascii="Arial" w:hAnsi="Arial" w:cs="Arial" w:eastAsia="Arial"/>
+          <w:b w:val="0"/>
+          <w:i w:val="0"/>
+        </w:rPr>
+        <w:t xml:space="preserve"> Тэмцээний өдрүүдэд эмч (сувилагч) ажиллаж, анхны тусламжийн хэрэгсэл бэлэн байна. Гэрэлд мэдрэмтгий таталт (эпилепси) болон бусад эрүүл мэндийн онцлогийг зөвшөөрлийн хуудсанд урьдчилан мэдээлнэ.</w:t>
+      </w:r>
+    </w:p>
+    <w:p>
+      <w:pPr>
+        <w:spacing w:after="60"/>
+        <w:ind w:left="454" w:hanging="454"/>
+        <w:jc w:val="both"/>
+      </w:pPr>
+      <w:r>
+        <w:rPr>
+          <w:rFonts w:ascii="Arial" w:hAnsi="Arial" w:cs="Arial" w:eastAsia="Arial"/>
+          <w:b/>
+          <w:i w:val="0"/>
+        </w:rPr>
+        <w:t>9.5.</w:t>
+      </w:r>
+      <w:r>
+        <w:rPr>
+          <w:rFonts w:ascii="Arial" w:hAnsi="Arial" w:cs="Arial" w:eastAsia="Arial"/>
+          <w:b w:val="0"/>
+          <w:i w:val="0"/>
+        </w:rPr>
+        <w:t xml:space="preserve"> Цахилгааны ачааллыг хэд хэдэн шугамд хуваарилж, агааржуулалтыг хангана. Тэмцээний өмнө оролцогчдод аюулгүй ажиллагааны зааварчилгаа өгч, танилцсан тухай гарын үсэг зуруулна.</w:t>
+      </w:r>
+    </w:p>
+    <w:p>
+      <w:pPr>
+        <w:spacing w:after="60"/>
+        <w:ind w:left="454" w:hanging="454"/>
+        <w:jc w:val="both"/>
+      </w:pPr>
+      <w:r>
+        <w:rPr>
+          <w:rFonts w:ascii="Arial" w:hAnsi="Arial" w:cs="Arial" w:eastAsia="Arial"/>
+          <w:b/>
+          <w:i w:val="0"/>
+        </w:rPr>
+        <w:t>9.6.</w:t>
+      </w:r>
+      <w:r>
+        <w:rPr>
+          <w:rFonts w:ascii="Arial" w:hAnsi="Arial" w:cs="Arial" w:eastAsia="Arial"/>
+          <w:b w:val="0"/>
+          <w:i w:val="0"/>
+        </w:rPr>
+        <w:t xml:space="preserve"> Дарамт, доромжлол, аюулгүй байдлын асуудлыг Зохион байгуулагчийн томилсон эмэгтэй багш эсвэл нийгмийн ажилтан Г.Энхнаранд шууд мэдэгдэнэ. Хүүхдийн амь нас, эрүүл мэнд, аюулгүй байдалд эрсдэл учруулах аливаа үйл ажиллагааг зохион байгуулахгүй (Хүүхэд хамгааллын тухай хуулийн 6.3.4).</w:t>
+      </w:r>
+    </w:p>
+    <w:p>
+      <w:pPr>
+        <w:pStyle w:val="Heading2"/>
+      </w:pPr>
+      <w:r>
+        <w:rPr>
+          <w:rFonts w:ascii="Arial" w:hAnsi="Arial" w:cs="Arial" w:eastAsia="Arial"/>
+          <w:i w:val="0"/>
+        </w:rPr>
+        <w:t>Арав. Гомдол, маргаан шийдвэрлэх</w:t>
+      </w:r>
+    </w:p>
+    <w:p>
+      <w:pPr>
+        <w:spacing w:after="60"/>
+        <w:ind w:left="454" w:hanging="454"/>
+        <w:jc w:val="both"/>
+      </w:pPr>
+      <w:r>
+        <w:rPr>
+          <w:rFonts w:ascii="Arial" w:hAnsi="Arial" w:cs="Arial" w:eastAsia="Arial"/>
+          <w:b/>
+          <w:i w:val="0"/>
+        </w:rPr>
+        <w:t>10.1.</w:t>
+      </w:r>
+      <w:r>
+        <w:rPr>
+          <w:rFonts w:ascii="Arial" w:hAnsi="Arial" w:cs="Arial" w:eastAsia="Arial"/>
+          <w:b w:val="0"/>
+          <w:i w:val="0"/>
+        </w:rPr>
+        <w:t xml:space="preserve"> Тоглолтын явцад гарсан асуудлыг зөвхөн багийн ахлагч станцын шүүгчид мэдэгдэнэ.</w:t>
+      </w:r>
+    </w:p>
+    <w:p>
+      <w:pPr>
+        <w:spacing w:after="60"/>
+        <w:ind w:left="454" w:hanging="454"/>
+        <w:jc w:val="both"/>
+      </w:pPr>
+      <w:r>
+        <w:rPr>
+          <w:rFonts w:ascii="Arial" w:hAnsi="Arial" w:cs="Arial" w:eastAsia="Arial"/>
+          <w:b/>
+          <w:i w:val="0"/>
+        </w:rPr>
+        <w:t>10.2.</w:t>
+      </w:r>
+      <w:r>
+        <w:rPr>
+          <w:rFonts w:ascii="Arial" w:hAnsi="Arial" w:cs="Arial" w:eastAsia="Arial"/>
+          <w:b w:val="0"/>
+          <w:i w:val="0"/>
+        </w:rPr>
+        <w:t xml:space="preserve"> Тоглолтын үр дүнгийн талаарх гомдлыг тоглолт дууснаас хойш 10 минутын дотор багийн ахлагч ерөнхий шүүгчид гаргана. Ерөнхий шүүгчийн шийдвэрийг сургалтын менежер Г.Жаргалд давж заалдаж болох бөгөөд түүний шийдвэр эцсийнх байна. Гомдол шийдвэрлэгдэх хүртэл хуваарийг зогсоохгүй.</w:t>
+      </w:r>
+    </w:p>
+    <w:p>
+      <w:pPr>
+        <w:pStyle w:val="Heading2"/>
+      </w:pPr>
+      <w:r>
+        <w:rPr>
+          <w:rFonts w:ascii="Arial" w:hAnsi="Arial" w:cs="Arial" w:eastAsia="Arial"/>
+          <w:i w:val="0"/>
+        </w:rPr>
+        <w:t>Арван нэг. Шагнал урамшуулал, шагналын сан</w:t>
+      </w:r>
+    </w:p>
+    <w:p>
+      <w:pPr>
+        <w:pStyle w:val="Heading3"/>
+      </w:pPr>
+      <w:r>
+        <w:rPr>
+          <w:rFonts w:ascii="Arial" w:hAnsi="Arial" w:cs="Arial" w:eastAsia="Arial"/>
+          <w:i w:val="0"/>
+        </w:rPr>
+        <w:t>Шагнал</w:t>
+      </w:r>
+    </w:p>
+    <w:p>
+      <w:pPr>
+        <w:spacing w:after="60"/>
+        <w:ind w:left="454" w:hanging="454"/>
+        <w:jc w:val="both"/>
+      </w:pPr>
+      <w:r>
+        <w:rPr>
+          <w:rFonts w:ascii="Arial" w:hAnsi="Arial" w:cs="Arial" w:eastAsia="Arial"/>
+          <w:b/>
+          <w:i w:val="0"/>
+        </w:rPr>
         <w:t>11.1.</w:t>
       </w:r>
       <w:r>
@@ -5107,7 +5095,292 @@
           <w:b w:val="0"/>
           <w:i w:val="0"/>
         </w:rPr>
-        <w:t xml:space="preserve"> Ангийн багуудын эцсийн байрыг 11.4-т заасны дагуу тогтоож, 1–3 дугаар байр эзэлсэн ангийн багт дараах шагнал олгоно:</w:t>
+        <w:t xml:space="preserve"> Ангийн багуудын эцсийн байрыг 11.4-т заасны дагуу тогтоож, 1–3 дугаар байр эзэлсэн ангийн багт медаль, өргөмжлөл, мөнгөн шагнал, аварга ангид “Сургуулийн аварга” шилжин явах цом, “Сургуулийн аварга анги” цолыг 11.8-д заасан хүснэгтийн дагуу олгоно.</w:t>
+      </w:r>
+    </w:p>
+    <w:p>
+      <w:pPr>
+        <w:spacing w:after="60"/>
+        <w:ind w:left="454" w:hanging="454"/>
+        <w:jc w:val="both"/>
+      </w:pPr>
+      <w:r>
+        <w:rPr>
+          <w:rFonts w:ascii="Arial" w:hAnsi="Arial" w:cs="Arial" w:eastAsia="Arial"/>
+          <w:b/>
+          <w:i w:val="0"/>
+        </w:rPr>
+        <w:t>11.2.</w:t>
+      </w:r>
+      <w:r>
+        <w:rPr>
+          <w:rFonts w:ascii="Arial" w:hAnsi="Arial" w:cs="Arial" w:eastAsia="Arial"/>
+          <w:b w:val="0"/>
+          <w:i w:val="0"/>
+        </w:rPr>
+        <w:t xml:space="preserve"> Цомыг зөвхөн нэг баг өргөнө. Цомын нэрийн хавтсанд он, ангийн нэрийг сийлнэ.</w:t>
+      </w:r>
+    </w:p>
+    <w:p>
+      <w:pPr>
+        <w:spacing w:after="60"/>
+        <w:ind w:left="454" w:hanging="454"/>
+        <w:jc w:val="both"/>
+      </w:pPr>
+      <w:r>
+        <w:rPr>
+          <w:rFonts w:ascii="Arial" w:hAnsi="Arial" w:cs="Arial" w:eastAsia="Arial"/>
+          <w:b/>
+          <w:i w:val="0"/>
+        </w:rPr>
+        <w:t>11.3.</w:t>
+      </w:r>
+      <w:r>
+        <w:rPr>
+          <w:rFonts w:ascii="Arial" w:hAnsi="Arial" w:cs="Arial" w:eastAsia="Arial"/>
+          <w:b w:val="0"/>
+          <w:i w:val="0"/>
+        </w:rPr>
+        <w:t xml:space="preserve"> Шилжин явах цомыг аварга анги нэг жил хадгалж, дараагийн тэмцээнээс 14 хоногийн өмнө сургуулийн удирдлагад хүлээлгэн өгнө. Цомыг гэмтээсэн, гээсэн тохиолдолд тухайн анги (анги удирдсан багш) хариуцна. Аварга анги төгсөх анги бол цомыг сургуулийн шагналын шүүгээнд тухайн ангийн нэрээр хадгална.</w:t>
+      </w:r>
+    </w:p>
+    <w:p>
+      <w:pPr>
+        <w:spacing w:after="60"/>
+        <w:ind w:left="454" w:hanging="454"/>
+        <w:jc w:val="both"/>
+      </w:pPr>
+      <w:r>
+        <w:rPr>
+          <w:rFonts w:ascii="Arial" w:hAnsi="Arial" w:cs="Arial" w:eastAsia="Arial"/>
+          <w:b/>
+          <w:i w:val="0"/>
+        </w:rPr>
+        <w:t>11.4.</w:t>
+      </w:r>
+      <w:r>
+        <w:rPr>
+          <w:rFonts w:ascii="Arial" w:hAnsi="Arial" w:cs="Arial" w:eastAsia="Arial"/>
+          <w:b w:val="0"/>
+          <w:i w:val="0"/>
+        </w:rPr>
+        <w:t xml:space="preserve"> </w:t>
+      </w:r>
+      <w:r>
+        <w:rPr>
+          <w:rFonts w:ascii="Arial" w:hAnsi="Arial" w:cs="Arial" w:eastAsia="Arial"/>
+          <w:b/>
+          <w:i w:val="0"/>
+        </w:rPr>
+        <w:t>Удирдлага, багш нарын баг</w:t>
+      </w:r>
+      <w:r>
+        <w:rPr>
+          <w:rFonts w:ascii="Arial" w:hAnsi="Arial" w:cs="Arial" w:eastAsia="Arial"/>
+          <w:b w:val="0"/>
+          <w:i w:val="0"/>
+        </w:rPr>
+        <w:t xml:space="preserve"> бүх шатанд бүрэн эрхтэй тоглох ба үр дүн нь ердийнхөөрөө тооцогдоно. Харин шилжин явах цом, “Сургуулийн аварга анги” цол, 1–3 дугаар байрын медаль, өргөмжлөл, мөнгөн шагналыг </w:t>
+      </w:r>
+      <w:r>
+        <w:rPr>
+          <w:rFonts w:ascii="Arial" w:hAnsi="Arial" w:cs="Arial" w:eastAsia="Arial"/>
+          <w:b/>
+          <w:i w:val="0"/>
+        </w:rPr>
+        <w:t>зөвхөн ангийн багт</w:t>
+      </w:r>
+      <w:r>
+        <w:rPr>
+          <w:rFonts w:ascii="Arial" w:hAnsi="Arial" w:cs="Arial" w:eastAsia="Arial"/>
+          <w:b w:val="0"/>
+          <w:i w:val="0"/>
+        </w:rPr>
+        <w:t xml:space="preserve"> олгоно. Ангиудын эцсийн байрыг тэмцээний эцсийн эрэмбээс удирдлага, багш нарын багийг хассан дарааллаар тогтооно. Удирдлага, багш нарын баг финалд түрүүлбэл финалд шалгарсан анги аварга болж цом өргөнө; 3-р байрын тоглолтын ялагч 2-р, ялагдагч 3-р байр эзэлнэ. Удирдлага, багш нарын баг шөвгийн 4-т ялагдвал 3-р байрын тоглолтод түүнтэй тоглосон анги 3-р байр эзэлнэ. Удирдлага, багш нарын баг хураамж төлөхгүй, мөнгөн шагнал авахгүй бөгөөд түүнд тусгай өргөмжлөл (эхний 4-д шалгарвал “Хүндэт байр” өргөмжлөл) олгоно.</w:t>
+      </w:r>
+    </w:p>
+    <w:p>
+      <w:pPr>
+        <w:spacing w:after="60"/>
+        <w:ind w:left="454" w:hanging="454"/>
+        <w:jc w:val="both"/>
+      </w:pPr>
+      <w:r>
+        <w:rPr>
+          <w:rFonts w:ascii="Arial" w:hAnsi="Arial" w:cs="Arial" w:eastAsia="Arial"/>
+          <w:b/>
+          <w:i w:val="0"/>
+        </w:rPr>
+        <w:t>11.5.</w:t>
+      </w:r>
+      <w:r>
+        <w:rPr>
+          <w:rFonts w:ascii="Arial" w:hAnsi="Arial" w:cs="Arial" w:eastAsia="Arial"/>
+          <w:b w:val="0"/>
+          <w:i w:val="0"/>
+        </w:rPr>
+        <w:t xml:space="preserve"> Хувийн шагнал зөвхөн </w:t>
+      </w:r>
+      <w:r>
+        <w:rPr>
+          <w:rFonts w:ascii="Arial" w:hAnsi="Arial" w:cs="Arial" w:eastAsia="Arial"/>
+          <w:b/>
+          <w:i w:val="0"/>
+        </w:rPr>
+        <w:t>“Тэмцээний шилдэг тоглогч (MVP)”</w:t>
+      </w:r>
+      <w:r>
+        <w:rPr>
+          <w:rFonts w:ascii="Arial" w:hAnsi="Arial" w:cs="Arial" w:eastAsia="Arial"/>
+          <w:b w:val="0"/>
+          <w:i w:val="0"/>
+        </w:rPr>
+        <w:t xml:space="preserve"> байна: жижиг цом, өргөмжлөл, </w:t>
+      </w:r>
+      <w:r>
+        <w:rPr>
+          <w:rFonts w:ascii="Arial" w:hAnsi="Arial" w:cs="Arial" w:eastAsia="Arial"/>
+          <w:b/>
+          <w:i w:val="0"/>
+        </w:rPr>
+        <w:t>100 000 ₮</w:t>
+      </w:r>
+      <w:r>
+        <w:rPr>
+          <w:rFonts w:ascii="Arial" w:hAnsi="Arial" w:cs="Arial" w:eastAsia="Arial"/>
+          <w:b w:val="0"/>
+          <w:i w:val="0"/>
+        </w:rPr>
+        <w:t xml:space="preserve"> (11.8). MVP-г зөвхөн ангийн багийн тоглогчдоос ерөнхий шүүгч, Зохион байгуулагч хамтран бүх тоглолтын статистик (MatchZy: K/D, ADR, нөлөөллийн үзүүлэлт)-т үндэслэн сонгож, хаалтын ажиллагаанд зарлана. Үүнээс өөр хувийн болон багийн шагнал олгохгүй.</w:t>
+      </w:r>
+    </w:p>
+    <w:p>
+      <w:pPr>
+        <w:spacing w:after="60"/>
+        <w:ind w:left="454" w:hanging="454"/>
+        <w:jc w:val="both"/>
+      </w:pPr>
+      <w:r>
+        <w:rPr>
+          <w:rFonts w:ascii="Arial" w:hAnsi="Arial" w:cs="Arial" w:eastAsia="Arial"/>
+          <w:b/>
+          <w:i w:val="0"/>
+        </w:rPr>
+        <w:t>11.6.</w:t>
+      </w:r>
+      <w:r>
+        <w:rPr>
+          <w:rFonts w:ascii="Arial" w:hAnsi="Arial" w:cs="Arial" w:eastAsia="Arial"/>
+          <w:b w:val="0"/>
+          <w:i w:val="0"/>
+        </w:rPr>
+        <w:t xml:space="preserve"> </w:t>
+      </w:r>
+      <w:r>
+        <w:rPr>
+          <w:rFonts w:ascii="Arial" w:hAnsi="Arial" w:cs="Arial" w:eastAsia="Arial"/>
+          <w:b/>
+          <w:i w:val="0"/>
+        </w:rPr>
+        <w:t>Skin, item, бооцоо байхгүй.</w:t>
+      </w:r>
+      <w:r>
+        <w:rPr>
+          <w:rFonts w:ascii="Arial" w:hAnsi="Arial" w:cs="Arial" w:eastAsia="Arial"/>
+          <w:b w:val="0"/>
+          <w:i w:val="0"/>
+        </w:rPr>
+        <w:t xml:space="preserve"> Тоглоомын эд зүйл (skin, item)-ээр шагнал олгохгүй; мөрий, бооцоотой холбоотой шагнал, үйл ажиллагаа явуулахгүй. Мөнгөн шагналыг зөвхөн 11.8-д заасан хэмжээгээр олгоно. Ивээн тэтгэлгийг зөвхөн эд зүйлээр (тоног төхөөрөмж гэх мэт) хүлээн авна (12.1, 12.3).</w:t>
+      </w:r>
+    </w:p>
+    <w:p>
+      <w:pPr>
+        <w:pStyle w:val="Heading3"/>
+      </w:pPr>
+      <w:r>
+        <w:rPr>
+          <w:rFonts w:ascii="Arial" w:hAnsi="Arial" w:cs="Arial" w:eastAsia="Arial"/>
+          <w:i w:val="0"/>
+        </w:rPr>
+        <w:t>Шагналын сан</w:t>
+      </w:r>
+    </w:p>
+    <w:p>
+      <w:pPr>
+        <w:spacing w:after="60"/>
+        <w:ind w:left="454" w:hanging="454"/>
+        <w:jc w:val="both"/>
+      </w:pPr>
+      <w:r>
+        <w:rPr>
+          <w:rFonts w:ascii="Arial" w:hAnsi="Arial" w:cs="Arial" w:eastAsia="Arial"/>
+          <w:b/>
+          <w:i w:val="0"/>
+        </w:rPr>
+        <w:t>11.7.</w:t>
+      </w:r>
+      <w:r>
+        <w:rPr>
+          <w:rFonts w:ascii="Arial" w:hAnsi="Arial" w:cs="Arial" w:eastAsia="Arial"/>
+          <w:b w:val="0"/>
+          <w:i w:val="0"/>
+        </w:rPr>
+        <w:t xml:space="preserve"> Тэмцээний шагналын сан </w:t>
+      </w:r>
+      <w:r>
+        <w:rPr>
+          <w:rFonts w:ascii="Arial" w:hAnsi="Arial" w:cs="Arial" w:eastAsia="Arial"/>
+          <w:b/>
+          <w:i w:val="0"/>
+        </w:rPr>
+        <w:t>1 200 000 (нэг сая хоёр зуун мянган) төгрөг</w:t>
+      </w:r>
+      <w:r>
+        <w:rPr>
+          <w:rFonts w:ascii="Arial" w:hAnsi="Arial" w:cs="Arial" w:eastAsia="Arial"/>
+          <w:b w:val="0"/>
+          <w:i w:val="0"/>
+        </w:rPr>
+        <w:t xml:space="preserve"> байх бөгөөд түүнийг 1–3 дугаар байр эзэлсэн ангийн багуудын мөнгөн шагналд олгоно.</w:t>
+      </w:r>
+    </w:p>
+    <w:p>
+      <w:pPr>
+        <w:spacing w:after="60"/>
+        <w:ind w:left="454" w:hanging="454"/>
+        <w:jc w:val="both"/>
+      </w:pPr>
+      <w:r>
+        <w:rPr>
+          <w:rFonts w:ascii="Arial" w:hAnsi="Arial" w:cs="Arial" w:eastAsia="Arial"/>
+          <w:b/>
+          <w:i w:val="0"/>
+        </w:rPr>
+        <w:t>11.8.</w:t>
+      </w:r>
+      <w:r>
+        <w:rPr>
+          <w:rFonts w:ascii="Arial" w:hAnsi="Arial" w:cs="Arial" w:eastAsia="Arial"/>
+          <w:b w:val="0"/>
+          <w:i w:val="0"/>
+        </w:rPr>
+        <w:t xml:space="preserve"> Шагналын санг тэмцээний хураамжаас бүрдүүлнэ: 11 ангийн баг × 120 000 ₮ = </w:t>
+      </w:r>
+      <w:r>
+        <w:rPr>
+          <w:rFonts w:ascii="Arial" w:hAnsi="Arial" w:cs="Arial" w:eastAsia="Arial"/>
+          <w:b/>
+          <w:i w:val="0"/>
+        </w:rPr>
+        <w:t>1 320 000 ₮</w:t>
+      </w:r>
+      <w:r>
+        <w:rPr>
+          <w:rFonts w:ascii="Arial" w:hAnsi="Arial" w:cs="Arial" w:eastAsia="Arial"/>
+          <w:b w:val="0"/>
+          <w:i w:val="0"/>
+        </w:rPr>
+        <w:t>. Хураамжийн нийт орлогыг 1–3 дугаар байрын шагналын сан (1 200 000 ₮), шилдэг тоглогч (MVP)-ийн мөнгөн шагнал (100 000 ₮), MVP-ийн жижиг цом (20 000 ₮)-д бүхэлд нь зарцуулж, сургуулийн төсвөөс тусад нь бүртгэнэ. Шагнал, шагналын сангийн хуваарилалт:</w:t>
       </w:r>
     </w:p>
     <w:tbl>
@@ -5119,10 +5392,10 @@
         <w:tblLook w:firstColumn="1" w:firstRow="1" w:lastColumn="0" w:lastRow="0" w:noHBand="0" w:noVBand="1" w:val="04A0"/>
       </w:tblPr>
       <w:tblGrid>
-        <w:gridCol w:w="2339"/>
-        <w:gridCol w:w="2339"/>
-        <w:gridCol w:w="2339"/>
-        <w:gridCol w:w="2339"/>
+        <w:gridCol w:w="1814"/>
+        <w:gridCol w:w="3969"/>
+        <w:gridCol w:w="1701"/>
+        <w:gridCol w:w="1871"/>
       </w:tblGrid>
       <w:tr>
         <w:trPr>
@@ -5153,7 +5426,7 @@
         </w:tc>
         <w:tc>
           <w:tcPr>
-            <w:tcW w:type="dxa" w:w="4139"/>
+            <w:tcW w:type="dxa" w:w="3969"/>
             <w:vAlign w:val="center"/>
             <w:shd w:val="clear" w:color="auto" w:fill="D9E2F3"/>
           </w:tcPr>
@@ -5170,7 +5443,7 @@
                 <w:i w:val="0"/>
                 <w:sz w:val="20"/>
               </w:rPr>
-              <w:t>Шагнал</w:t>
+              <w:t>Шагнал (эд зүйл, цол)</w:t>
             </w:r>
           </w:p>
         </w:tc>
@@ -5193,13 +5466,13 @@
                 <w:i w:val="0"/>
                 <w:sz w:val="20"/>
               </w:rPr>
-              <w:t>Мөнгөн шагнал (багт)</w:t>
+              <w:t>Мөнгөн шагнал</w:t>
             </w:r>
           </w:p>
         </w:tc>
         <w:tc>
           <w:tcPr>
-            <w:tcW w:type="dxa" w:w="1701"/>
+            <w:tcW w:type="dxa" w:w="1871"/>
             <w:vAlign w:val="center"/>
             <w:shd w:val="clear" w:color="auto" w:fill="D9E2F3"/>
           </w:tcPr>
@@ -5216,7 +5489,7 @@
                 <w:i w:val="0"/>
                 <w:sz w:val="20"/>
               </w:rPr>
-              <w:t>Тоглогч бүрт (6 тоглогч)</w:t>
+              <w:t>Тоглогч бүрд (6 тоглогч)</w:t>
             </w:r>
           </w:p>
         </w:tc>
@@ -5245,7 +5518,7 @@
         </w:tc>
         <w:tc>
           <w:tcPr>
-            <w:tcW w:type="dxa" w:w="4139"/>
+            <w:tcW w:type="dxa" w:w="3969"/>
             <w:vAlign w:val="center"/>
           </w:tcPr>
           <w:p>
@@ -5256,20 +5529,11 @@
             <w:r>
               <w:rPr>
                 <w:rFonts w:ascii="Arial" w:hAnsi="Arial" w:cs="Arial" w:eastAsia="Arial"/>
-                <w:b/>
-                <w:i w:val="0"/>
-                <w:sz w:val="20"/>
-              </w:rPr>
-              <w:t>“Сургуулийн аварга” шилжин явах цом</w:t>
-            </w:r>
-            <w:r>
-              <w:rPr>
-                <w:rFonts w:ascii="Arial" w:hAnsi="Arial" w:cs="Arial" w:eastAsia="Arial"/>
                 <w:b w:val="0"/>
                 <w:i w:val="0"/>
                 <w:sz w:val="20"/>
               </w:rPr>
-              <w:t>, “Сургуулийн аварга анги” цол, алтан медаль (6), өргөмжлөл</w:t>
+              <w:t>“Сургуулийн аварга” шилжин явах цом, “Сургуулийн аварга анги” цол, алтан медаль (6), өргөмжлөл</w:t>
             </w:r>
           </w:p>
         </w:tc>
@@ -5297,7 +5561,7 @@
         </w:tc>
         <w:tc>
           <w:tcPr>
-            <w:tcW w:type="dxa" w:w="1701"/>
+            <w:tcW w:type="dxa" w:w="1871"/>
             <w:vAlign w:val="center"/>
           </w:tcPr>
           <w:p>
@@ -5342,7 +5606,7 @@
         </w:tc>
         <w:tc>
           <w:tcPr>
-            <w:tcW w:type="dxa" w:w="4139"/>
+            <w:tcW w:type="dxa" w:w="3969"/>
             <w:vAlign w:val="center"/>
           </w:tcPr>
           <w:p>
@@ -5385,7 +5649,7 @@
         </w:tc>
         <w:tc>
           <w:tcPr>
-            <w:tcW w:type="dxa" w:w="1701"/>
+            <w:tcW w:type="dxa" w:w="1871"/>
             <w:vAlign w:val="center"/>
           </w:tcPr>
           <w:p>
@@ -5430,7 +5694,7 @@
         </w:tc>
         <w:tc>
           <w:tcPr>
-            <w:tcW w:type="dxa" w:w="4139"/>
+            <w:tcW w:type="dxa" w:w="3969"/>
             <w:vAlign w:val="center"/>
           </w:tcPr>
           <w:p>
@@ -5473,7 +5737,7 @@
         </w:tc>
         <w:tc>
           <w:tcPr>
-            <w:tcW w:type="dxa" w:w="1701"/>
+            <w:tcW w:type="dxa" w:w="1871"/>
             <w:vAlign w:val="center"/>
           </w:tcPr>
           <w:p>
@@ -5508,17 +5772,17 @@
             <w:r>
               <w:rPr>
                 <w:rFonts w:ascii="Arial" w:hAnsi="Arial" w:cs="Arial" w:eastAsia="Arial"/>
-                <w:b/>
+                <w:b w:val="0"/>
                 <w:i w:val="0"/>
                 <w:sz w:val="20"/>
               </w:rPr>
-              <w:t>Нийт</w:t>
+              <w:t>Шилдэг тоглогч (MVP)</w:t>
             </w:r>
           </w:p>
         </w:tc>
         <w:tc>
           <w:tcPr>
-            <w:tcW w:type="dxa" w:w="4139"/>
+            <w:tcW w:type="dxa" w:w="3969"/>
             <w:vAlign w:val="center"/>
           </w:tcPr>
           <w:p>
@@ -5526,6 +5790,15 @@
               <w:spacing w:after="20" w:line="240" w:lineRule="auto"/>
             </w:pPr>
             <w:r/>
+            <w:r>
+              <w:rPr>
+                <w:rFonts w:ascii="Arial" w:hAnsi="Arial" w:cs="Arial" w:eastAsia="Arial"/>
+                <w:b w:val="0"/>
+                <w:i w:val="0"/>
+                <w:sz w:val="20"/>
+              </w:rPr>
+              <w:t>Жижиг цом, өргөмжлөл</w:t>
+            </w:r>
           </w:p>
         </w:tc>
         <w:tc>
@@ -5546,13 +5819,13 @@
                 <w:i w:val="0"/>
                 <w:sz w:val="20"/>
               </w:rPr>
-              <w:t>1 200 000 ₮</w:t>
+              <w:t>100 000 ₮</w:t>
             </w:r>
           </w:p>
         </w:tc>
         <w:tc>
           <w:tcPr>
-            <w:tcW w:type="dxa" w:w="1701"/>
+            <w:tcW w:type="dxa" w:w="1871"/>
             <w:vAlign w:val="center"/>
           </w:tcPr>
           <w:p>
@@ -5561,6 +5834,162 @@
               <w:jc w:val="right"/>
             </w:pPr>
             <w:r/>
+            <w:r>
+              <w:rPr>
+                <w:rFonts w:ascii="Arial" w:hAnsi="Arial" w:cs="Arial" w:eastAsia="Arial"/>
+                <w:b w:val="0"/>
+                <w:i w:val="0"/>
+                <w:sz w:val="20"/>
+              </w:rPr>
+              <w:t>—</w:t>
+            </w:r>
+          </w:p>
+        </w:tc>
+      </w:tr>
+      <w:tr>
+        <w:tc>
+          <w:tcPr>
+            <w:tcW w:type="dxa" w:w="5783"/>
+            <w:gridSpan w:val="2"/>
+            <w:vAlign w:val="center"/>
+            <w:shd w:val="clear" w:color="auto" w:fill="F2F2F2"/>
+          </w:tcPr>
+          <w:p>
+            <w:pPr>
+              <w:spacing w:after="20" w:line="240" w:lineRule="auto"/>
+            </w:pPr>
+            <w:r/>
+            <w:r>
+              <w:rPr>
+                <w:rFonts w:ascii="Arial" w:hAnsi="Arial" w:cs="Arial" w:eastAsia="Arial"/>
+                <w:b/>
+                <w:i w:val="0"/>
+                <w:sz w:val="20"/>
+              </w:rPr>
+              <w:t>1–3 дугаар байрын шагналын сан</w:t>
+            </w:r>
+          </w:p>
+        </w:tc>
+        <w:tc>
+          <w:tcPr>
+            <w:tcW w:type="dxa" w:w="3572"/>
+            <w:gridSpan w:val="2"/>
+            <w:vAlign w:val="center"/>
+            <w:shd w:val="clear" w:color="auto" w:fill="F2F2F2"/>
+          </w:tcPr>
+          <w:p>
+            <w:pPr>
+              <w:spacing w:after="20" w:line="240" w:lineRule="auto"/>
+              <w:jc w:val="right"/>
+            </w:pPr>
+            <w:r/>
+            <w:r>
+              <w:rPr>
+                <w:rFonts w:ascii="Arial" w:hAnsi="Arial" w:cs="Arial" w:eastAsia="Arial"/>
+                <w:b/>
+                <w:i w:val="0"/>
+                <w:sz w:val="20"/>
+              </w:rPr>
+              <w:t>1 200 000 ₮</w:t>
+            </w:r>
+          </w:p>
+        </w:tc>
+      </w:tr>
+      <w:tr>
+        <w:tc>
+          <w:tcPr>
+            <w:tcW w:type="dxa" w:w="5783"/>
+            <w:gridSpan w:val="2"/>
+            <w:vAlign w:val="center"/>
+            <w:shd w:val="clear" w:color="auto" w:fill="F2F2F2"/>
+          </w:tcPr>
+          <w:p>
+            <w:pPr>
+              <w:spacing w:after="20" w:line="240" w:lineRule="auto"/>
+            </w:pPr>
+            <w:r/>
+            <w:r>
+              <w:rPr>
+                <w:rFonts w:ascii="Arial" w:hAnsi="Arial" w:cs="Arial" w:eastAsia="Arial"/>
+                <w:b/>
+                <w:i w:val="0"/>
+                <w:sz w:val="20"/>
+              </w:rPr>
+              <w:t>MVP-ийн мөнгөн шагнал 100 000 ₮, жижиг цом 20 000 ₮</w:t>
+            </w:r>
+          </w:p>
+        </w:tc>
+        <w:tc>
+          <w:tcPr>
+            <w:tcW w:type="dxa" w:w="3572"/>
+            <w:gridSpan w:val="2"/>
+            <w:vAlign w:val="center"/>
+            <w:shd w:val="clear" w:color="auto" w:fill="F2F2F2"/>
+          </w:tcPr>
+          <w:p>
+            <w:pPr>
+              <w:spacing w:after="20" w:line="240" w:lineRule="auto"/>
+              <w:jc w:val="right"/>
+            </w:pPr>
+            <w:r/>
+            <w:r>
+              <w:rPr>
+                <w:rFonts w:ascii="Arial" w:hAnsi="Arial" w:cs="Arial" w:eastAsia="Arial"/>
+                <w:b/>
+                <w:i w:val="0"/>
+                <w:sz w:val="20"/>
+              </w:rPr>
+              <w:t>120 000 ₮</w:t>
+            </w:r>
+          </w:p>
+        </w:tc>
+      </w:tr>
+      <w:tr>
+        <w:tc>
+          <w:tcPr>
+            <w:tcW w:type="dxa" w:w="5783"/>
+            <w:gridSpan w:val="2"/>
+            <w:vAlign w:val="center"/>
+            <w:shd w:val="clear" w:color="auto" w:fill="F2F2F2"/>
+          </w:tcPr>
+          <w:p>
+            <w:pPr>
+              <w:spacing w:after="20" w:line="240" w:lineRule="auto"/>
+            </w:pPr>
+            <w:r/>
+            <w:r>
+              <w:rPr>
+                <w:rFonts w:ascii="Arial" w:hAnsi="Arial" w:cs="Arial" w:eastAsia="Arial"/>
+                <w:b/>
+                <w:i w:val="0"/>
+                <w:sz w:val="20"/>
+              </w:rPr>
+              <w:t>Нийт = тэмцээний хураамжийн нийт орлого (11 × 120 000 ₮)</w:t>
+            </w:r>
+          </w:p>
+        </w:tc>
+        <w:tc>
+          <w:tcPr>
+            <w:tcW w:type="dxa" w:w="3572"/>
+            <w:gridSpan w:val="2"/>
+            <w:vAlign w:val="center"/>
+            <w:shd w:val="clear" w:color="auto" w:fill="F2F2F2"/>
+          </w:tcPr>
+          <w:p>
+            <w:pPr>
+              <w:spacing w:after="20" w:line="240" w:lineRule="auto"/>
+              <w:jc w:val="right"/>
+            </w:pPr>
+            <w:r/>
+            <w:r>
+              <w:rPr>
+                <w:rFonts w:ascii="Arial" w:hAnsi="Arial" w:cs="Arial" w:eastAsia="Arial"/>
+                <w:b/>
+                <w:i w:val="0"/>
+                <w:sz w:val="20"/>
+              </w:rPr>
+              <w:t>1 320 000 ₮</w:t>
+            </w:r>
           </w:p>
         </w:tc>
       </w:tr>
@@ -5582,7 +6011,7 @@
           <w:b/>
           <w:i w:val="0"/>
         </w:rPr>
-        <w:t>11.2.</w:t>
+        <w:t>11.9.</w:t>
       </w:r>
       <w:r>
         <w:rPr>
@@ -5590,7 +6019,7 @@
           <w:b w:val="0"/>
           <w:i w:val="0"/>
         </w:rPr>
-        <w:t xml:space="preserve"> Цомыг зөвхөн нэг баг өргөнө. Цомын нэрийн хавтсанд он, ангийн нэрийг сийлнэ. Мөнгөн шагналын сан (1 200 000 ₮) тэмцээний хураамжаас бүрдэнэ (6.11). Мөнгөн шагналыг хаалтын ажиллагаанд багт гардуулж, багийн ахлагч шагнал олголтын бүртгэлд гарын үсэг зурна. Мөнгөн шагналыг багийн 6 тоглогчид </w:t>
+        <w:t xml:space="preserve"> Мөнгөн шагналыг хаалтын ажиллагаанд (2026 оны 10 дугаар сарын 25-ны өдөр) багт гардуулж, багийн ахлагч “Шагнал олгосон бүртгэл” (6 дугаар хавсралт)-д гарын үсэг зурна. Багийн мөнгөн шагналыг 6 тоглогчид </w:t>
       </w:r>
       <w:r>
         <w:rPr>
@@ -5606,7 +6035,7 @@
           <w:b w:val="0"/>
           <w:i w:val="0"/>
         </w:rPr>
-        <w:t>.</w:t>
+        <w:t xml:space="preserve"> (11.8-ын хүснэгт); MVP-ийн мөнгөн шагналыг тоглогч өөрөө хүлээн авч гарын үсэг зурна. Шагнал олголтыг Зохион байгуулагч баримтжуулж, сургалтын менежер Г.Жаргал хянана.</w:t>
       </w:r>
     </w:p>
     <w:p>
@@ -5621,7 +6050,7 @@
           <w:b/>
           <w:i w:val="0"/>
         </w:rPr>
-        <w:t>11.3.</w:t>
+        <w:t>11.10.</w:t>
       </w:r>
       <w:r>
         <w:rPr>
@@ -5629,7 +6058,7 @@
           <w:b w:val="0"/>
           <w:i w:val="0"/>
         </w:rPr>
-        <w:t xml:space="preserve"> Шилжин явах цомыг аварга анги нэг жил хадгалж, дараагийн тэмцээнээс 14 хоногийн өмнө Хороонд хүлээлгэн өгнө. Цомыг гэмтээсэн, гээсэн тохиолдолд тухайн анги (анги удирдсан багш) хариуцна. Аварга анги төгсөх анги бол цомыг сургуулийн шагналын шүүгээнд тухайн ангийн нэрээр хадгална.</w:t>
+        <w:t xml:space="preserve"> Зарим анги хураамж төлөөгүйгээс шагналын санд дутагдал гарвал түүнийг сургуулийн төсвийн нөөц зардлаас (5 дугаар хавсралт) нөхөж, 11.8-д заасан шагналын хэмжээг бууруулахгүй.</w:t>
       </w:r>
     </w:p>
     <w:p>
@@ -5644,7 +6073,7 @@
           <w:b/>
           <w:i w:val="0"/>
         </w:rPr>
-        <w:t>11.4.</w:t>
+        <w:t>11.11.</w:t>
       </w:r>
       <w:r>
         <w:rPr>
@@ -5652,7 +6081,7 @@
           <w:b w:val="0"/>
           <w:i w:val="0"/>
         </w:rPr>
-        <w:t xml:space="preserve"> </w:t>
+        <w:t xml:space="preserve"> Хураамжийн орлого, шагналын сангийн зарцуулалтыг хаалтын ажиллагаанд болон тэмцээний дараа цахим хуудсанд олон нийтэд ил тод мэдээлнэ. Зохион байгуулагч хураамжийн бүртгэл, шагнал олгосон бүртгэлд үндэслэсэн тайланг сургалтын менежер Г.Жаргалаар хянуулж, </w:t>
       </w:r>
       <w:r>
         <w:rPr>
@@ -5660,7 +6089,7 @@
           <w:b/>
           <w:i w:val="0"/>
         </w:rPr>
-        <w:t>Удирдлага, багш нарын баг</w:t>
+        <w:t>2026 оны 10 дугаар сарын 28-ны дотор</w:t>
       </w:r>
       <w:r>
         <w:rPr>
@@ -5668,23 +6097,19 @@
           <w:b w:val="0"/>
           <w:i w:val="0"/>
         </w:rPr>
-        <w:t xml:space="preserve"> бүх шатанд бүрэн эрхтэй тоглох ба үр дүн нь ердийнхөөрөө тооцогдоно. Харин шилжин явах цом, “Сургуулийн аварга анги” цол, 1–3 дугаар байрын медаль, өргөмжлөл, мөнгөн шагналыг </w:t>
-      </w:r>
-      <w:r>
-        <w:rPr>
-          <w:rFonts w:ascii="Arial" w:hAnsi="Arial" w:cs="Arial" w:eastAsia="Arial"/>
-          <w:b/>
-          <w:i w:val="0"/>
-        </w:rPr>
-        <w:t>зөвхөн ангийн багт</w:t>
-      </w:r>
-      <w:r>
-        <w:rPr>
-          <w:rFonts w:ascii="Arial" w:hAnsi="Arial" w:cs="Arial" w:eastAsia="Arial"/>
-          <w:b w:val="0"/>
-          <w:i w:val="0"/>
-        </w:rPr>
-        <w:t xml:space="preserve"> олгоно. Ангиудын эцсийн байрыг тэмцээний эцсийн эрэмбээс удирдлага, багш нарын багийг хассан дарааллаар тогтооно. Удирдлага, багш нарын баг финалд түрүүлбэл финалд шалгарсан анги аварга болж цом өргөнө; 3-р байрын тоглолтын ялагч 2-р, ялагдагч 3-р байр эзэлнэ. Удирдлага, багш нарын баг шөвгийн 4-т ялагдвал 3-р байрын тоглолтод түүнтэй тоглосон анги 3-р байр эзэлнэ. Удирдлага, багш нарын баг хураамж төлөхгүй, мөнгөн шагнал авахгүй бөгөөд түүнд тусгай өргөмжлөл (эхний 4-д шалгарвал “Хүндэт байр” өргөмжлөл) олгоно.</w:t>
+        <w:t xml:space="preserve"> захиралд хүргэнэ.</w:t>
+      </w:r>
+    </w:p>
+    <w:p>
+      <w:pPr>
+        <w:pStyle w:val="Heading2"/>
+      </w:pPr>
+      <w:r>
+        <w:rPr>
+          <w:rFonts w:ascii="Arial" w:hAnsi="Arial" w:cs="Arial" w:eastAsia="Arial"/>
+          <w:i w:val="0"/>
+        </w:rPr>
+        <w:t>Арван хоёр. Санхүүжилт</w:t>
       </w:r>
     </w:p>
     <w:p>
@@ -5699,7 +6124,7 @@
           <w:b/>
           <w:i w:val="0"/>
         </w:rPr>
-        <w:t>11.5.</w:t>
+        <w:t>12.1.</w:t>
       </w:r>
       <w:r>
         <w:rPr>
@@ -5707,7 +6132,7 @@
           <w:b w:val="0"/>
           <w:i w:val="0"/>
         </w:rPr>
-        <w:t xml:space="preserve"> Хувийн шагнал зөвхөн </w:t>
+        <w:t xml:space="preserve"> Тэмцээн зохион байгуулах зардлыг сургуулийн төсөв болон хууль тогтоомжид нийцсэн ивээн тэтгэлгээр (эд зүйлээр) санхүүжүүлнэ. Урьдчилсан төсөв </w:t>
       </w:r>
       <w:r>
         <w:rPr>
@@ -5715,7 +6140,7 @@
           <w:b/>
           <w:i w:val="0"/>
         </w:rPr>
-        <w:t>“Тэмцээний шилдэг тоглогч (MVP)”</w:t>
+        <w:t>2 206 600 ₮</w:t>
       </w:r>
       <w:r>
         <w:rPr>
@@ -5723,23 +6148,7 @@
           <w:b w:val="0"/>
           <w:i w:val="0"/>
         </w:rPr>
-        <w:t xml:space="preserve"> байна: жижиг цом, </w:t>
-      </w:r>
-      <w:r>
-        <w:rPr>
-          <w:rFonts w:ascii="Arial" w:hAnsi="Arial" w:cs="Arial" w:eastAsia="Arial"/>
-          <w:b/>
-          <w:i w:val="0"/>
-        </w:rPr>
-        <w:t>100 000 ₮</w:t>
-      </w:r>
-      <w:r>
-        <w:rPr>
-          <w:rFonts w:ascii="Arial" w:hAnsi="Arial" w:cs="Arial" w:eastAsia="Arial"/>
-          <w:b w:val="0"/>
-          <w:i w:val="0"/>
-        </w:rPr>
-        <w:t>, өргөмжлөл. MVP-г зөвхөн ангийн багийн тоглогчдоос ерөнхий шүүгч, Хороо бүх тоглолтын статистик (MatchZy: K/D, ADR, нөлөөллийн үзүүлэлт)-т үндэслэн сонгож, хаалтын ажиллагаанд зарлана. Үүнээс өөр хувийн болон багийн шагнал олгохгүй.</w:t>
+        <w:t xml:space="preserve"> (5 дугаар хавсралт); сургуульд байгаа эсвэл зээлж болох тоног төхөөрөмж (гадаад SSD, кабель, нэвтрүүлгийн тоног төхөөрөмж)-ийг хасвал 1 711 600 ₮. Зардлын зарцуулалтыг Зохион байгуулагч баримтжуулж, сургалтын менежер Г.Жаргалд тайлагнана.</w:t>
       </w:r>
     </w:p>
     <w:p>
@@ -5754,7 +6163,7 @@
           <w:b/>
           <w:i w:val="0"/>
         </w:rPr>
-        <w:t>11.6.</w:t>
+        <w:t>12.2.</w:t>
       </w:r>
       <w:r>
         <w:rPr>
@@ -5762,36 +6171,7 @@
           <w:b w:val="0"/>
           <w:i w:val="0"/>
         </w:rPr>
-        <w:t xml:space="preserve"> </w:t>
-      </w:r>
-      <w:r>
-        <w:rPr>
-          <w:rFonts w:ascii="Arial" w:hAnsi="Arial" w:cs="Arial" w:eastAsia="Arial"/>
-          <w:b/>
-          <w:i w:val="0"/>
-        </w:rPr>
-        <w:t>Skin, item, бооцоо байхгүй.</w:t>
-      </w:r>
-      <w:r>
-        <w:rPr>
-          <w:rFonts w:ascii="Arial" w:hAnsi="Arial" w:cs="Arial" w:eastAsia="Arial"/>
-          <w:b w:val="0"/>
-          <w:i w:val="0"/>
-        </w:rPr>
-        <w:t xml:space="preserve"> Тоглоомын эд зүйл (skin, item)-ээр шагнал олгохгүй; мөрий, бооцоотой холбоотой шагнал, үйл ажиллагаа явуулахгүй. Мөнгөн шагналыг зөвхөн 11.1, 11.5-д заасан хэмжээгээр олгоно. Ивээн тэтгэгчийн шагналыг зөвхөн эд зүйлээр (тоног төхөөрөмж гэх мэт) хүлээн авна.</w:t>
-      </w:r>
-    </w:p>
-    <w:p>
-      <w:pPr>
-        <w:pStyle w:val="Heading2"/>
-      </w:pPr>
-      <w:r>
-        <w:rPr>
-          <w:rFonts w:ascii="Arial" w:hAnsi="Arial" w:cs="Arial" w:eastAsia="Arial"/>
-          <w:b w:val="0"/>
-          <w:i w:val="0"/>
-        </w:rPr>
-        <w:t>Арван хоёр. Санхүүжилт</w:t>
+        <w:t xml:space="preserve"> Тэмцээний хураамжаас бүрдэх шагналын санг сургуулийн төсвөөс тусад нь бүртгэж, зөвхөн шагналд зарцуулна (11.7–11.11).</w:t>
       </w:r>
     </w:p>
     <w:p>
@@ -5806,7 +6186,7 @@
           <w:b/>
           <w:i w:val="0"/>
         </w:rPr>
-        <w:t>12.1.</w:t>
+        <w:t>12.3.</w:t>
       </w:r>
       <w:r>
         <w:rPr>
@@ -5814,23 +6194,19 @@
           <w:b w:val="0"/>
           <w:i w:val="0"/>
         </w:rPr>
-        <w:t xml:space="preserve"> Тэмцээн зохион байгуулах зардлыг сургуулийн төсөв болон хууль тогтоомжид нийцсэн ивээн тэтгэлгээр (эд зүйлээр) санхүүжүүлнэ. Урьдчилсан төсөв </w:t>
-      </w:r>
-      <w:r>
-        <w:rPr>
-          <w:rFonts w:ascii="Arial" w:hAnsi="Arial" w:cs="Arial" w:eastAsia="Arial"/>
-          <w:b/>
-          <w:i w:val="0"/>
-        </w:rPr>
-        <w:t>2 206 600 ₮</w:t>
-      </w:r>
-      <w:r>
-        <w:rPr>
-          <w:rFonts w:ascii="Arial" w:hAnsi="Arial" w:cs="Arial" w:eastAsia="Arial"/>
-          <w:b w:val="0"/>
-          <w:i w:val="0"/>
-        </w:rPr>
-        <w:t xml:space="preserve"> (5 дугаар хавсралт); сургуульд байгаа эсвэл зээлж болох тоног төхөөрөмж (гадаад SSD, кабель, нэвтрүүлгийн тоног төхөөрөмж)-ийг хасвал 1 711 600 ₮.</w:t>
+        <w:t xml:space="preserve"> Эрчим хүчний ундаа, мөрийтэй тоглоом, бооцоо, тоглоомын эд зүйл (skin) худалдаалах, кейс нээх сайт, архи, тамхины үйлдвэрлэл, худалдааны байгууллагаас ивээн тэтгэлэг авахгүй.</w:t>
+      </w:r>
+    </w:p>
+    <w:p>
+      <w:pPr>
+        <w:pStyle w:val="Heading2"/>
+      </w:pPr>
+      <w:r>
+        <w:rPr>
+          <w:rFonts w:ascii="Arial" w:hAnsi="Arial" w:cs="Arial" w:eastAsia="Arial"/>
+          <w:i w:val="0"/>
+        </w:rPr>
+        <w:t>Арван гурав. Мэдээлэл, зураг, бичлэг, шууд дамжуулалт</w:t>
       </w:r>
     </w:p>
     <w:p>
@@ -5845,7 +6221,7 @@
           <w:b/>
           <w:i w:val="0"/>
         </w:rPr>
-        <w:t>12.2.</w:t>
+        <w:t>13.1.</w:t>
       </w:r>
       <w:r>
         <w:rPr>
@@ -5853,7 +6229,7 @@
           <w:b w:val="0"/>
           <w:i w:val="0"/>
         </w:rPr>
-        <w:t xml:space="preserve"> Тэмцээний хураамжаас бүрдэх шагналын санг (6.7–6.14) сургуулийн төсвөөс тусад нь бүртгэж, зөвхөн шагналд зарцуулна: орлого 1 320 000 ₮, шагнал 1 320 000 ₮, үлдэгдэл 0 ₮.</w:t>
+        <w:t xml:space="preserve"> Тэмцээний дүнг (оролцогчийн нэр, анги) сургуулийн мэдээллийн самбар, албан ёсны Facebook хуудсанд нийтэлнэ. Нэр нийтлэхийг зөвшөөрөөгүй оролцогчийн нэрийг нийтлэхгүй.</w:t>
       </w:r>
     </w:p>
     <w:p>
@@ -5868,7 +6244,7 @@
           <w:b/>
           <w:i w:val="0"/>
         </w:rPr>
-        <w:t>12.3.</w:t>
+        <w:t>13.2.</w:t>
       </w:r>
       <w:r>
         <w:rPr>
@@ -5876,20 +6252,7 @@
           <w:b w:val="0"/>
           <w:i w:val="0"/>
         </w:rPr>
-        <w:t xml:space="preserve"> Эрчим хүчний ундаа, мөрийтэй тоглоом, бооцоо, тоглоомын эд зүйл (skin) худалдаалах, кейс нээх сайт, архи, тамхины үйлдвэрлэл, худалдааны байгууллагаас ивээн тэтгэлэг авахгүй.</w:t>
-      </w:r>
-    </w:p>
-    <w:p>
-      <w:pPr>
-        <w:pStyle w:val="Heading2"/>
-      </w:pPr>
-      <w:r>
-        <w:rPr>
-          <w:rFonts w:ascii="Arial" w:hAnsi="Arial" w:cs="Arial" w:eastAsia="Arial"/>
-          <w:b w:val="0"/>
-          <w:i w:val="0"/>
-        </w:rPr>
-        <w:t>Арван гурав. Мэдээлэл, зураг, бичлэг, шууд дамжуулалт</w:t>
+        <w:t xml:space="preserve"> Зураг, видео бичлэгийг зөвхөн эцэг эх, асран хамгаалагчийн зөвшөөрөлтэй сурагчдаас авна (Хүний хувийн мэдээлэл хамгаалах тухай хуулийн 8 дугаар зүйл, Хүүхэд хамгааллын тухай хуулийн 8.4).</w:t>
       </w:r>
     </w:p>
     <w:p>
@@ -5904,7 +6267,7 @@
           <w:b/>
           <w:i w:val="0"/>
         </w:rPr>
-        <w:t>13.1.</w:t>
+        <w:t>13.3.</w:t>
       </w:r>
       <w:r>
         <w:rPr>
@@ -5912,7 +6275,23 @@
           <w:b w:val="0"/>
           <w:i w:val="0"/>
         </w:rPr>
-        <w:t xml:space="preserve"> Тэмцээний дүнг (оролцогчийн нэр, анги) сургуулийн мэдээллийн самбар, албан ёсны хуудсанд нийтэлнэ. Нэр нийтлэхийг зөвшөөрөөгүй оролцогчийн нэрийг нийтлэхгүй.</w:t>
+        <w:t xml:space="preserve"> Тоглолтыг Урлагийн заалын LED дэлгэцээр үзүүлэхээс гадна сургуулийн албан ёсны Facebook хуудас “Octolearn London School”-д 2026.10.24–25-нд </w:t>
+      </w:r>
+      <w:r>
+        <w:rPr>
+          <w:rFonts w:ascii="Arial" w:hAnsi="Arial" w:cs="Arial" w:eastAsia="Arial"/>
+          <w:b/>
+          <w:i w:val="0"/>
+        </w:rPr>
+        <w:t>нээлттэй шууд дамжуулна</w:t>
+      </w:r>
+      <w:r>
+        <w:rPr>
+          <w:rFonts w:ascii="Arial" w:hAnsi="Arial" w:cs="Arial" w:eastAsia="Arial"/>
+          <w:b w:val="0"/>
+          <w:i w:val="0"/>
+        </w:rPr>
+        <w:t>. Дамжуулалтад зөвхөн тоглоомын дүрс (90 секундын хоцрогдолтой) ба тайлбарлагчийн дуу гарна; тоглогчдын царай, дуу хоолой, жинхэнэ нэр гарахгүй; шагнал гардуулах ёслолыг дамжуулахгүй.</w:t>
       </w:r>
     </w:p>
     <w:p>
@@ -5927,7 +6306,7 @@
           <w:b/>
           <w:i w:val="0"/>
         </w:rPr>
-        <w:t>13.2.</w:t>
+        <w:t>13.4.</w:t>
       </w:r>
       <w:r>
         <w:rPr>
@@ -5935,7 +6314,7 @@
           <w:b w:val="0"/>
           <w:i w:val="0"/>
         </w:rPr>
-        <w:t xml:space="preserve"> Зураг, видео бичлэгийг зөвхөн эцэг эх, асран хамгаалагчийн зөвшөөрөлтэй сурагчдаас авна (Хүний хувийн мэдээлэл хамгаалах тухай хуулийн 8 дугаар зүйл, Хүүхэд хамгааллын тухай хуулийн 8.4).</w:t>
+        <w:t xml:space="preserve"> Онлайн дамжуулалтад харагдахыг зөвшөөрөөгүй (зөвшөөрлийн хуудасны 3б-д “Үгүй” гэсэн) тоглогч зөвхөн Зохион байгуулагчаас олгосон хоч нэрээр харагдана. Тайлбарлагч, хөтлөгч сурагчийн дуу хоолойг зөвхөн зөвшөөрлийн үндсэн дээр дамжуулна.</w:t>
       </w:r>
     </w:p>
     <w:p>
@@ -5950,7 +6329,7 @@
           <w:b/>
           <w:i w:val="0"/>
         </w:rPr>
-        <w:t>13.3.</w:t>
+        <w:t>13.5.</w:t>
       </w:r>
       <w:r>
         <w:rPr>
@@ -5958,56 +6337,7 @@
           <w:b w:val="0"/>
           <w:i w:val="0"/>
         </w:rPr>
-        <w:t xml:space="preserve"> Тоглолтыг </w:t>
-      </w:r>
-      <w:r>
-        <w:rPr>
-          <w:rFonts w:ascii="Arial" w:hAnsi="Arial" w:cs="Arial" w:eastAsia="Arial"/>
-          <w:b w:val="0"/>
-          <w:i w:val="0"/>
-          <w:highlight w:val="yellow"/>
-        </w:rPr>
-        <w:t>[Танхимын нэр]</w:t>
-      </w:r>
-      <w:r>
-        <w:rPr>
-          <w:rFonts w:ascii="Arial" w:hAnsi="Arial" w:cs="Arial" w:eastAsia="Arial"/>
-          <w:b w:val="0"/>
-          <w:i w:val="0"/>
-        </w:rPr>
-        <w:t>-д проектороор үзүүлэхээс гадна сургуулийн албан ёсны Facebook хуудас “</w:t>
-      </w:r>
-      <w:r>
-        <w:rPr>
-          <w:rFonts w:ascii="Arial" w:hAnsi="Arial" w:cs="Arial" w:eastAsia="Arial"/>
-          <w:b w:val="0"/>
-          <w:i w:val="0"/>
-        </w:rPr>
-        <w:t>Octolearn London School</w:t>
-      </w:r>
-      <w:r>
-        <w:rPr>
-          <w:rFonts w:ascii="Arial" w:hAnsi="Arial" w:cs="Arial" w:eastAsia="Arial"/>
-          <w:b w:val="0"/>
-          <w:i w:val="0"/>
-        </w:rPr>
-        <w:t xml:space="preserve">”-д 2026.10.24–25-нд </w:t>
-      </w:r>
-      <w:r>
-        <w:rPr>
-          <w:rFonts w:ascii="Arial" w:hAnsi="Arial" w:cs="Arial" w:eastAsia="Arial"/>
-          <w:b/>
-          <w:i w:val="0"/>
-        </w:rPr>
-        <w:t>нээлттэй шууд дамжуулна</w:t>
-      </w:r>
-      <w:r>
-        <w:rPr>
-          <w:rFonts w:ascii="Arial" w:hAnsi="Arial" w:cs="Arial" w:eastAsia="Arial"/>
-          <w:b w:val="0"/>
-          <w:i w:val="0"/>
-        </w:rPr>
-        <w:t>. Дамжуулалтад зөвхөн тоглоомын дүрс (90 секундын хоцрогдолтой) ба тайлбарлагчийн дуу гарна; тоглогчдын царай, дуу хоолой, жинхэнэ нэр гарахгүй; шагнал гардуулах ёслолыг дамжуулахгүй.</w:t>
+        <w:t xml:space="preserve"> Шууд дамжуулалтыг насанд хүрсэн хянагч (хуудасны админ) хянаж, сэтгэгдлийг шүүнэ. Хувийн мэдээлэл, царай, тоглогчийн дуу хоолой, доромжлол гарсан, эсхүл захирал, сургалтын менежерийн шийдвэрээр дамжуулалтыг нэн даруй зогсооно. Дамжуулалтыг сургуулийн интернэтээс тусдаа холболтоор хийнэ.</w:t>
       </w:r>
     </w:p>
     <w:p>
@@ -6022,7 +6352,7 @@
           <w:b/>
           <w:i w:val="0"/>
         </w:rPr>
-        <w:t>13.4.</w:t>
+        <w:t>13.6.</w:t>
       </w:r>
       <w:r>
         <w:rPr>
@@ -6030,7 +6360,23 @@
           <w:b w:val="0"/>
           <w:i w:val="0"/>
         </w:rPr>
-        <w:t xml:space="preserve"> Онлайн дамжуулалтад харагдахыг зөвшөөрөөгүй (зөвшөөрлийн хуудасны 3б-д “Үгүй” гэсэн) тоглогч зөвхөн Хорооноос олгосон хоч нэрээр харагдана. Тайлбарлагч, хөтлөгч сурагчийн дуу хоолойг зөвхөн зөвшөөрлийн үндсэн дээр дамжуулна.</w:t>
+        <w:t xml:space="preserve"> Шууд дамжуулалтын бичлэгийг </w:t>
+      </w:r>
+      <w:r>
+        <w:rPr>
+          <w:rFonts w:ascii="Arial" w:hAnsi="Arial" w:cs="Arial" w:eastAsia="Arial"/>
+          <w:b/>
+          <w:i w:val="0"/>
+        </w:rPr>
+        <w:t>2026 оны 11 дүгээр сарын 01-ний дотор</w:t>
+      </w:r>
+      <w:r>
+        <w:rPr>
+          <w:rFonts w:ascii="Arial" w:hAnsi="Arial" w:cs="Arial" w:eastAsia="Arial"/>
+          <w:b w:val="0"/>
+          <w:i w:val="0"/>
+        </w:rPr>
+        <w:t xml:space="preserve"> хуудаснаас устгана. Зохион байгуулагчийн дотоод хэрэгцээний бичлэг, оролцогчдын хувийн мэдээллийг зөвхөн тэмцээний зорилгоор ашиглаж, 2026 оны 12 дугаар сарын 31-ний дотор устгана (дүн, өргөмжлөлийн бүртгэл, хураамжийн баримт, шагнал олгосон бүртгэлээс бусад).</w:t>
       </w:r>
     </w:p>
     <w:p>
@@ -6045,7 +6391,7 @@
           <w:b/>
           <w:i w:val="0"/>
         </w:rPr>
-        <w:t>13.5.</w:t>
+        <w:t>13.7.</w:t>
       </w:r>
       <w:r>
         <w:rPr>
@@ -6053,7 +6399,35 @@
           <w:b w:val="0"/>
           <w:i w:val="0"/>
         </w:rPr>
-        <w:t xml:space="preserve"> Шууд дамжуулалтыг насанд хүрсэн хянагч (хуудасны админ) хянаж, сэтгэгдлийг шүүнэ. Хувийн мэдээлэл, царай, тоглогчийн дуу хоолой, доромжлол гарсан, эсхүл Хорооны даргын шийдвэрээр дамжуулалтыг нэн даруй зогсооно. Дамжуулалтыг сургуулийн интернэтээс тусдаа холболтоор хийнэ.</w:t>
+        <w:t xml:space="preserve"> Тэмцээний цахим хуудас (https://shgge.github.io/cs2-2026/)-нд бүртгэл, хуваарь, оноо, хэсгийн дүн, хасагдах шатны схемийг нийтэлнэ. Нийтэд </w:t>
+      </w:r>
+      <w:r>
+        <w:rPr>
+          <w:rFonts w:ascii="Arial" w:hAnsi="Arial" w:cs="Arial" w:eastAsia="Arial"/>
+          <w:b/>
+          <w:i w:val="0"/>
+        </w:rPr>
+        <w:t>зөвхөн ангийн (багийн) нэр, хуваарь, оноо</w:t>
+      </w:r>
+      <w:r>
+        <w:rPr>
+          <w:rFonts w:ascii="Arial" w:hAnsi="Arial" w:cs="Arial" w:eastAsia="Arial"/>
+          <w:b w:val="0"/>
+          <w:i w:val="0"/>
+        </w:rPr>
+        <w:t xml:space="preserve"> харагдах бөгөөд тоглогчийн нэр, Steam нэр, SteamID нийтлэгдэхгүй. Цахим системийн мэдээллийг Supabase Inc. (гадаад дахь үүлэн сервер) боловсруулж, шууд дамжуулалттай холбоотойг 2026.11.01-ний, бусдыг 2026.12.31-ний дотор устгана (2 дугаар хавсралтын нэмэлт маягт 05б). Цахим систем ажиллахгүй үед цаасан маягт, 4 дүгээр хавсралтын хүснэгтээр үргэлжлүүлнэ.</w:t>
+      </w:r>
+    </w:p>
+    <w:p>
+      <w:pPr>
+        <w:pStyle w:val="Heading2"/>
+      </w:pPr>
+      <w:r>
+        <w:rPr>
+          <w:rFonts w:ascii="Arial" w:hAnsi="Arial" w:cs="Arial" w:eastAsia="Arial"/>
+          <w:i w:val="0"/>
+        </w:rPr>
+        <w:t>Арван дөрөв. Бусад</w:t>
       </w:r>
     </w:p>
     <w:p>
@@ -6068,7 +6442,7 @@
           <w:b/>
           <w:i w:val="0"/>
         </w:rPr>
-        <w:t>13.6.</w:t>
+        <w:t>14.1.</w:t>
       </w:r>
       <w:r>
         <w:rPr>
@@ -6076,23 +6450,7 @@
           <w:b w:val="0"/>
           <w:i w:val="0"/>
         </w:rPr>
-        <w:t xml:space="preserve"> Шууд дамжуулалтын бичлэгийг </w:t>
-      </w:r>
-      <w:r>
-        <w:rPr>
-          <w:rFonts w:ascii="Arial" w:hAnsi="Arial" w:cs="Arial" w:eastAsia="Arial"/>
-          <w:b/>
-          <w:i w:val="0"/>
-        </w:rPr>
-        <w:t>2026 оны 11 дүгээр сарын 01-ний дотор</w:t>
-      </w:r>
-      <w:r>
-        <w:rPr>
-          <w:rFonts w:ascii="Arial" w:hAnsi="Arial" w:cs="Arial" w:eastAsia="Arial"/>
-          <w:b w:val="0"/>
-          <w:i w:val="0"/>
-        </w:rPr>
-        <w:t xml:space="preserve"> хуудаснаас устгана. Хорооны дотоод хэрэгцээний бичлэг, оролцогчдын хувийн мэдээллийг зөвхөн тэмцээний зорилгоор ашиглаж, 2026 оны 12 дугаар сарын 31-ний дотор устгана (дүн, өргөмжлөлийн бүртгэлээс бусад).</w:t>
+        <w:t xml:space="preserve"> Тэмцээнийг Valve корпорацын “Limited Game Tournament License”-ийн нөхцөлийн дагуу бүртгүүлж зохион байгуулна. Энэ нь Valve корпорацаас зохион байгуулсан, ивээн тэтгэсэн тэмцээн биш. Лицензийн нөхцөл тэмцээний хураамж авахыг хориглодоггүй бөгөөд шагналын сангийн хуваарилалт тодорхой (11.8), санхүүгийн мэдээлэл ил тод (11.11) байхыг шаардана. Тоглогч, шүүгч, Зохион байгуулагч болон бусад ажилтан бооцоо тавихыг хориглоно.</w:t>
       </w:r>
     </w:p>
     <w:p>
@@ -6107,7 +6465,7 @@
           <w:b/>
           <w:i w:val="0"/>
         </w:rPr>
-        <w:t>13.7.</w:t>
+        <w:t>14.2.</w:t>
       </w:r>
       <w:r>
         <w:rPr>
@@ -6115,36 +6473,7 @@
           <w:b w:val="0"/>
           <w:i w:val="0"/>
         </w:rPr>
-        <w:t xml:space="preserve"> Тэмцээний цахим хуудас (https://shgge.github.io/cs2-2026/)-нд бүртгэл, хуваарь, оноо, хэсгийн дүн, хасагдах шатны схемийг нийтэлнэ. Нийтэд </w:t>
-      </w:r>
-      <w:r>
-        <w:rPr>
-          <w:rFonts w:ascii="Arial" w:hAnsi="Arial" w:cs="Arial" w:eastAsia="Arial"/>
-          <w:b/>
-          <w:i w:val="0"/>
-        </w:rPr>
-        <w:t>зөвхөн ангийн (багийн) нэр, хуваарь, оноо</w:t>
-      </w:r>
-      <w:r>
-        <w:rPr>
-          <w:rFonts w:ascii="Arial" w:hAnsi="Arial" w:cs="Arial" w:eastAsia="Arial"/>
-          <w:b w:val="0"/>
-          <w:i w:val="0"/>
-        </w:rPr>
-        <w:t xml:space="preserve"> харагдах бөгөөд тоглогчийн нэр, Steam нэр, SteamID нийтлэгдэхгүй. Цахим системийн мэдээллийг Supabase Inc. (гадаад дахь үүлэн сервер) боловсруулж, шууд дамжуулалттай холбоотойг 2026.11.01-ний, бусдыг 2026.12.31-ний дотор устгана (2 дугаар хавсралтын нэмэлт маягт 05б). Цахим систем ажиллахгүй үед цаасан маягт, 4 дүгээр хавсралтын хүснэгтээр үргэлжлүүлнэ.</w:t>
-      </w:r>
-    </w:p>
-    <w:p>
-      <w:pPr>
-        <w:pStyle w:val="Heading2"/>
-      </w:pPr>
-      <w:r>
-        <w:rPr>
-          <w:rFonts w:ascii="Arial" w:hAnsi="Arial" w:cs="Arial" w:eastAsia="Arial"/>
-          <w:b w:val="0"/>
-          <w:i w:val="0"/>
-        </w:rPr>
-        <w:t>Арван дөрөв. Бусад</w:t>
+        <w:t xml:space="preserve"> Техникийн шалтгаанаар (интернэт, цахилгаан тасрах, тоглоомын шинэчлэлт гэх мэт) хуваарийг Зохион байгуулагч өөрчилж, багийн ахлагч, менежерт нэн даруй мэдэгдэнэ; шаардлагатай бол сургалтын менежер Г.Жаргалтай зөвшилцөнө. Тэмцээн 10.24–25-ны хоёр өдөрт багтаж дуусна.</w:t>
       </w:r>
     </w:p>
     <w:p>
@@ -6159,7 +6488,7 @@
           <w:b/>
           <w:i w:val="0"/>
         </w:rPr>
-        <w:t>14.1.</w:t>
+        <w:t>14.3.</w:t>
       </w:r>
       <w:r>
         <w:rPr>
@@ -6167,7 +6496,7 @@
           <w:b w:val="0"/>
           <w:i w:val="0"/>
         </w:rPr>
-        <w:t xml:space="preserve"> Тэмцээнийг Valve корпорацын “Limited Game Tournament License”-ийн нөхцөлийн дагуу бүртгүүлж зохион байгуулна. Энэ нь Valve корпорацаас зохион байгуулсан, ивээн тэтгэсэн тэмцээн биш. Лицензийн нөхцөл тэмцээний хураамж авахыг хориглодоггүй бөгөөд шагналын сангийн хуваарилалт тодорхой (11.1, 11.5), санхүүгийн мэдээлэл ил тод (6.13) байхыг шаардана. Тоглогч, зохион байгуулагч, ажилтан бооцоо тавихыг хориглоно.</w:t>
+        <w:t xml:space="preserve"> Энэхүү удирдамжид тусгагдаагүй асуудлыг Зохион байгуулагч шийдвэрлэнэ (шаардлагатай бол сургалтын менежер Г.Жаргалтай зөвшилцөнө).</w:t>
       </w:r>
     </w:p>
     <w:p>
@@ -6182,7 +6511,7 @@
           <w:b/>
           <w:i w:val="0"/>
         </w:rPr>
-        <w:t>14.2.</w:t>
+        <w:t>14.4.</w:t>
       </w:r>
       <w:r>
         <w:rPr>
@@ -6190,60 +6519,13 @@
           <w:b w:val="0"/>
           <w:i w:val="0"/>
         </w:rPr>
-        <w:t xml:space="preserve"> Техникийн шалтгаанаар (интернэт, цахилгаан тасрах, тоглоомын шинэчлэлт гэх мэт) хуваарийг Хороо өөрчилж, багийн ахлагч, менежерт нэн даруй мэдэгдэнэ. Тэмцээн 10.24–25-ны хоёр өдөрт багтаж дуусна.</w:t>
-      </w:r>
-    </w:p>
-    <w:p>
-      <w:pPr>
-        <w:spacing w:after="60"/>
-        <w:ind w:left="454" w:hanging="454"/>
-        <w:jc w:val="both"/>
-      </w:pPr>
-      <w:r>
-        <w:rPr>
-          <w:rFonts w:ascii="Arial" w:hAnsi="Arial" w:cs="Arial" w:eastAsia="Arial"/>
-          <w:b/>
-          <w:i w:val="0"/>
-        </w:rPr>
-        <w:t>14.3.</w:t>
-      </w:r>
-      <w:r>
-        <w:rPr>
-          <w:rFonts w:ascii="Arial" w:hAnsi="Arial" w:cs="Arial" w:eastAsia="Arial"/>
-          <w:b w:val="0"/>
-          <w:i w:val="0"/>
-        </w:rPr>
-        <w:t xml:space="preserve"> Энэхүү удирдамжид тусгагдаагүй асуудлыг Хороо шийдвэрлэнэ.</w:t>
-      </w:r>
-    </w:p>
-    <w:p>
-      <w:pPr>
-        <w:spacing w:after="60"/>
-        <w:ind w:left="454" w:hanging="454"/>
-        <w:jc w:val="both"/>
-      </w:pPr>
-      <w:r>
-        <w:rPr>
-          <w:rFonts w:ascii="Arial" w:hAnsi="Arial" w:cs="Arial" w:eastAsia="Arial"/>
-          <w:b/>
-          <w:i w:val="0"/>
-        </w:rPr>
-        <w:t>14.4.</w:t>
-      </w:r>
-      <w:r>
-        <w:rPr>
-          <w:rFonts w:ascii="Arial" w:hAnsi="Arial" w:cs="Arial" w:eastAsia="Arial"/>
-          <w:b w:val="0"/>
-          <w:i w:val="0"/>
-        </w:rPr>
-        <w:t xml:space="preserve"> Хүсэлт, асуултаа зохион байгуулагч А.Мөнгөншагайд (утас 60114971, 94741053) гаргана.</w:t>
+        <w:t xml:space="preserve"> Хүсэлт, асуултаа Зохион байгуулагч А.Мөнгөншагайд (утас 60114971, 94741053) гаргана.</w:t>
       </w:r>
     </w:p>
     <w:p/>
     <w:p>
       <w:pPr>
-        <w:spacing w:before="120"/>
-        <w:jc w:val="center"/>
+        <w:spacing w:before="200"/>
       </w:pPr>
       <w:r>
         <w:rPr>
@@ -6251,7 +6533,36 @@
           <w:b/>
           <w:i w:val="0"/>
         </w:rPr>
-        <w:t>ЗОХИОН БАЙГУУЛАХ ХОРОО</w:t>
+        <w:t>ЗОХИОН БАЙГУУЛАГЧ:</w:t>
+      </w:r>
+      <w:r>
+        <w:rPr>
+          <w:rFonts w:ascii="Arial" w:hAnsi="Arial" w:cs="Arial" w:eastAsia="Arial"/>
+          <w:b w:val="0"/>
+          <w:i w:val="0"/>
+        </w:rPr>
+        <w:t xml:space="preserve"> Мэдээллийн технологийн багш ........................ /А.Мөнгөншагай/</w:t>
+      </w:r>
+    </w:p>
+    <w:p>
+      <w:pPr>
+        <w:spacing w:before="200"/>
+      </w:pPr>
+      <w:r>
+        <w:rPr>
+          <w:rFonts w:ascii="Arial" w:hAnsi="Arial" w:cs="Arial" w:eastAsia="Arial"/>
+          <w:b/>
+          <w:i w:val="0"/>
+        </w:rPr>
+        <w:t>ХЯНАСАН:</w:t>
+      </w:r>
+      <w:r>
+        <w:rPr>
+          <w:rFonts w:ascii="Arial" w:hAnsi="Arial" w:cs="Arial" w:eastAsia="Arial"/>
+          <w:b w:val="0"/>
+          <w:i w:val="0"/>
+        </w:rPr>
+        <w:t xml:space="preserve"> Сургалтын менежер ........................ /Г.Жаргал/</w:t>
       </w:r>
     </w:p>
     <w:p/>
@@ -6272,7 +6583,7 @@
       <w:pPr>
         <w:spacing w:after="60"/>
         <w:ind w:left="454" w:hanging="454"/>
-        <w:jc w:val="both"/>
+        <w:jc w:val="left"/>
       </w:pPr>
       <w:r>
         <w:rPr>
@@ -6297,7 +6608,7 @@
       <w:pPr>
         <w:spacing w:after="60"/>
         <w:ind w:left="454" w:hanging="454"/>
-        <w:jc w:val="both"/>
+        <w:jc w:val="left"/>
       </w:pPr>
       <w:r>
         <w:rPr>
@@ -6322,7 +6633,7 @@
       <w:pPr>
         <w:spacing w:after="60"/>
         <w:ind w:left="454" w:hanging="454"/>
-        <w:jc w:val="both"/>
+        <w:jc w:val="left"/>
       </w:pPr>
       <w:r>
         <w:rPr>
@@ -6347,7 +6658,7 @@
       <w:pPr>
         <w:spacing w:after="60"/>
         <w:ind w:left="454" w:hanging="454"/>
-        <w:jc w:val="both"/>
+        <w:jc w:val="left"/>
       </w:pPr>
       <w:r>
         <w:rPr>
@@ -6372,25 +6683,750 @@
       <w:pPr>
         <w:spacing w:after="60"/>
         <w:ind w:left="454" w:hanging="454"/>
+        <w:jc w:val="left"/>
+      </w:pPr>
+      <w:r>
+        <w:rPr>
+          <w:rFonts w:ascii="Arial" w:hAnsi="Arial" w:cs="Arial" w:eastAsia="Arial"/>
+          <w:b/>
+          <w:i w:val="0"/>
+          <w:sz w:val="20"/>
+        </w:rPr>
+        <w:t>5.</w:t>
+      </w:r>
+      <w:r>
+        <w:rPr>
+          <w:rFonts w:ascii="Arial" w:hAnsi="Arial" w:cs="Arial" w:eastAsia="Arial"/>
+          <w:b w:val="0"/>
+          <w:i w:val="0"/>
+          <w:sz w:val="20"/>
+        </w:rPr>
+        <w:t xml:space="preserve"> Төсөв, тэмцээний хураамжийн шагналын сан (09_Tosov.xlsx)</w:t>
+      </w:r>
+    </w:p>
+    <w:p>
+      <w:pPr>
+        <w:spacing w:after="60"/>
+        <w:ind w:left="454" w:hanging="454"/>
+        <w:jc w:val="left"/>
+      </w:pPr>
+      <w:r>
+        <w:rPr>
+          <w:rFonts w:ascii="Arial" w:hAnsi="Arial" w:cs="Arial" w:eastAsia="Arial"/>
+          <w:b/>
+          <w:i w:val="0"/>
+          <w:sz w:val="20"/>
+        </w:rPr>
+        <w:t>6.</w:t>
+      </w:r>
+      <w:r>
+        <w:rPr>
+          <w:rFonts w:ascii="Arial" w:hAnsi="Arial" w:cs="Arial" w:eastAsia="Arial"/>
+          <w:b w:val="0"/>
+          <w:i w:val="0"/>
+          <w:sz w:val="20"/>
+        </w:rPr>
+        <w:t xml:space="preserve"> Шагнал олгосон бүртгэл (энэхүү удирдамжийн сүүлийн хуудас)</w:t>
+      </w:r>
+    </w:p>
+    <w:p>
+      <w:r>
+        <w:br w:type="page"/>
+      </w:r>
+    </w:p>
+    <w:p>
+      <w:pPr>
+        <w:jc w:val="right"/>
+      </w:pPr>
+      <w:r>
+        <w:rPr>
+          <w:rFonts w:ascii="Arial" w:hAnsi="Arial" w:cs="Arial" w:eastAsia="Arial"/>
+          <w:b w:val="0"/>
+          <w:i/>
+          <w:sz w:val="19"/>
+        </w:rPr>
+        <w:t>“Сургуулийн аварга – CS2 2026” тэмцээний удирдамжийн 6 дугаар хавсралт</w:t>
+      </w:r>
+    </w:p>
+    <w:p>
+      <w:pPr>
+        <w:spacing w:after="40"/>
+        <w:jc w:val="center"/>
+      </w:pPr>
+      <w:r>
+        <w:rPr>
+          <w:rFonts w:ascii="Arial" w:hAnsi="Arial" w:cs="Arial" w:eastAsia="Arial"/>
+          <w:b/>
+          <w:i w:val="0"/>
+          <w:sz w:val="26"/>
+        </w:rPr>
+        <w:t>ШАГНАЛ ОЛГОСОН БҮРТГЭЛ</w:t>
+      </w:r>
+    </w:p>
+    <w:p>
+      <w:pPr>
+        <w:spacing w:after="160"/>
+        <w:jc w:val="center"/>
+      </w:pPr>
+      <w:r>
+        <w:rPr>
+          <w:rFonts w:ascii="Arial" w:hAnsi="Arial" w:cs="Arial" w:eastAsia="Arial"/>
+          <w:b w:val="0"/>
+          <w:i w:val="0"/>
+          <w:sz w:val="20"/>
+        </w:rPr>
+        <w:t>Octolearn London School · Хаалтын ажиллагаа, 2026 оны 10 дугаар сарын 25-ны өдөр (Ням)</w:t>
+      </w:r>
+    </w:p>
+    <w:tbl>
+      <w:tblPr>
+        <w:tblStyle w:val="TableGrid"/>
+        <w:tblW w:type="auto" w:w="0"/>
+        <w:jc w:val="center"/>
+        <w:tblLayout w:type="fixed"/>
+        <w:tblLook w:firstColumn="1" w:firstRow="1" w:lastColumn="0" w:lastRow="0" w:noHBand="0" w:noVBand="1" w:val="04A0"/>
+      </w:tblPr>
+      <w:tblGrid>
+        <w:gridCol w:w="1531"/>
+        <w:gridCol w:w="1701"/>
+        <w:gridCol w:w="1417"/>
+        <w:gridCol w:w="2154"/>
+        <w:gridCol w:w="1417"/>
+        <w:gridCol w:w="1134"/>
+      </w:tblGrid>
+      <w:tr>
+        <w:trPr>
+          <w:tblHeader w:val="true"/>
+        </w:trPr>
+        <w:tc>
+          <w:tcPr>
+            <w:tcW w:type="dxa" w:w="1531"/>
+            <w:vAlign w:val="center"/>
+            <w:shd w:val="clear" w:color="auto" w:fill="D9E2F3"/>
+          </w:tcPr>
+          <w:p>
+            <w:pPr>
+              <w:spacing w:after="20" w:line="240" w:lineRule="auto"/>
+              <w:jc w:val="center"/>
+            </w:pPr>
+            <w:r/>
+            <w:r>
+              <w:rPr>
+                <w:rFonts w:ascii="Arial" w:hAnsi="Arial" w:cs="Arial" w:eastAsia="Arial"/>
+                <w:b/>
+                <w:i w:val="0"/>
+                <w:sz w:val="20"/>
+              </w:rPr>
+              <w:t>Байр</w:t>
+            </w:r>
+          </w:p>
+        </w:tc>
+        <w:tc>
+          <w:tcPr>
+            <w:tcW w:type="dxa" w:w="1701"/>
+            <w:vAlign w:val="center"/>
+            <w:shd w:val="clear" w:color="auto" w:fill="D9E2F3"/>
+          </w:tcPr>
+          <w:p>
+            <w:pPr>
+              <w:spacing w:after="20" w:line="240" w:lineRule="auto"/>
+              <w:jc w:val="center"/>
+            </w:pPr>
+            <w:r/>
+            <w:r>
+              <w:rPr>
+                <w:rFonts w:ascii="Arial" w:hAnsi="Arial" w:cs="Arial" w:eastAsia="Arial"/>
+                <w:b/>
+                <w:i w:val="0"/>
+                <w:sz w:val="20"/>
+              </w:rPr>
+              <w:t>Анги / MVP тоглогч</w:t>
+            </w:r>
+          </w:p>
+        </w:tc>
+        <w:tc>
+          <w:tcPr>
+            <w:tcW w:type="dxa" w:w="1417"/>
+            <w:vAlign w:val="center"/>
+            <w:shd w:val="clear" w:color="auto" w:fill="D9E2F3"/>
+          </w:tcPr>
+          <w:p>
+            <w:pPr>
+              <w:spacing w:after="20" w:line="240" w:lineRule="auto"/>
+              <w:jc w:val="center"/>
+            </w:pPr>
+            <w:r/>
+            <w:r>
+              <w:rPr>
+                <w:rFonts w:ascii="Arial" w:hAnsi="Arial" w:cs="Arial" w:eastAsia="Arial"/>
+                <w:b/>
+                <w:i w:val="0"/>
+                <w:sz w:val="20"/>
+              </w:rPr>
+              <w:t>Мөнгөн дүн</w:t>
+            </w:r>
+          </w:p>
+        </w:tc>
+        <w:tc>
+          <w:tcPr>
+            <w:tcW w:type="dxa" w:w="2154"/>
+            <w:vAlign w:val="center"/>
+            <w:shd w:val="clear" w:color="auto" w:fill="D9E2F3"/>
+          </w:tcPr>
+          <w:p>
+            <w:pPr>
+              <w:spacing w:after="20" w:line="240" w:lineRule="auto"/>
+              <w:jc w:val="center"/>
+            </w:pPr>
+            <w:r/>
+            <w:r>
+              <w:rPr>
+                <w:rFonts w:ascii="Arial" w:hAnsi="Arial" w:cs="Arial" w:eastAsia="Arial"/>
+                <w:b/>
+                <w:i w:val="0"/>
+                <w:sz w:val="20"/>
+              </w:rPr>
+              <w:t>Хүлээн авсан хүний овог нэр</w:t>
+            </w:r>
+          </w:p>
+        </w:tc>
+        <w:tc>
+          <w:tcPr>
+            <w:tcW w:type="dxa" w:w="1417"/>
+            <w:vAlign w:val="center"/>
+            <w:shd w:val="clear" w:color="auto" w:fill="D9E2F3"/>
+          </w:tcPr>
+          <w:p>
+            <w:pPr>
+              <w:spacing w:after="20" w:line="240" w:lineRule="auto"/>
+              <w:jc w:val="center"/>
+            </w:pPr>
+            <w:r/>
+            <w:r>
+              <w:rPr>
+                <w:rFonts w:ascii="Arial" w:hAnsi="Arial" w:cs="Arial" w:eastAsia="Arial"/>
+                <w:b/>
+                <w:i w:val="0"/>
+                <w:sz w:val="20"/>
+              </w:rPr>
+              <w:t>Гарын үсэг</w:t>
+            </w:r>
+          </w:p>
+        </w:tc>
+        <w:tc>
+          <w:tcPr>
+            <w:tcW w:type="dxa" w:w="1134"/>
+            <w:vAlign w:val="center"/>
+            <w:shd w:val="clear" w:color="auto" w:fill="D9E2F3"/>
+          </w:tcPr>
+          <w:p>
+            <w:pPr>
+              <w:spacing w:after="20" w:line="240" w:lineRule="auto"/>
+              <w:jc w:val="center"/>
+            </w:pPr>
+            <w:r/>
+            <w:r>
+              <w:rPr>
+                <w:rFonts w:ascii="Arial" w:hAnsi="Arial" w:cs="Arial" w:eastAsia="Arial"/>
+                <w:b/>
+                <w:i w:val="0"/>
+                <w:sz w:val="20"/>
+              </w:rPr>
+              <w:t>Огноо</w:t>
+            </w:r>
+          </w:p>
+        </w:tc>
+      </w:tr>
+      <w:tr>
+        <w:trPr>
+          <w:trHeight w:val="850" w:hRule="atLeast"/>
+        </w:trPr>
+        <w:tc>
+          <w:tcPr>
+            <w:tcW w:type="dxa" w:w="1531"/>
+            <w:vAlign w:val="center"/>
+          </w:tcPr>
+          <w:p>
+            <w:pPr>
+              <w:spacing w:after="20" w:line="240" w:lineRule="auto"/>
+            </w:pPr>
+            <w:r/>
+            <w:r>
+              <w:rPr>
+                <w:rFonts w:ascii="Arial" w:hAnsi="Arial" w:cs="Arial" w:eastAsia="Arial"/>
+                <w:b w:val="0"/>
+                <w:i w:val="0"/>
+                <w:sz w:val="20"/>
+              </w:rPr>
+              <w:t>1 дүгээр байр</w:t>
+            </w:r>
+          </w:p>
+        </w:tc>
+        <w:tc>
+          <w:tcPr>
+            <w:tcW w:type="dxa" w:w="1701"/>
+            <w:vAlign w:val="center"/>
+          </w:tcPr>
+          <w:p>
+            <w:pPr>
+              <w:spacing w:after="20" w:line="240" w:lineRule="auto"/>
+            </w:pPr>
+            <w:r/>
+          </w:p>
+        </w:tc>
+        <w:tc>
+          <w:tcPr>
+            <w:tcW w:type="dxa" w:w="1417"/>
+            <w:vAlign w:val="center"/>
+          </w:tcPr>
+          <w:p>
+            <w:pPr>
+              <w:spacing w:after="20" w:line="240" w:lineRule="auto"/>
+              <w:jc w:val="right"/>
+            </w:pPr>
+            <w:r/>
+            <w:r>
+              <w:rPr>
+                <w:rFonts w:ascii="Arial" w:hAnsi="Arial" w:cs="Arial" w:eastAsia="Arial"/>
+                <w:b w:val="0"/>
+                <w:i w:val="0"/>
+                <w:sz w:val="20"/>
+              </w:rPr>
+              <w:t>600 000 ₮</w:t>
+            </w:r>
+          </w:p>
+        </w:tc>
+        <w:tc>
+          <w:tcPr>
+            <w:tcW w:type="dxa" w:w="2154"/>
+            <w:vAlign w:val="center"/>
+          </w:tcPr>
+          <w:p>
+            <w:pPr>
+              <w:spacing w:after="20" w:line="240" w:lineRule="auto"/>
+            </w:pPr>
+            <w:r/>
+          </w:p>
+        </w:tc>
+        <w:tc>
+          <w:tcPr>
+            <w:tcW w:type="dxa" w:w="1417"/>
+            <w:vAlign w:val="center"/>
+          </w:tcPr>
+          <w:p>
+            <w:pPr>
+              <w:spacing w:after="20" w:line="240" w:lineRule="auto"/>
+            </w:pPr>
+            <w:r/>
+          </w:p>
+        </w:tc>
+        <w:tc>
+          <w:tcPr>
+            <w:tcW w:type="dxa" w:w="1134"/>
+            <w:vAlign w:val="center"/>
+          </w:tcPr>
+          <w:p>
+            <w:pPr>
+              <w:spacing w:after="20" w:line="240" w:lineRule="auto"/>
+            </w:pPr>
+            <w:r/>
+          </w:p>
+        </w:tc>
+      </w:tr>
+      <w:tr>
+        <w:trPr>
+          <w:trHeight w:val="850" w:hRule="atLeast"/>
+        </w:trPr>
+        <w:tc>
+          <w:tcPr>
+            <w:tcW w:type="dxa" w:w="1531"/>
+            <w:vAlign w:val="center"/>
+          </w:tcPr>
+          <w:p>
+            <w:pPr>
+              <w:spacing w:after="20" w:line="240" w:lineRule="auto"/>
+            </w:pPr>
+            <w:r/>
+            <w:r>
+              <w:rPr>
+                <w:rFonts w:ascii="Arial" w:hAnsi="Arial" w:cs="Arial" w:eastAsia="Arial"/>
+                <w:b w:val="0"/>
+                <w:i w:val="0"/>
+                <w:sz w:val="20"/>
+              </w:rPr>
+              <w:t>2 дугаар байр</w:t>
+            </w:r>
+          </w:p>
+        </w:tc>
+        <w:tc>
+          <w:tcPr>
+            <w:tcW w:type="dxa" w:w="1701"/>
+            <w:vAlign w:val="center"/>
+          </w:tcPr>
+          <w:p>
+            <w:pPr>
+              <w:spacing w:after="20" w:line="240" w:lineRule="auto"/>
+            </w:pPr>
+            <w:r/>
+          </w:p>
+        </w:tc>
+        <w:tc>
+          <w:tcPr>
+            <w:tcW w:type="dxa" w:w="1417"/>
+            <w:vAlign w:val="center"/>
+          </w:tcPr>
+          <w:p>
+            <w:pPr>
+              <w:spacing w:after="20" w:line="240" w:lineRule="auto"/>
+              <w:jc w:val="right"/>
+            </w:pPr>
+            <w:r/>
+            <w:r>
+              <w:rPr>
+                <w:rFonts w:ascii="Arial" w:hAnsi="Arial" w:cs="Arial" w:eastAsia="Arial"/>
+                <w:b w:val="0"/>
+                <w:i w:val="0"/>
+                <w:sz w:val="20"/>
+              </w:rPr>
+              <w:t>360 000 ₮</w:t>
+            </w:r>
+          </w:p>
+        </w:tc>
+        <w:tc>
+          <w:tcPr>
+            <w:tcW w:type="dxa" w:w="2154"/>
+            <w:vAlign w:val="center"/>
+          </w:tcPr>
+          <w:p>
+            <w:pPr>
+              <w:spacing w:after="20" w:line="240" w:lineRule="auto"/>
+            </w:pPr>
+            <w:r/>
+          </w:p>
+        </w:tc>
+        <w:tc>
+          <w:tcPr>
+            <w:tcW w:type="dxa" w:w="1417"/>
+            <w:vAlign w:val="center"/>
+          </w:tcPr>
+          <w:p>
+            <w:pPr>
+              <w:spacing w:after="20" w:line="240" w:lineRule="auto"/>
+            </w:pPr>
+            <w:r/>
+          </w:p>
+        </w:tc>
+        <w:tc>
+          <w:tcPr>
+            <w:tcW w:type="dxa" w:w="1134"/>
+            <w:vAlign w:val="center"/>
+          </w:tcPr>
+          <w:p>
+            <w:pPr>
+              <w:spacing w:after="20" w:line="240" w:lineRule="auto"/>
+            </w:pPr>
+            <w:r/>
+          </w:p>
+        </w:tc>
+      </w:tr>
+      <w:tr>
+        <w:trPr>
+          <w:trHeight w:val="850" w:hRule="atLeast"/>
+        </w:trPr>
+        <w:tc>
+          <w:tcPr>
+            <w:tcW w:type="dxa" w:w="1531"/>
+            <w:vAlign w:val="center"/>
+          </w:tcPr>
+          <w:p>
+            <w:pPr>
+              <w:spacing w:after="20" w:line="240" w:lineRule="auto"/>
+            </w:pPr>
+            <w:r/>
+            <w:r>
+              <w:rPr>
+                <w:rFonts w:ascii="Arial" w:hAnsi="Arial" w:cs="Arial" w:eastAsia="Arial"/>
+                <w:b w:val="0"/>
+                <w:i w:val="0"/>
+                <w:sz w:val="20"/>
+              </w:rPr>
+              <w:t>3 дугаар байр</w:t>
+            </w:r>
+          </w:p>
+        </w:tc>
+        <w:tc>
+          <w:tcPr>
+            <w:tcW w:type="dxa" w:w="1701"/>
+            <w:vAlign w:val="center"/>
+          </w:tcPr>
+          <w:p>
+            <w:pPr>
+              <w:spacing w:after="20" w:line="240" w:lineRule="auto"/>
+            </w:pPr>
+            <w:r/>
+          </w:p>
+        </w:tc>
+        <w:tc>
+          <w:tcPr>
+            <w:tcW w:type="dxa" w:w="1417"/>
+            <w:vAlign w:val="center"/>
+          </w:tcPr>
+          <w:p>
+            <w:pPr>
+              <w:spacing w:after="20" w:line="240" w:lineRule="auto"/>
+              <w:jc w:val="right"/>
+            </w:pPr>
+            <w:r/>
+            <w:r>
+              <w:rPr>
+                <w:rFonts w:ascii="Arial" w:hAnsi="Arial" w:cs="Arial" w:eastAsia="Arial"/>
+                <w:b w:val="0"/>
+                <w:i w:val="0"/>
+                <w:sz w:val="20"/>
+              </w:rPr>
+              <w:t>240 000 ₮</w:t>
+            </w:r>
+          </w:p>
+        </w:tc>
+        <w:tc>
+          <w:tcPr>
+            <w:tcW w:type="dxa" w:w="2154"/>
+            <w:vAlign w:val="center"/>
+          </w:tcPr>
+          <w:p>
+            <w:pPr>
+              <w:spacing w:after="20" w:line="240" w:lineRule="auto"/>
+            </w:pPr>
+            <w:r/>
+          </w:p>
+        </w:tc>
+        <w:tc>
+          <w:tcPr>
+            <w:tcW w:type="dxa" w:w="1417"/>
+            <w:vAlign w:val="center"/>
+          </w:tcPr>
+          <w:p>
+            <w:pPr>
+              <w:spacing w:after="20" w:line="240" w:lineRule="auto"/>
+            </w:pPr>
+            <w:r/>
+          </w:p>
+        </w:tc>
+        <w:tc>
+          <w:tcPr>
+            <w:tcW w:type="dxa" w:w="1134"/>
+            <w:vAlign w:val="center"/>
+          </w:tcPr>
+          <w:p>
+            <w:pPr>
+              <w:spacing w:after="20" w:line="240" w:lineRule="auto"/>
+            </w:pPr>
+            <w:r/>
+          </w:p>
+        </w:tc>
+      </w:tr>
+      <w:tr>
+        <w:trPr>
+          <w:trHeight w:val="850" w:hRule="atLeast"/>
+        </w:trPr>
+        <w:tc>
+          <w:tcPr>
+            <w:tcW w:type="dxa" w:w="1531"/>
+            <w:vAlign w:val="center"/>
+          </w:tcPr>
+          <w:p>
+            <w:pPr>
+              <w:spacing w:after="20" w:line="240" w:lineRule="auto"/>
+            </w:pPr>
+            <w:r/>
+            <w:r>
+              <w:rPr>
+                <w:rFonts w:ascii="Arial" w:hAnsi="Arial" w:cs="Arial" w:eastAsia="Arial"/>
+                <w:b w:val="0"/>
+                <w:i w:val="0"/>
+                <w:sz w:val="20"/>
+              </w:rPr>
+              <w:t>MVP</w:t>
+            </w:r>
+          </w:p>
+        </w:tc>
+        <w:tc>
+          <w:tcPr>
+            <w:tcW w:type="dxa" w:w="1701"/>
+            <w:vAlign w:val="center"/>
+          </w:tcPr>
+          <w:p>
+            <w:pPr>
+              <w:spacing w:after="20" w:line="240" w:lineRule="auto"/>
+            </w:pPr>
+            <w:r/>
+          </w:p>
+        </w:tc>
+        <w:tc>
+          <w:tcPr>
+            <w:tcW w:type="dxa" w:w="1417"/>
+            <w:vAlign w:val="center"/>
+          </w:tcPr>
+          <w:p>
+            <w:pPr>
+              <w:spacing w:after="20" w:line="240" w:lineRule="auto"/>
+              <w:jc w:val="right"/>
+            </w:pPr>
+            <w:r/>
+            <w:r>
+              <w:rPr>
+                <w:rFonts w:ascii="Arial" w:hAnsi="Arial" w:cs="Arial" w:eastAsia="Arial"/>
+                <w:b w:val="0"/>
+                <w:i w:val="0"/>
+                <w:sz w:val="20"/>
+              </w:rPr>
+              <w:t>100 000 ₮</w:t>
+            </w:r>
+          </w:p>
+        </w:tc>
+        <w:tc>
+          <w:tcPr>
+            <w:tcW w:type="dxa" w:w="2154"/>
+            <w:vAlign w:val="center"/>
+          </w:tcPr>
+          <w:p>
+            <w:pPr>
+              <w:spacing w:after="20" w:line="240" w:lineRule="auto"/>
+            </w:pPr>
+            <w:r/>
+          </w:p>
+        </w:tc>
+        <w:tc>
+          <w:tcPr>
+            <w:tcW w:type="dxa" w:w="1417"/>
+            <w:vAlign w:val="center"/>
+          </w:tcPr>
+          <w:p>
+            <w:pPr>
+              <w:spacing w:after="20" w:line="240" w:lineRule="auto"/>
+            </w:pPr>
+            <w:r/>
+          </w:p>
+        </w:tc>
+        <w:tc>
+          <w:tcPr>
+            <w:tcW w:type="dxa" w:w="1134"/>
+            <w:vAlign w:val="center"/>
+          </w:tcPr>
+          <w:p>
+            <w:pPr>
+              <w:spacing w:after="20" w:line="240" w:lineRule="auto"/>
+            </w:pPr>
+            <w:r/>
+          </w:p>
+        </w:tc>
+      </w:tr>
+      <w:tr>
+        <w:tc>
+          <w:tcPr>
+            <w:tcW w:type="dxa" w:w="3232"/>
+            <w:gridSpan w:val="2"/>
+            <w:vAlign w:val="center"/>
+            <w:shd w:val="clear" w:color="auto" w:fill="F2F2F2"/>
+          </w:tcPr>
+          <w:p>
+            <w:pPr>
+              <w:spacing w:after="20" w:line="240" w:lineRule="auto"/>
+            </w:pPr>
+            <w:r/>
+            <w:r>
+              <w:rPr>
+                <w:rFonts w:ascii="Arial" w:hAnsi="Arial" w:cs="Arial" w:eastAsia="Arial"/>
+                <w:b/>
+                <w:i w:val="0"/>
+                <w:sz w:val="20"/>
+              </w:rPr>
+              <w:t>Нийт мөнгөн шагнал</w:t>
+            </w:r>
+          </w:p>
+        </w:tc>
+        <w:tc>
+          <w:tcPr>
+            <w:tcW w:type="dxa" w:w="1417"/>
+            <w:vAlign w:val="center"/>
+            <w:shd w:val="clear" w:color="auto" w:fill="F2F2F2"/>
+          </w:tcPr>
+          <w:p>
+            <w:pPr>
+              <w:spacing w:after="20" w:line="240" w:lineRule="auto"/>
+              <w:jc w:val="right"/>
+            </w:pPr>
+            <w:r/>
+            <w:r>
+              <w:rPr>
+                <w:rFonts w:ascii="Arial" w:hAnsi="Arial" w:cs="Arial" w:eastAsia="Arial"/>
+                <w:b/>
+                <w:i w:val="0"/>
+                <w:sz w:val="20"/>
+              </w:rPr>
+              <w:t>1 300 000 ₮</w:t>
+            </w:r>
+          </w:p>
+        </w:tc>
+        <w:tc>
+          <w:tcPr>
+            <w:tcW w:type="dxa" w:w="4705"/>
+            <w:gridSpan w:val="3"/>
+            <w:vAlign w:val="center"/>
+            <w:shd w:val="clear" w:color="auto" w:fill="F2F2F2"/>
+          </w:tcPr>
+          <w:p>
+            <w:pPr>
+              <w:spacing w:after="20" w:line="240" w:lineRule="auto"/>
+            </w:pPr>
+            <w:r/>
+          </w:p>
+        </w:tc>
+      </w:tr>
+    </w:tbl>
+    <w:p>
+      <w:pPr>
+        <w:spacing w:after="40"/>
+      </w:pPr>
+    </w:p>
+    <w:p>
+      <w:pPr>
         <w:jc w:val="both"/>
       </w:pPr>
       <w:r>
         <w:rPr>
           <w:rFonts w:ascii="Arial" w:hAnsi="Arial" w:cs="Arial" w:eastAsia="Arial"/>
-          <w:b/>
-          <w:i w:val="0"/>
-          <w:sz w:val="20"/>
-        </w:rPr>
-        <w:t>5.</w:t>
-      </w:r>
-      <w:r>
-        <w:rPr>
-          <w:rFonts w:ascii="Arial" w:hAnsi="Arial" w:cs="Arial" w:eastAsia="Arial"/>
           <w:b w:val="0"/>
-          <w:i w:val="0"/>
-          <w:sz w:val="20"/>
-        </w:rPr>
-        <w:t xml:space="preserve"> Төсөв, тэмцээний хураамжийн шагналын сан (09_Tosov.xlsx)</w:t>
+          <w:i/>
+          <w:sz w:val="19"/>
+        </w:rPr>
+        <w:t>Тайлбар: (1) Багийн мөнгөн шагналыг багийн ахлагч хүлээн авч гарын үсэг зурах бөгөөд түүнийг багийн 6 тоглогчид тэнцүү хуваана (тоглогч бүрд 100 000 ₮ / 60 000 ₮ / 40 000 ₮; удирдамжийн 11.8, 11.9). (2) MVP-ийн мөнгөн шагналыг тоглогч өөрөө хүлээн авч гарын үсэг зурна. (3) MVP-ийн жижиг цомыг (20 000 ₮) хураамжаас худалдан авч эд зүйлээр олгоно. (4) Хураамжийн нийт орлого 1 320 000 ₮ = мөнгөн шагнал 1 300 000 ₮ + MVP-ийн жижиг цом 20 000 ₮.</w:t>
+      </w:r>
+    </w:p>
+    <w:p>
+      <w:pPr>
+        <w:spacing w:before="320"/>
+      </w:pPr>
+      <w:r>
+        <w:rPr>
+          <w:rFonts w:ascii="Arial" w:hAnsi="Arial" w:cs="Arial" w:eastAsia="Arial"/>
+          <w:b w:val="0"/>
+          <w:i w:val="0"/>
+        </w:rPr>
+        <w:t>Олгосон: Зохион байгуулагч ........................ /А.Мөнгөншагай/</w:t>
+      </w:r>
+    </w:p>
+    <w:p>
+      <w:pPr>
+        <w:spacing w:before="200"/>
+      </w:pPr>
+      <w:r>
+        <w:rPr>
+          <w:rFonts w:ascii="Arial" w:hAnsi="Arial" w:cs="Arial" w:eastAsia="Arial"/>
+          <w:b w:val="0"/>
+          <w:i w:val="0"/>
+        </w:rPr>
+        <w:t>Хянасан: Сургалтын менежер ........................ /Г.Жаргал/</w:t>
       </w:r>
     </w:p>
     <w:sectPr>

--- a/docs/assets/docs/02_Udirdamj.docx
+++ b/docs/assets/docs/02_Udirdamj.docx
@@ -814,7 +814,7 @@
                 <w:i w:val="0"/>
                 <w:sz w:val="20"/>
               </w:rPr>
-              <w:t>Эцэг эх, асран хамгаалагчийн зөвшөөрөл (05, 05б) — анги удирдсан багшид; цаасан мэдүүлэг (04) болон тэмцээний хураамж 120 000 ₮ (баримттай) — Зохион байгуулагч А.Мөнгөншагайд</w:t>
+              <w:t>Эцэг эх, асран хамгаалагчийн зөвшөөрөл (05, 05б) — анги удирдсан багшид; цаасан мэдүүлэг (04) болон тэмцээний хураамж (баг бүр 120 000 ₮, баримттай) — Зохион байгуулагч А.Мөнгөншагайд</w:t>
             </w:r>
           </w:p>
         </w:tc>
@@ -2413,7 +2413,7 @@
           <w:b w:val="0"/>
           <w:i w:val="0"/>
         </w:rPr>
-        <w:t xml:space="preserve"> Ангийн баг бүр </w:t>
+        <w:t xml:space="preserve"> Тэмцээнд оролцох </w:t>
       </w:r>
       <w:r>
         <w:rPr>
@@ -2421,6 +2421,22 @@
           <w:b/>
           <w:i w:val="0"/>
         </w:rPr>
+        <w:t>12 баг бүр</w:t>
+      </w:r>
+      <w:r>
+        <w:rPr>
+          <w:rFonts w:ascii="Arial" w:hAnsi="Arial" w:cs="Arial" w:eastAsia="Arial"/>
+          <w:b w:val="0"/>
+          <w:i w:val="0"/>
+        </w:rPr>
+        <w:t xml:space="preserve"> (11 ангийн баг болон удирдлага, багш нарын баг) </w:t>
+      </w:r>
+      <w:r>
+        <w:rPr>
+          <w:rFonts w:ascii="Arial" w:hAnsi="Arial" w:cs="Arial" w:eastAsia="Arial"/>
+          <w:b/>
+          <w:i w:val="0"/>
+        </w:rPr>
         <w:t>тэмцээний хураамж 120 000 ₮</w:t>
       </w:r>
       <w:r>
@@ -2429,23 +2445,7 @@
           <w:b w:val="0"/>
           <w:i w:val="0"/>
         </w:rPr>
-        <w:t xml:space="preserve"> төлнө (6 тоглогчтой багт нэг тоглогчид ойролцоогоор 20 000 ₮ ногдоно). </w:t>
-      </w:r>
-      <w:r>
-        <w:rPr>
-          <w:rFonts w:ascii="Arial" w:hAnsi="Arial" w:cs="Arial" w:eastAsia="Arial"/>
-          <w:b/>
-          <w:i w:val="0"/>
-        </w:rPr>
-        <w:t>Удирдлага, багш нарын баг хураамж төлөхгүй</w:t>
-      </w:r>
-      <w:r>
-        <w:rPr>
-          <w:rFonts w:ascii="Arial" w:hAnsi="Arial" w:cs="Arial" w:eastAsia="Arial"/>
-          <w:b w:val="0"/>
-          <w:i w:val="0"/>
-        </w:rPr>
-        <w:t xml:space="preserve"> бөгөөд мөнгөн шагнал авахгүй (11.4).</w:t>
+        <w:t xml:space="preserve"> төлнө (6 тоглогчтой багт нэг тоглогчид ойролцоогоор 20 000 ₮ ногдоно). Удирдлага, багш нарын баг хураамжийг бусад багийн адил төлөх боловч мөнгөн шагнал, шилжин явах цом, медаль авахгүй (11.4).</w:t>
       </w:r>
     </w:p>
     <w:p>
@@ -2539,7 +2539,7 @@
           <w:b w:val="0"/>
           <w:i w:val="0"/>
         </w:rPr>
-        <w:t xml:space="preserve"> Хураамжаа хугацаанд нь төлөөгүй ангийн баг тэмцээнд </w:t>
+        <w:t xml:space="preserve"> Хураамжаа хугацаанд нь төлөөгүй баг тэмцээнд </w:t>
       </w:r>
       <w:r>
         <w:rPr>
@@ -2601,7 +2601,7 @@
           <w:b w:val="0"/>
           <w:i w:val="0"/>
         </w:rPr>
-        <w:t xml:space="preserve"> Хураамжийн нийт орлогыг шагналын санд төвлөрүүлж, </w:t>
+        <w:t xml:space="preserve"> Хураамжийн нийт орлогыг (1 440 000 ₮) сургуулийн төсвөөс тусад нь бүртгэж, </w:t>
       </w:r>
       <w:r>
         <w:rPr>
@@ -2617,7 +2617,7 @@
           <w:b w:val="0"/>
           <w:i w:val="0"/>
         </w:rPr>
-        <w:t xml:space="preserve"> зарцуулна (11.7–11.11).</w:t>
+        <w:t xml:space="preserve"> — мөнгөн шагнал болон шилжин явах цом, медаль, өргөмжлөлд зарцуулна (11.7–11.11).</w:t>
       </w:r>
     </w:p>
     <w:p>
@@ -5196,7 +5196,7 @@
           <w:b w:val="0"/>
           <w:i w:val="0"/>
         </w:rPr>
-        <w:t xml:space="preserve"> олгоно. Ангиудын эцсийн байрыг тэмцээний эцсийн эрэмбээс удирдлага, багш нарын багийг хассан дарааллаар тогтооно. Удирдлага, багш нарын баг финалд түрүүлбэл финалд шалгарсан анги аварга болж цом өргөнө; 3-р байрын тоглолтын ялагч 2-р, ялагдагч 3-р байр эзэлнэ. Удирдлага, багш нарын баг шөвгийн 4-т ялагдвал 3-р байрын тоглолтод түүнтэй тоглосон анги 3-р байр эзэлнэ. Удирдлага, багш нарын баг хураамж төлөхгүй, мөнгөн шагнал авахгүй бөгөөд түүнд тусгай өргөмжлөл (эхний 4-д шалгарвал “Хүндэт байр” өргөмжлөл) олгоно.</w:t>
+        <w:t xml:space="preserve"> олгоно. Ангиудын эцсийн байрыг тэмцээний эцсийн эрэмбээс удирдлага, багш нарын багийг хассан дарааллаар тогтооно. Удирдлага, багш нарын баг финалд түрүүлбэл финалд шалгарсан анги аварга болж цом өргөнө; 3-р байрын тоглолтын ялагч 2-р, ялагдагч 3-р байр эзэлнэ. Удирдлага, багш нарын баг шөвгийн 4-т ялагдвал 3-р байрын тоглолтод түүнтэй тоглосон анги 3-р байр эзэлнэ. Удирдлага, багш нарын баг тэмцээний хураамжийг бусад багийн адил төлөх (6.7) боловч мөнгөн шагнал авахгүй бөгөөд түүнд тусгай өргөмжлөл (эхний 4-д шалгарвал “Хүндэт байр” өргөмжлөл) олгоно.</w:t>
       </w:r>
     </w:p>
     <w:p>
@@ -5243,7 +5243,7 @@
           <w:b/>
           <w:i w:val="0"/>
         </w:rPr>
-        <w:t>100 000 ₮</w:t>
+        <w:t>80 000 ₮</w:t>
       </w:r>
       <w:r>
         <w:rPr>
@@ -5325,7 +5325,7 @@
           <w:b w:val="0"/>
           <w:i w:val="0"/>
         </w:rPr>
-        <w:t xml:space="preserve"> Тэмцээний шагналын сан </w:t>
+        <w:t xml:space="preserve"> Тэмцээний </w:t>
       </w:r>
       <w:r>
         <w:rPr>
@@ -5333,7 +5333,7 @@
           <w:b/>
           <w:i w:val="0"/>
         </w:rPr>
-        <w:t>1 200 000 (нэг сая хоёр зуун мянган) төгрөг</w:t>
+        <w:t>мөнгөн шагналын сан 800 000 ₮ (найман зуун мянган төгрөг)</w:t>
       </w:r>
       <w:r>
         <w:rPr>
@@ -5341,7 +5341,7 @@
           <w:b w:val="0"/>
           <w:i w:val="0"/>
         </w:rPr>
-        <w:t xml:space="preserve"> байх бөгөөд түүнийг 1–3 дугаар байр эзэлсэн ангийн багуудын мөнгөн шагналд олгоно.</w:t>
+        <w:t xml:space="preserve"> байх бөгөөд түүнийг 1–3 дугаар байр эзэлсэн ангийн багууд болон тэмцээний шилдэг тоглогч (MVP)-ийн мөнгөн шагналд олгоно.</w:t>
       </w:r>
     </w:p>
     <w:p>
@@ -5364,7 +5364,7 @@
           <w:b w:val="0"/>
           <w:i w:val="0"/>
         </w:rPr>
-        <w:t xml:space="preserve"> Шагналын санг тэмцээний хураамжаас бүрдүүлнэ: 11 ангийн баг × 120 000 ₮ = </w:t>
+        <w:t xml:space="preserve"> Мөнгөн шагналын сан болон шагналын эд зүйлийг тэмцээний хураамжаас бүрдүүлнэ: 12 баг (11 ангийн баг, удирдлага, багш нарын баг) × 120 000 ₮ = </w:t>
       </w:r>
       <w:r>
         <w:rPr>
@@ -5372,7 +5372,7 @@
           <w:b/>
           <w:i w:val="0"/>
         </w:rPr>
-        <w:t>1 320 000 ₮</w:t>
+        <w:t>1 440 000 ₮</w:t>
       </w:r>
       <w:r>
         <w:rPr>
@@ -5380,7 +5380,7 @@
           <w:b w:val="0"/>
           <w:i w:val="0"/>
         </w:rPr>
-        <w:t>. Хураамжийн нийт орлогыг 1–3 дугаар байрын шагналын сан (1 200 000 ₮), шилдэг тоглогч (MVP)-ийн мөнгөн шагнал (100 000 ₮), MVP-ийн жижиг цом (20 000 ₮)-д бүхэлд нь зарцуулж, сургуулийн төсвөөс тусад нь бүртгэнэ. Шагнал, шагналын сангийн хуваарилалт:</w:t>
+        <w:t>. Хураамжийн нийт орлогыг сургуулийн төсвөөс тусад нь бүртгэж, бүхэлд нь шагналд зарцуулна: мөнгөн шагналын сан 800 000 ₮; шагналын эд зүйл 570 000 ₮ — “Сургуулийн аварга” шилжин явах цом 250 000 ₮, цомын нэрийн хавтан, сийлбэр 20 000 ₮, алтан, мөнгөн, хүрэл медаль (3 × 6 ширхэг × 10 000 ₮) 180 000 ₮, өргөмжлөл (20 ширхэг × 5 000 ₮) 100 000 ₮, MVP-ийн жижиг цом 20 000 ₮; хураамжийн нөөц 70 000 ₮ (11.10). Шагнал, мөнгөн шагналын хуваарилалт:</w:t>
       </w:r>
     </w:p>
     <w:tbl>
@@ -5555,94 +5555,6 @@
                 <w:i w:val="0"/>
                 <w:sz w:val="20"/>
               </w:rPr>
-              <w:t>600 000 ₮</w:t>
-            </w:r>
-          </w:p>
-        </w:tc>
-        <w:tc>
-          <w:tcPr>
-            <w:tcW w:type="dxa" w:w="1871"/>
-            <w:vAlign w:val="center"/>
-          </w:tcPr>
-          <w:p>
-            <w:pPr>
-              <w:spacing w:after="20" w:line="240" w:lineRule="auto"/>
-              <w:jc w:val="right"/>
-            </w:pPr>
-            <w:r/>
-            <w:r>
-              <w:rPr>
-                <w:rFonts w:ascii="Arial" w:hAnsi="Arial" w:cs="Arial" w:eastAsia="Arial"/>
-                <w:b w:val="0"/>
-                <w:i w:val="0"/>
-                <w:sz w:val="20"/>
-              </w:rPr>
-              <w:t>100 000 ₮</w:t>
-            </w:r>
-          </w:p>
-        </w:tc>
-      </w:tr>
-      <w:tr>
-        <w:tc>
-          <w:tcPr>
-            <w:tcW w:type="dxa" w:w="1814"/>
-            <w:vAlign w:val="center"/>
-          </w:tcPr>
-          <w:p>
-            <w:pPr>
-              <w:spacing w:after="20" w:line="240" w:lineRule="auto"/>
-            </w:pPr>
-            <w:r/>
-            <w:r>
-              <w:rPr>
-                <w:rFonts w:ascii="Arial" w:hAnsi="Arial" w:cs="Arial" w:eastAsia="Arial"/>
-                <w:b w:val="0"/>
-                <w:i w:val="0"/>
-                <w:sz w:val="20"/>
-              </w:rPr>
-              <w:t>2 дугаар байр</w:t>
-            </w:r>
-          </w:p>
-        </w:tc>
-        <w:tc>
-          <w:tcPr>
-            <w:tcW w:type="dxa" w:w="3969"/>
-            <w:vAlign w:val="center"/>
-          </w:tcPr>
-          <w:p>
-            <w:pPr>
-              <w:spacing w:after="20" w:line="240" w:lineRule="auto"/>
-            </w:pPr>
-            <w:r/>
-            <w:r>
-              <w:rPr>
-                <w:rFonts w:ascii="Arial" w:hAnsi="Arial" w:cs="Arial" w:eastAsia="Arial"/>
-                <w:b w:val="0"/>
-                <w:i w:val="0"/>
-                <w:sz w:val="20"/>
-              </w:rPr>
-              <w:t>Мөнгөн медаль (6), өргөмжлөл</w:t>
-            </w:r>
-          </w:p>
-        </w:tc>
-        <w:tc>
-          <w:tcPr>
-            <w:tcW w:type="dxa" w:w="1701"/>
-            <w:vAlign w:val="center"/>
-          </w:tcPr>
-          <w:p>
-            <w:pPr>
-              <w:spacing w:after="20" w:line="240" w:lineRule="auto"/>
-              <w:jc w:val="right"/>
-            </w:pPr>
-            <w:r/>
-            <w:r>
-              <w:rPr>
-                <w:rFonts w:ascii="Arial" w:hAnsi="Arial" w:cs="Arial" w:eastAsia="Arial"/>
-                <w:b/>
-                <w:i w:val="0"/>
-                <w:sz w:val="20"/>
-              </w:rPr>
               <w:t>360 000 ₮</w:t>
             </w:r>
           </w:p>
@@ -5688,7 +5600,7 @@
                 <w:i w:val="0"/>
                 <w:sz w:val="20"/>
               </w:rPr>
-              <w:t>3 дугаар байр</w:t>
+              <w:t>2 дугаар байр</w:t>
             </w:r>
           </w:p>
         </w:tc>
@@ -5709,7 +5621,7 @@
                 <w:i w:val="0"/>
                 <w:sz w:val="20"/>
               </w:rPr>
-              <w:t>Хүрэл медаль (6), өргөмжлөл</w:t>
+              <w:t>Мөнгөн медаль (6), өргөмжлөл</w:t>
             </w:r>
           </w:p>
         </w:tc>
@@ -5776,6 +5688,94 @@
                 <w:i w:val="0"/>
                 <w:sz w:val="20"/>
               </w:rPr>
+              <w:t>3 дугаар байр</w:t>
+            </w:r>
+          </w:p>
+        </w:tc>
+        <w:tc>
+          <w:tcPr>
+            <w:tcW w:type="dxa" w:w="3969"/>
+            <w:vAlign w:val="center"/>
+          </w:tcPr>
+          <w:p>
+            <w:pPr>
+              <w:spacing w:after="20" w:line="240" w:lineRule="auto"/>
+            </w:pPr>
+            <w:r/>
+            <w:r>
+              <w:rPr>
+                <w:rFonts w:ascii="Arial" w:hAnsi="Arial" w:cs="Arial" w:eastAsia="Arial"/>
+                <w:b w:val="0"/>
+                <w:i w:val="0"/>
+                <w:sz w:val="20"/>
+              </w:rPr>
+              <w:t>Хүрэл медаль (6), өргөмжлөл</w:t>
+            </w:r>
+          </w:p>
+        </w:tc>
+        <w:tc>
+          <w:tcPr>
+            <w:tcW w:type="dxa" w:w="1701"/>
+            <w:vAlign w:val="center"/>
+          </w:tcPr>
+          <w:p>
+            <w:pPr>
+              <w:spacing w:after="20" w:line="240" w:lineRule="auto"/>
+              <w:jc w:val="right"/>
+            </w:pPr>
+            <w:r/>
+            <w:r>
+              <w:rPr>
+                <w:rFonts w:ascii="Arial" w:hAnsi="Arial" w:cs="Arial" w:eastAsia="Arial"/>
+                <w:b/>
+                <w:i w:val="0"/>
+                <w:sz w:val="20"/>
+              </w:rPr>
+              <w:t>120 000 ₮</w:t>
+            </w:r>
+          </w:p>
+        </w:tc>
+        <w:tc>
+          <w:tcPr>
+            <w:tcW w:type="dxa" w:w="1871"/>
+            <w:vAlign w:val="center"/>
+          </w:tcPr>
+          <w:p>
+            <w:pPr>
+              <w:spacing w:after="20" w:line="240" w:lineRule="auto"/>
+              <w:jc w:val="right"/>
+            </w:pPr>
+            <w:r/>
+            <w:r>
+              <w:rPr>
+                <w:rFonts w:ascii="Arial" w:hAnsi="Arial" w:cs="Arial" w:eastAsia="Arial"/>
+                <w:b w:val="0"/>
+                <w:i w:val="0"/>
+                <w:sz w:val="20"/>
+              </w:rPr>
+              <w:t>20 000 ₮</w:t>
+            </w:r>
+          </w:p>
+        </w:tc>
+      </w:tr>
+      <w:tr>
+        <w:tc>
+          <w:tcPr>
+            <w:tcW w:type="dxa" w:w="1814"/>
+            <w:vAlign w:val="center"/>
+          </w:tcPr>
+          <w:p>
+            <w:pPr>
+              <w:spacing w:after="20" w:line="240" w:lineRule="auto"/>
+            </w:pPr>
+            <w:r/>
+            <w:r>
+              <w:rPr>
+                <w:rFonts w:ascii="Arial" w:hAnsi="Arial" w:cs="Arial" w:eastAsia="Arial"/>
+                <w:b w:val="0"/>
+                <w:i w:val="0"/>
+                <w:sz w:val="20"/>
+              </w:rPr>
               <w:t>Шилдэг тоглогч (MVP)</w:t>
             </w:r>
           </w:p>
@@ -5819,7 +5819,7 @@
                 <w:i w:val="0"/>
                 <w:sz w:val="20"/>
               </w:rPr>
-              <w:t>100 000 ₮</w:t>
+              <w:t>80 000 ₮</w:t>
             </w:r>
           </w:p>
         </w:tc>
@@ -5841,7 +5841,7 @@
                 <w:i w:val="0"/>
                 <w:sz w:val="20"/>
               </w:rPr>
-              <w:t>—</w:t>
+              <w:t>— (хувийн шагнал)</w:t>
             </w:r>
           </w:p>
         </w:tc>
@@ -5866,7 +5866,7 @@
                 <w:i w:val="0"/>
                 <w:sz w:val="20"/>
               </w:rPr>
-              <w:t>1–3 дугаар байрын шагналын сан</w:t>
+              <w:t>Мөнгөн шагналын сан (1–3 дугаар байр 720 000 ₮ + MVP 80 000 ₮)</w:t>
             </w:r>
           </w:p>
         </w:tc>
@@ -5890,7 +5890,7 @@
                 <w:i w:val="0"/>
                 <w:sz w:val="20"/>
               </w:rPr>
-              <w:t>1 200 000 ₮</w:t>
+              <w:t>800 000 ₮</w:t>
             </w:r>
           </w:p>
         </w:tc>
@@ -5915,7 +5915,7 @@
                 <w:i w:val="0"/>
                 <w:sz w:val="20"/>
               </w:rPr>
-              <w:t>MVP-ийн мөнгөн шагнал 100 000 ₮, жижиг цом 20 000 ₮</w:t>
+              <w:t>Шагналын эд зүйл (шилжин явах цом, нэрийн хавтан, медаль, өргөмжлөл, MVP-ийн жижиг цом)</w:t>
             </w:r>
           </w:p>
         </w:tc>
@@ -5939,7 +5939,7 @@
                 <w:i w:val="0"/>
                 <w:sz w:val="20"/>
               </w:rPr>
-              <w:t>120 000 ₮</w:t>
+              <w:t>570 000 ₮</w:t>
             </w:r>
           </w:p>
         </w:tc>
@@ -5964,7 +5964,7 @@
                 <w:i w:val="0"/>
                 <w:sz w:val="20"/>
               </w:rPr>
-              <w:t>Нийт = тэмцээний хураамжийн нийт орлого (11 × 120 000 ₮)</w:t>
+              <w:t>Хураамжийн нөөц (11.10)</w:t>
             </w:r>
           </w:p>
         </w:tc>
@@ -5988,7 +5988,56 @@
                 <w:i w:val="0"/>
                 <w:sz w:val="20"/>
               </w:rPr>
-              <w:t>1 320 000 ₮</w:t>
+              <w:t>70 000 ₮</w:t>
+            </w:r>
+          </w:p>
+        </w:tc>
+      </w:tr>
+      <w:tr>
+        <w:tc>
+          <w:tcPr>
+            <w:tcW w:type="dxa" w:w="5783"/>
+            <w:gridSpan w:val="2"/>
+            <w:vAlign w:val="center"/>
+            <w:shd w:val="clear" w:color="auto" w:fill="F2F2F2"/>
+          </w:tcPr>
+          <w:p>
+            <w:pPr>
+              <w:spacing w:after="20" w:line="240" w:lineRule="auto"/>
+            </w:pPr>
+            <w:r/>
+            <w:r>
+              <w:rPr>
+                <w:rFonts w:ascii="Arial" w:hAnsi="Arial" w:cs="Arial" w:eastAsia="Arial"/>
+                <w:b/>
+                <w:i w:val="0"/>
+                <w:sz w:val="20"/>
+              </w:rPr>
+              <w:t>Нийт = тэмцээний хураамжийн нийт орлого (12 × 120 000 ₮)</w:t>
+            </w:r>
+          </w:p>
+        </w:tc>
+        <w:tc>
+          <w:tcPr>
+            <w:tcW w:type="dxa" w:w="3572"/>
+            <w:gridSpan w:val="2"/>
+            <w:vAlign w:val="center"/>
+            <w:shd w:val="clear" w:color="auto" w:fill="F2F2F2"/>
+          </w:tcPr>
+          <w:p>
+            <w:pPr>
+              <w:spacing w:after="20" w:line="240" w:lineRule="auto"/>
+              <w:jc w:val="right"/>
+            </w:pPr>
+            <w:r/>
+            <w:r>
+              <w:rPr>
+                <w:rFonts w:ascii="Arial" w:hAnsi="Arial" w:cs="Arial" w:eastAsia="Arial"/>
+                <w:b/>
+                <w:i w:val="0"/>
+                <w:sz w:val="20"/>
+              </w:rPr>
+              <w:t>1 440 000 ₮</w:t>
             </w:r>
           </w:p>
         </w:tc>
@@ -6058,7 +6107,7 @@
           <w:b w:val="0"/>
           <w:i w:val="0"/>
         </w:rPr>
-        <w:t xml:space="preserve"> Зарим анги хураамж төлөөгүйгээс шагналын санд дутагдал гарвал түүнийг сургуулийн төсвийн нөөц зардлаас (5 дугаар хавсралт) нөхөж, 11.8-д заасан шагналын хэмжээг бууруулахгүй.</w:t>
+        <w:t xml:space="preserve"> Зарим баг хураамж төлөөгүйгээс дутагдал гарвал түүнийг эхлээд хураамжийн нөөцөөс (70 000 ₮), хүрэлцэхгүй бол сургуулийн төсвийн нөөц зардлаас (5 дугаар хавсралт) нөхөж, 11.8-д заасан шагналын хэмжээг бууруулахгүй. Хураамжийн нөөц зарцуулагдаагүй бол түүнийг тоглогчдын ус, хөнгөн зуушинд зарцуулж, тайланд (11.11) тусгана.</w:t>
       </w:r>
     </w:p>
     <w:p>
@@ -6140,7 +6189,7 @@
           <w:b/>
           <w:i w:val="0"/>
         </w:rPr>
-        <w:t>2 206 600 ₮</w:t>
+        <w:t>1 601 600 ₮</w:t>
       </w:r>
       <w:r>
         <w:rPr>
@@ -6148,7 +6197,7 @@
           <w:b w:val="0"/>
           <w:i w:val="0"/>
         </w:rPr>
-        <w:t xml:space="preserve"> (5 дугаар хавсралт); сургуульд байгаа эсвэл зээлж болох тоног төхөөрөмж (гадаад SSD, кабель, нэвтрүүлгийн тоног төхөөрөмж)-ийг хасвал 1 711 600 ₮. Зардлын зарцуулалтыг Зохион байгуулагч баримтжуулж, сургалтын менежер Г.Жаргалд тайлагнана.</w:t>
+        <w:t xml:space="preserve"> (5 дугаар хавсралт); сургуульд байгаа эсвэл зээлж болох тоног төхөөрөмж (гадаад SSD, кабель, нэвтрүүлгийн тоног төхөөрөмж)-ийг хасвал 1 106 600 ₮. Зардлын зарцуулалтыг Зохион байгуулагч баримтжуулж, сургалтын менежер Г.Жаргалд тайлагнана.</w:t>
       </w:r>
     </w:p>
     <w:p>
@@ -6171,7 +6220,7 @@
           <w:b w:val="0"/>
           <w:i w:val="0"/>
         </w:rPr>
-        <w:t xml:space="preserve"> Тэмцээний хураамжаас бүрдэх шагналын санг сургуулийн төсвөөс тусад нь бүртгэж, зөвхөн шагналд зарцуулна (11.7–11.11).</w:t>
+        <w:t xml:space="preserve"> Тэмцээний хураамжийн орлогыг сургуулийн төсвөөс тусад нь бүртгэж, зөвхөн шагналд зарцуулна (11.7–11.11). Шилжин явах цом, нэрийн хавтан, медаль, өргөмжлөл, MVP-ийн жижиг цомыг сургуулийн төсвөөс бус, тэмцээний хураамжаас худалдан авна.</w:t>
       </w:r>
     </w:p>
     <w:p>
@@ -6992,7 +7041,7 @@
                 <w:i w:val="0"/>
                 <w:sz w:val="20"/>
               </w:rPr>
-              <w:t>600 000 ₮</w:t>
+              <w:t>360 000 ₮</w:t>
             </w:r>
           </w:p>
         </w:tc>
@@ -7088,7 +7137,7 @@
                 <w:i w:val="0"/>
                 <w:sz w:val="20"/>
               </w:rPr>
-              <w:t>360 000 ₮</w:t>
+              <w:t>240 000 ₮</w:t>
             </w:r>
           </w:p>
         </w:tc>
@@ -7184,7 +7233,7 @@
                 <w:i w:val="0"/>
                 <w:sz w:val="20"/>
               </w:rPr>
-              <w:t>240 000 ₮</w:t>
+              <w:t>120 000 ₮</w:t>
             </w:r>
           </w:p>
         </w:tc>
@@ -7280,7 +7329,7 @@
                 <w:i w:val="0"/>
                 <w:sz w:val="20"/>
               </w:rPr>
-              <w:t>100 000 ₮</w:t>
+              <w:t>80 000 ₮</w:t>
             </w:r>
           </w:p>
         </w:tc>
@@ -7364,7 +7413,7 @@
                 <w:i w:val="0"/>
                 <w:sz w:val="20"/>
               </w:rPr>
-              <w:t>1 300 000 ₮</w:t>
+              <w:t>800 000 ₮</w:t>
             </w:r>
           </w:p>
         </w:tc>
@@ -7400,7 +7449,7 @@
           <w:i/>
           <w:sz w:val="19"/>
         </w:rPr>
-        <w:t>Тайлбар: (1) Багийн мөнгөн шагналыг багийн ахлагч хүлээн авч гарын үсэг зурах бөгөөд түүнийг багийн 6 тоглогчид тэнцүү хуваана (тоглогч бүрд 100 000 ₮ / 60 000 ₮ / 40 000 ₮; удирдамжийн 11.8, 11.9). (2) MVP-ийн мөнгөн шагналыг тоглогч өөрөө хүлээн авч гарын үсэг зурна. (3) MVP-ийн жижиг цомыг (20 000 ₮) хураамжаас худалдан авч эд зүйлээр олгоно. (4) Хураамжийн нийт орлого 1 320 000 ₮ = мөнгөн шагнал 1 300 000 ₮ + MVP-ийн жижиг цом 20 000 ₮.</w:t>
+        <w:t>Тайлбар: (1) Багийн мөнгөн шагналыг багийн ахлагч хүлээн авч гарын үсэг зурах бөгөөд түүнийг багийн 6 тоглогчид тэнцүү хуваана (тоглогч бүрд 60 000 ₮ / 40 000 ₮ / 20 000 ₮; удирдамжийн 11.8, 11.9). (2) MVP-ийн мөнгөн шагналыг тоглогч өөрөө хүлээн авч гарын үсэг зурна. (3) MVP-ийн жижиг цомыг (20 000 ₮) хураамжаас худалдан авч эд зүйлээр олгоно. (4) Хураамжийн нийт орлого 1 440 000 ₮ = мөнгөн шагналын сан 800 000 ₮ + шагналын эд зүйл 570 000 ₮ + хураамжийн нөөц 70 000 ₮ (11.8, 11.10).</w:t>
       </w:r>
     </w:p>
     <w:p>
